--- a/06-学生侧材料/讲义/学生专用版/5-无机化学/元素推断综合训练-超级充实版（学生专用版）.docx
+++ b/06-学生侧材料/讲义/学生专用版/5-无机化学/元素推断综合训练-超级充实版（学生专用版）.docx
@@ -2,62 +2,6 @@
 <file path=word/document.xml><?xml version="1.0" encoding="utf-8"?>
 <w:document xmlns:w="http://schemas.openxmlformats.org/wordprocessingml/2006/main" xmlns:m="http://schemas.openxmlformats.org/officeDocument/2006/math" xmlns:r="http://schemas.openxmlformats.org/officeDocument/2006/relationships" xmlns:o="urn:schemas-microsoft-com:office:office" xmlns:v="urn:schemas-microsoft-com:vml" xmlns:w10="urn:schemas-microsoft-com:office:word" xmlns:a="http://schemas.openxmlformats.org/drawingml/2006/main" xmlns:pic="http://schemas.openxmlformats.org/drawingml/2006/picture" xmlns:wp="http://schemas.openxmlformats.org/drawingml/2006/wordprocessingDrawing">
   <w:body>
-    <w:bookmarkStart w:id="55" w:name="第八讲元素推断综合训练第二轮元素化学章末收束"/>
-    <w:p>
-      <w:pPr>
-        <w:pStyle w:val="Heading1"/>
-        <w:spacing w:before="280" w:after="120"/>
-        <w:jc w:val="center"/>
-      </w:pPr>
-      <w:r>
-        <w:rPr>
-          <w:rFonts w:hint="eastAsia" w:ascii="Times New Roman" w:hAnsi="Times New Roman" w:eastAsia="SimHei" w:cs="Times New Roman"/>
-        </w:rPr>
-        <w:t>第八讲</w:t>
-      </w:r>
-      <w:r>
-        <w:rPr>
-          <w:rFonts w:hint="eastAsia" w:ascii="Times New Roman" w:hAnsi="Times New Roman" w:eastAsia="Times New Roman" w:cs="Times New Roman"/>
-        </w:rPr>
-        <w:t>：</w:t>
-      </w:r>
-      <w:r>
-        <w:rPr>
-          <w:rFonts w:hint="eastAsia" w:ascii="Times New Roman" w:hAnsi="Times New Roman" w:eastAsia="SimHei" w:cs="Times New Roman"/>
-        </w:rPr>
-        <w:t>元素推断综合训练</w:t>
-      </w:r>
-      <w:r>
-        <w:rPr>
-          <w:rFonts w:hint="eastAsia" w:ascii="Times New Roman" w:hAnsi="Times New Roman" w:eastAsia="Times New Roman" w:cs="Times New Roman"/>
-        </w:rPr>
-        <w:t>（</w:t>
-      </w:r>
-      <w:r>
-        <w:rPr>
-          <w:rFonts w:hint="eastAsia" w:ascii="Times New Roman" w:hAnsi="Times New Roman" w:eastAsia="SimHei" w:cs="Times New Roman"/>
-        </w:rPr>
-        <w:t>第二轮元素化学</w:t>
-      </w:r>
-      <w:r>
-        <w:rPr>
-          <w:rFonts w:hint="eastAsia" w:ascii="Times New Roman" w:hAnsi="Times New Roman" w:eastAsia="Times New Roman" w:cs="Times New Roman"/>
-        </w:rPr>
-        <w:t>·</w:t>
-      </w:r>
-      <w:r>
-        <w:rPr>
-          <w:rFonts w:hint="eastAsia" w:ascii="Times New Roman" w:hAnsi="Times New Roman" w:eastAsia="SimHei" w:cs="Times New Roman"/>
-        </w:rPr>
-        <w:t>章末收束</w:t>
-      </w:r>
-      <w:r>
-        <w:rPr>
-          <w:rFonts w:hint="eastAsia" w:ascii="Times New Roman" w:hAnsi="Times New Roman" w:eastAsia="Times New Roman" w:cs="Times New Roman"/>
-        </w:rPr>
-        <w:t>）</w:t>
-      </w:r>
-    </w:p>
     <w:p>
       <w:pPr>
         <w:spacing w:before="160" w:after="80"/>
@@ -68,718 +12,7 @@
         </w:pict>
       </w:r>
     </w:p>
-    <w:bookmarkStart w:id="9" w:name="学习目标与考纲锚点"/>
-    <w:p>
-      <w:pPr>
-        <w:pStyle w:val="Heading2"/>
-        <w:spacing w:before="280" w:after="120"/>
-      </w:pPr>
-      <w:r>
-        <w:rPr>
-          <w:rFonts w:hint="eastAsia" w:ascii="Times New Roman" w:hAnsi="Times New Roman" w:eastAsia="SimHei" w:cs="Times New Roman"/>
-        </w:rPr>
-        <w:t xml:space="preserve">学习目标与考纲锚点</w:t>
-      </w:r>
-    </w:p>
-    <w:p>
-      <w:pPr>
-        <w:pStyle w:val="BlockText"/>
-        <w:spacing w:after="80"/>
-        <w:ind w:firstLine="420"/>
-      </w:pPr>
-      <w:r>
-        <w:rPr>
-          <w:rFonts w:hint="eastAsia" w:ascii="Times New Roman" w:hAnsi="Times New Roman" w:eastAsia="FangSong" w:cs="Times New Roman"/>
-        </w:rPr>
-        <w:t>对齐考纲</w:t>
-      </w:r>
-      <w:r>
-        <w:rPr>
-          <w:rFonts w:hint="eastAsia" w:ascii="Times New Roman" w:hAnsi="Times New Roman" w:eastAsia="Times New Roman" w:cs="Times New Roman"/>
-        </w:rPr>
-        <w:t>：§13</w:t>
-      </w:r>
-      <w:r>
-        <w:rPr>
-          <w:rFonts w:ascii="Times New Roman" w:hAnsi="Times New Roman" w:eastAsia="Times New Roman" w:cs="Times New Roman"/>
-        </w:rPr>
-        <w:t xml:space="preserve"> </w:t>
-      </w:r>
-      <w:r>
-        <w:rPr>
-          <w:rFonts w:hint="eastAsia" w:ascii="Times New Roman" w:hAnsi="Times New Roman" w:eastAsia="FangSong" w:cs="Times New Roman"/>
-        </w:rPr>
-        <w:t xml:space="preserve">元素化学</w:t>
-      </w:r>
-    </w:p>
-    <w:tbl>
-      <w:tblPr>
-        <w:tblStyle w:val="Table"/>
-        <w:tblW w:type="pct" w:w="5000"/>
-        <w:tblLayout w:type="fixed"/>
-        <w:tblLook w:firstRow="1" w:lastRow="0" w:firstColumn="0" w:lastColumn="0" w:noHBand="0" w:noVBand="0" w:val="0020"/>
-        <w:jc w:val="center"/>
-        <w:tblBorders>
-          <w:top w:val="single" w:sz="12" w:space="0" w:color="333333"/>
-          <w:bottom w:val="single" w:sz="12" w:space="0" w:color="333333"/>
-          <w:left w:val="none"/>
-          <w:right w:val="none"/>
-          <w:insideH w:val="none"/>
-          <w:insideV w:val="none"/>
-        </w:tblBorders>
-      </w:tblPr>
-      <w:tblGrid>
-        <w:gridCol w:w="3960"/>
-        <w:gridCol w:w="3960"/>
-      </w:tblGrid>
-      <w:tr>
-        <w:trPr>
-          <w:tblHeader w:val="on"/>
-        </w:trPr>
-        <w:tc>
-          <w:tcPr>
-            <w:tcBorders>
-              <w:bottom w:val="single" w:sz="6" w:space="0" w:color="333333"/>
-            </w:tcBorders>
-          </w:tcPr>
-          <w:p>
-            <w:pPr>
-              <w:pStyle w:val="Compact"/>
-              <w:jc w:val="center"/>
-            </w:pPr>
-            <w:r>
-              <w:rPr>
-                <w:rFonts w:hint="eastAsia" w:ascii="Times New Roman" w:hAnsi="Times New Roman" w:eastAsia="SimHei" w:cs="Times New Roman"/>
-                <w:b/>
-              </w:rPr>
-              <w:t xml:space="preserve">考纲条目</w:t>
-            </w:r>
-          </w:p>
-        </w:tc>
-        <w:tc>
-          <w:tcPr>
-            <w:tcBorders>
-              <w:bottom w:val="single" w:sz="6" w:space="0" w:color="333333"/>
-            </w:tcBorders>
-          </w:tcPr>
-          <w:p>
-            <w:pPr>
-              <w:pStyle w:val="Compact"/>
-              <w:jc w:val="center"/>
-            </w:pPr>
-            <w:r>
-              <w:rPr>
-                <w:rFonts w:hint="eastAsia" w:ascii="Times New Roman" w:hAnsi="Times New Roman" w:eastAsia="SimHei" w:cs="Times New Roman"/>
-                <w:b/>
-              </w:rPr>
-              <w:t xml:space="preserve">学完本讲应能</w:t>
-            </w:r>
-          </w:p>
-        </w:tc>
-      </w:tr>
-      <w:tr>
-        <w:tc>
-          <w:tcPr/>
-          <w:p>
-            <w:pPr>
-              <w:pStyle w:val="Compact"/>
-              <w:jc w:val="center"/>
-            </w:pPr>
-            <w:r>
-              <w:rPr>
-                <w:rFonts w:ascii="Times New Roman" w:hAnsi="Times New Roman" w:eastAsia="Times New Roman" w:cs="Times New Roman"/>
-              </w:rPr>
-              <w:t xml:space="preserve">§13 </w:t>
-            </w:r>
-            <w:r>
-              <w:rPr>
-                <w:rFonts w:hint="eastAsia" w:ascii="Times New Roman" w:hAnsi="Times New Roman" w:eastAsia="FangSong" w:cs="Times New Roman"/>
-              </w:rPr>
-              <w:t xml:space="preserve">元素化学</w:t>
-            </w:r>
-            <w:r>
-              <w:rPr>
-                <w:rFonts w:ascii="Times New Roman" w:hAnsi="Times New Roman" w:eastAsia="Times New Roman" w:cs="Times New Roman"/>
-              </w:rPr>
-              <w:t xml:space="preserve"> · </w:t>
-            </w:r>
-            <w:r>
-              <w:rPr>
-                <w:rFonts w:hint="eastAsia" w:ascii="Times New Roman" w:hAnsi="Times New Roman" w:eastAsia="FangSong" w:cs="Times New Roman"/>
-              </w:rPr>
-              <w:t xml:space="preserve">推断四步法</w:t>
-            </w:r>
-          </w:p>
-        </w:tc>
-        <w:tc>
-          <w:tcPr/>
-          <w:p>
-            <w:pPr>
-              <w:pStyle w:val="Compact"/>
-              <w:jc w:val="center"/>
-            </w:pPr>
-            <w:r>
-              <w:rPr>
-                <w:rFonts w:hint="eastAsia" w:ascii="Times New Roman" w:hAnsi="Times New Roman" w:eastAsia="FangSong" w:cs="Times New Roman"/>
-              </w:rPr>
-              <w:t>能说出推断四步法</w:t>
-            </w:r>
-            <w:r>
-              <w:rPr>
-                <w:rFonts w:hint="eastAsia" w:ascii="Times New Roman" w:hAnsi="Times New Roman" w:eastAsia="Times New Roman" w:cs="Times New Roman"/>
-              </w:rPr>
-              <w:t>，</w:t>
-            </w:r>
-            <w:r>
-              <w:rPr>
-                <w:rFonts w:hint="eastAsia" w:ascii="Times New Roman" w:hAnsi="Times New Roman" w:eastAsia="FangSong" w:cs="Times New Roman"/>
-              </w:rPr>
-              <w:t>并解释为什么每一步都必须写理由</w:t>
-            </w:r>
-            <w:r>
-              <w:rPr>
-                <w:rFonts w:hint="eastAsia" w:ascii="Times New Roman" w:hAnsi="Times New Roman" w:eastAsia="Times New Roman" w:cs="Times New Roman"/>
-              </w:rPr>
-              <w:t>（</w:t>
-            </w:r>
-            <w:r>
-              <w:rPr>
-                <w:rFonts w:hint="eastAsia" w:ascii="Times New Roman" w:hAnsi="Times New Roman" w:eastAsia="FangSong" w:cs="Times New Roman"/>
-              </w:rPr>
-              <w:t>过程分</w:t>
-            </w:r>
-            <w:r>
-              <w:rPr>
-                <w:rFonts w:hint="eastAsia" w:ascii="Times New Roman" w:hAnsi="Times New Roman" w:eastAsia="Times New Roman" w:cs="Times New Roman"/>
-              </w:rPr>
-              <w:t>）</w:t>
-            </w:r>
-          </w:p>
-        </w:tc>
-      </w:tr>
-      <w:tr>
-        <w:tc>
-          <w:tcPr/>
-          <w:p>
-            <w:pPr>
-              <w:pStyle w:val="Compact"/>
-              <w:jc w:val="center"/>
-            </w:pPr>
-            <w:r>
-              <w:rPr>
-                <w:rFonts w:ascii="Times New Roman" w:hAnsi="Times New Roman" w:eastAsia="Times New Roman" w:cs="Times New Roman"/>
-              </w:rPr>
-              <w:t xml:space="preserve">§13 </w:t>
-            </w:r>
-            <w:r>
-              <w:rPr>
-                <w:rFonts w:hint="eastAsia" w:ascii="Times New Roman" w:hAnsi="Times New Roman" w:eastAsia="FangSong" w:cs="Times New Roman"/>
-              </w:rPr>
-              <w:t xml:space="preserve">元素化学</w:t>
-            </w:r>
-            <w:r>
-              <w:rPr>
-                <w:rFonts w:ascii="Times New Roman" w:hAnsi="Times New Roman" w:eastAsia="Times New Roman" w:cs="Times New Roman"/>
-              </w:rPr>
-              <w:t xml:space="preserve"> · </w:t>
-            </w:r>
-            <w:r>
-              <w:rPr>
-                <w:rFonts w:hint="eastAsia" w:ascii="Times New Roman" w:hAnsi="Times New Roman" w:eastAsia="FangSong" w:cs="Times New Roman"/>
-              </w:rPr>
-              <w:t xml:space="preserve">五类信号识别</w:t>
-            </w:r>
-          </w:p>
-        </w:tc>
-        <w:tc>
-          <w:tcPr/>
-          <w:p>
-            <w:pPr>
-              <w:pStyle w:val="Compact"/>
-              <w:jc w:val="center"/>
-            </w:pPr>
-            <w:r>
-              <w:rPr>
-                <w:rFonts w:hint="eastAsia" w:ascii="Times New Roman" w:hAnsi="Times New Roman" w:eastAsia="FangSong" w:cs="Times New Roman"/>
-              </w:rPr>
-              <w:t>能识别五类信号</w:t>
-            </w:r>
-            <w:r>
-              <w:rPr>
-                <w:rFonts w:hint="eastAsia" w:ascii="Times New Roman" w:hAnsi="Times New Roman" w:eastAsia="Times New Roman" w:cs="Times New Roman"/>
-              </w:rPr>
-              <w:t>（</w:t>
-            </w:r>
-            <w:r>
-              <w:rPr>
-                <w:rFonts w:hint="eastAsia" w:ascii="Times New Roman" w:hAnsi="Times New Roman" w:eastAsia="FangSong" w:cs="Times New Roman"/>
-              </w:rPr>
-              <w:t>颜色</w:t>
-            </w:r>
-            <w:r>
-              <w:rPr>
-                <w:rFonts w:hint="eastAsia" w:ascii="Times New Roman" w:hAnsi="Times New Roman" w:eastAsia="Times New Roman" w:cs="Times New Roman"/>
-              </w:rPr>
-              <w:t>/</w:t>
-            </w:r>
-            <w:r>
-              <w:rPr>
-                <w:rFonts w:hint="eastAsia" w:ascii="Times New Roman" w:hAnsi="Times New Roman" w:eastAsia="FangSong" w:cs="Times New Roman"/>
-              </w:rPr>
-              <w:t>沉淀</w:t>
-            </w:r>
-            <w:r>
-              <w:rPr>
-                <w:rFonts w:hint="eastAsia" w:ascii="Times New Roman" w:hAnsi="Times New Roman" w:eastAsia="Times New Roman" w:cs="Times New Roman"/>
-              </w:rPr>
-              <w:t>/</w:t>
-            </w:r>
-            <w:r>
-              <w:rPr>
-                <w:rFonts w:hint="eastAsia" w:ascii="Times New Roman" w:hAnsi="Times New Roman" w:eastAsia="FangSong" w:cs="Times New Roman"/>
-              </w:rPr>
-              <w:t>气体</w:t>
-            </w:r>
-            <w:r>
-              <w:rPr>
-                <w:rFonts w:hint="eastAsia" w:ascii="Times New Roman" w:hAnsi="Times New Roman" w:eastAsia="Times New Roman" w:cs="Times New Roman"/>
-              </w:rPr>
-              <w:t>/</w:t>
-            </w:r>
-            <w:r>
-              <w:rPr>
-                <w:rFonts w:hint="eastAsia" w:ascii="Times New Roman" w:hAnsi="Times New Roman" w:eastAsia="FangSong" w:cs="Times New Roman"/>
-              </w:rPr>
-              <w:t>价态</w:t>
-            </w:r>
-            <w:r>
-              <w:rPr>
-                <w:rFonts w:hint="eastAsia" w:ascii="Times New Roman" w:hAnsi="Times New Roman" w:eastAsia="Times New Roman" w:cs="Times New Roman"/>
-              </w:rPr>
-              <w:t>/</w:t>
-            </w:r>
-            <w:r>
-              <w:rPr>
-                <w:rFonts w:hint="eastAsia" w:ascii="Times New Roman" w:hAnsi="Times New Roman" w:eastAsia="FangSong" w:cs="Times New Roman"/>
-              </w:rPr>
-              <w:t>配合物</w:t>
-            </w:r>
-            <w:r>
-              <w:rPr>
-                <w:rFonts w:hint="eastAsia" w:ascii="Times New Roman" w:hAnsi="Times New Roman" w:eastAsia="Times New Roman" w:cs="Times New Roman"/>
-              </w:rPr>
-              <w:t>）</w:t>
-            </w:r>
-            <w:r>
-              <w:rPr>
-                <w:rFonts w:hint="eastAsia" w:ascii="Times New Roman" w:hAnsi="Times New Roman" w:eastAsia="FangSong" w:cs="Times New Roman"/>
-              </w:rPr>
-              <w:t>并标注优先级</w:t>
-            </w:r>
-            <w:r>
-              <w:rPr>
-                <w:rFonts w:hint="eastAsia" w:ascii="Times New Roman" w:hAnsi="Times New Roman" w:eastAsia="Times New Roman" w:cs="Times New Roman"/>
-              </w:rPr>
-              <w:t>（</w:t>
-            </w:r>
-            <w:r>
-              <w:rPr>
-                <w:rFonts w:hint="eastAsia" w:ascii="Times New Roman" w:hAnsi="Times New Roman" w:eastAsia="FangSong" w:cs="Times New Roman"/>
-              </w:rPr>
-              <w:t>唯一性</w:t>
-            </w:r>
-            <w:r>
-              <w:rPr>
-                <w:rFonts w:hint="eastAsia" w:ascii="Times New Roman" w:hAnsi="Times New Roman" w:eastAsia="Times New Roman" w:cs="Times New Roman"/>
-              </w:rPr>
-              <w:t>&gt;</w:t>
-            </w:r>
-            <w:r>
-              <w:rPr>
-                <w:rFonts w:hint="eastAsia" w:ascii="Times New Roman" w:hAnsi="Times New Roman" w:eastAsia="FangSong" w:cs="Times New Roman"/>
-              </w:rPr>
-              <w:t>组合</w:t>
-            </w:r>
-            <w:r>
-              <w:rPr>
-                <w:rFonts w:hint="eastAsia" w:ascii="Times New Roman" w:hAnsi="Times New Roman" w:eastAsia="Times New Roman" w:cs="Times New Roman"/>
-              </w:rPr>
-              <w:t>&gt;</w:t>
-            </w:r>
-            <w:r>
-              <w:rPr>
-                <w:rFonts w:hint="eastAsia" w:ascii="Times New Roman" w:hAnsi="Times New Roman" w:eastAsia="FangSong" w:cs="Times New Roman"/>
-              </w:rPr>
-              <w:t>强指向</w:t>
-            </w:r>
-            <w:r>
-              <w:rPr>
-                <w:rFonts w:hint="eastAsia" w:ascii="Times New Roman" w:hAnsi="Times New Roman" w:eastAsia="Times New Roman" w:cs="Times New Roman"/>
-              </w:rPr>
-              <w:t>&gt;</w:t>
-            </w:r>
-            <w:r>
-              <w:rPr>
-                <w:rFonts w:hint="eastAsia" w:ascii="Times New Roman" w:hAnsi="Times New Roman" w:eastAsia="FangSong" w:cs="Times New Roman"/>
-              </w:rPr>
-              <w:t>弱指向</w:t>
-            </w:r>
-            <w:r>
-              <w:rPr>
-                <w:rFonts w:hint="eastAsia" w:ascii="Times New Roman" w:hAnsi="Times New Roman" w:eastAsia="Times New Roman" w:cs="Times New Roman"/>
-              </w:rPr>
-              <w:t>）</w:t>
-            </w:r>
-          </w:p>
-        </w:tc>
-      </w:tr>
-      <w:tr>
-        <w:tc>
-          <w:tcPr/>
-          <w:p>
-            <w:pPr>
-              <w:pStyle w:val="Compact"/>
-              <w:jc w:val="center"/>
-            </w:pPr>
-            <w:r>
-              <w:rPr>
-                <w:rFonts w:ascii="Times New Roman" w:hAnsi="Times New Roman" w:eastAsia="Times New Roman" w:cs="Times New Roman"/>
-              </w:rPr>
-              <w:t xml:space="preserve">§13 </w:t>
-            </w:r>
-            <w:r>
-              <w:rPr>
-                <w:rFonts w:hint="eastAsia" w:ascii="Times New Roman" w:hAnsi="Times New Roman" w:eastAsia="FangSong" w:cs="Times New Roman"/>
-              </w:rPr>
-              <w:t xml:space="preserve">元素化学</w:t>
-            </w:r>
-            <w:r>
-              <w:rPr>
-                <w:rFonts w:ascii="Times New Roman" w:hAnsi="Times New Roman" w:eastAsia="Times New Roman" w:cs="Times New Roman"/>
-              </w:rPr>
-              <w:t xml:space="preserve"> · </w:t>
-            </w:r>
-            <w:r>
-              <w:rPr>
-                <w:rFonts w:hint="eastAsia" w:ascii="Times New Roman" w:hAnsi="Times New Roman" w:eastAsia="FangSong" w:cs="Times New Roman"/>
-              </w:rPr>
-              <w:t xml:space="preserve">排除法与硬约束</w:t>
-            </w:r>
-          </w:p>
-        </w:tc>
-        <w:tc>
-          <w:tcPr/>
-          <w:p>
-            <w:pPr>
-              <w:pStyle w:val="Compact"/>
-              <w:jc w:val="center"/>
-            </w:pPr>
-            <w:r>
-              <w:rPr>
-                <w:rFonts w:hint="eastAsia" w:ascii="Times New Roman" w:hAnsi="Times New Roman" w:eastAsia="FangSong" w:cs="Times New Roman"/>
-              </w:rPr>
-              <w:t>能把</w:t>
-            </w:r>
-            <w:r>
-              <w:rPr>
-                <w:rFonts w:hint="eastAsia" w:ascii="Times New Roman" w:hAnsi="Times New Roman" w:eastAsia="Times New Roman" w:cs="Times New Roman"/>
-              </w:rPr>
-              <w:t>「</w:t>
-            </w:r>
-            <w:r>
-              <w:rPr>
-                <w:rFonts w:hint="eastAsia" w:ascii="Times New Roman" w:hAnsi="Times New Roman" w:eastAsia="FangSong" w:cs="Times New Roman"/>
-              </w:rPr>
-              <w:t>不</w:t>
-            </w:r>
-            <w:r>
-              <w:rPr>
-                <w:rFonts w:hint="eastAsia" w:ascii="Times New Roman" w:hAnsi="Times New Roman" w:eastAsia="Times New Roman" w:cs="Times New Roman"/>
-              </w:rPr>
-              <w:t>/</w:t>
-            </w:r>
-            <w:r>
-              <w:rPr>
-                <w:rFonts w:hint="eastAsia" w:ascii="Times New Roman" w:hAnsi="Times New Roman" w:eastAsia="FangSong" w:cs="Times New Roman"/>
-              </w:rPr>
-              <w:t>无</w:t>
-            </w:r>
-            <w:r>
-              <w:rPr>
-                <w:rFonts w:hint="eastAsia" w:ascii="Times New Roman" w:hAnsi="Times New Roman" w:eastAsia="Times New Roman" w:cs="Times New Roman"/>
-              </w:rPr>
-              <w:t>/</w:t>
-            </w:r>
-            <w:r>
-              <w:rPr>
-                <w:rFonts w:hint="eastAsia" w:ascii="Times New Roman" w:hAnsi="Times New Roman" w:eastAsia="FangSong" w:cs="Times New Roman"/>
-              </w:rPr>
-              <w:t>没有</w:t>
-            </w:r>
-            <w:r>
-              <w:rPr>
-                <w:rFonts w:hint="eastAsia" w:ascii="Times New Roman" w:hAnsi="Times New Roman" w:eastAsia="Times New Roman" w:cs="Times New Roman"/>
-              </w:rPr>
-              <w:t>」</w:t>
-            </w:r>
-            <w:r>
-              <w:rPr>
-                <w:rFonts w:hint="eastAsia" w:ascii="Times New Roman" w:hAnsi="Times New Roman" w:eastAsia="FangSong" w:cs="Times New Roman"/>
-              </w:rPr>
-              <w:t>转化为排除操作</w:t>
-            </w:r>
-            <w:r>
-              <w:rPr>
-                <w:rFonts w:hint="eastAsia" w:ascii="Times New Roman" w:hAnsi="Times New Roman" w:eastAsia="Times New Roman" w:cs="Times New Roman"/>
-              </w:rPr>
-              <w:t>，</w:t>
-            </w:r>
-            <w:r>
-              <w:rPr>
-                <w:rFonts w:hint="eastAsia" w:ascii="Times New Roman" w:hAnsi="Times New Roman" w:eastAsia="FangSong" w:cs="Times New Roman"/>
-              </w:rPr>
-              <w:t>快速缩小候选范围</w:t>
-            </w:r>
-            <w:r>
-              <w:rPr>
-                <w:rFonts w:hint="eastAsia" w:ascii="Times New Roman" w:hAnsi="Times New Roman" w:eastAsia="Times New Roman" w:cs="Times New Roman"/>
-              </w:rPr>
-              <w:t>；</w:t>
-            </w:r>
-            <w:r>
-              <w:rPr>
-                <w:rFonts w:hint="eastAsia" w:ascii="Times New Roman" w:hAnsi="Times New Roman" w:eastAsia="FangSong" w:cs="Times New Roman"/>
-              </w:rPr>
-              <w:t>能在多信号矛盾时回到硬约束重新检查</w:t>
-            </w:r>
-            <w:r>
-              <w:rPr>
-                <w:rFonts w:hint="eastAsia" w:ascii="Times New Roman" w:hAnsi="Times New Roman" w:eastAsia="Times New Roman" w:cs="Times New Roman"/>
-              </w:rPr>
-              <w:t>（</w:t>
-            </w:r>
-            <w:r>
-              <w:rPr>
-                <w:rFonts w:hint="eastAsia" w:ascii="Times New Roman" w:hAnsi="Times New Roman" w:eastAsia="FangSong" w:cs="Times New Roman"/>
-              </w:rPr>
-              <w:t>止损意识</w:t>
-            </w:r>
-            <w:r>
-              <w:rPr>
-                <w:rFonts w:hint="eastAsia" w:ascii="Times New Roman" w:hAnsi="Times New Roman" w:eastAsia="Times New Roman" w:cs="Times New Roman"/>
-              </w:rPr>
-              <w:t>）</w:t>
-            </w:r>
-          </w:p>
-        </w:tc>
-      </w:tr>
-      <w:tr>
-        <w:tc>
-          <w:tcPr/>
-          <w:p>
-            <w:pPr>
-              <w:pStyle w:val="Compact"/>
-              <w:jc w:val="center"/>
-            </w:pPr>
-            <w:r>
-              <w:rPr>
-                <w:rFonts w:ascii="Times New Roman" w:hAnsi="Times New Roman" w:eastAsia="Times New Roman" w:cs="Times New Roman"/>
-              </w:rPr>
-              <w:t xml:space="preserve">§13 </w:t>
-            </w:r>
-            <w:r>
-              <w:rPr>
-                <w:rFonts w:hint="eastAsia" w:ascii="Times New Roman" w:hAnsi="Times New Roman" w:eastAsia="FangSong" w:cs="Times New Roman"/>
-              </w:rPr>
-              <w:t xml:space="preserve">元素化学</w:t>
-            </w:r>
-            <w:r>
-              <w:rPr>
-                <w:rFonts w:ascii="Times New Roman" w:hAnsi="Times New Roman" w:eastAsia="Times New Roman" w:cs="Times New Roman"/>
-              </w:rPr>
-              <w:t xml:space="preserve"> · </w:t>
-            </w:r>
-            <w:r>
-              <w:rPr>
-                <w:rFonts w:hint="eastAsia" w:ascii="Times New Roman" w:hAnsi="Times New Roman" w:eastAsia="FangSong" w:cs="Times New Roman"/>
-              </w:rPr>
-              <w:t xml:space="preserve">推理链书写</w:t>
-            </w:r>
-          </w:p>
-        </w:tc>
-        <w:tc>
-          <w:tcPr/>
-          <w:p>
-            <w:pPr>
-              <w:pStyle w:val="Compact"/>
-              <w:jc w:val="center"/>
-            </w:pPr>
-            <w:r>
-              <w:rPr>
-                <w:rFonts w:hint="eastAsia" w:ascii="Times New Roman" w:hAnsi="Times New Roman" w:eastAsia="FangSong" w:cs="Times New Roman"/>
-              </w:rPr>
-              <w:t>能写出</w:t>
-            </w:r>
-            <w:r>
-              <w:rPr>
-                <w:rFonts w:hint="eastAsia" w:ascii="Times New Roman" w:hAnsi="Times New Roman" w:eastAsia="Times New Roman" w:cs="Times New Roman"/>
-              </w:rPr>
-              <w:t>「</w:t>
-            </w:r>
-            <w:r>
-              <w:rPr>
-                <w:rFonts w:hint="eastAsia" w:ascii="Times New Roman" w:hAnsi="Times New Roman" w:eastAsia="FangSong" w:cs="Times New Roman"/>
-              </w:rPr>
-              <w:t>因为</w:t>
-            </w:r>
-            <w:r>
-              <w:rPr>
-                <w:rFonts w:hint="eastAsia" w:ascii="Times New Roman" w:hAnsi="Times New Roman" w:eastAsia="Times New Roman" w:cs="Times New Roman"/>
-              </w:rPr>
-              <w:t>…</w:t>
-            </w:r>
-            <w:r>
-              <w:rPr>
-                <w:rFonts w:hint="eastAsia" w:ascii="Times New Roman" w:hAnsi="Times New Roman" w:eastAsia="FangSong" w:cs="Times New Roman"/>
-              </w:rPr>
-              <w:t>所以</w:t>
-            </w:r>
-            <w:r>
-              <w:rPr>
-                <w:rFonts w:hint="eastAsia" w:ascii="Times New Roman" w:hAnsi="Times New Roman" w:eastAsia="Times New Roman" w:cs="Times New Roman"/>
-              </w:rPr>
-              <w:t>…」</w:t>
-            </w:r>
-            <w:r>
-              <w:rPr>
-                <w:rFonts w:hint="eastAsia" w:ascii="Times New Roman" w:hAnsi="Times New Roman" w:eastAsia="FangSong" w:cs="Times New Roman"/>
-              </w:rPr>
-              <w:t>的完整推理链</w:t>
-            </w:r>
-            <w:r>
-              <w:rPr>
-                <w:rFonts w:hint="eastAsia" w:ascii="Times New Roman" w:hAnsi="Times New Roman" w:eastAsia="Times New Roman" w:cs="Times New Roman"/>
-              </w:rPr>
-              <w:t>，</w:t>
-            </w:r>
-            <w:r>
-              <w:rPr>
-                <w:rFonts w:hint="eastAsia" w:ascii="Times New Roman" w:hAnsi="Times New Roman" w:eastAsia="FangSong" w:cs="Times New Roman"/>
-              </w:rPr>
-              <w:t>不跳步</w:t>
-            </w:r>
-            <w:r>
-              <w:rPr>
-                <w:rFonts w:hint="eastAsia" w:ascii="Times New Roman" w:hAnsi="Times New Roman" w:eastAsia="Times New Roman" w:cs="Times New Roman"/>
-              </w:rPr>
-              <w:t>、</w:t>
-            </w:r>
-            <w:r>
-              <w:rPr>
-                <w:rFonts w:hint="eastAsia" w:ascii="Times New Roman" w:hAnsi="Times New Roman" w:eastAsia="FangSong" w:cs="Times New Roman"/>
-              </w:rPr>
-              <w:t>不省略排除理由</w:t>
-            </w:r>
-          </w:p>
-        </w:tc>
-      </w:tr>
-      <w:tr>
-        <w:tc>
-          <w:tcPr/>
-          <w:p>
-            <w:pPr>
-              <w:pStyle w:val="Compact"/>
-              <w:jc w:val="center"/>
-            </w:pPr>
-            <w:r>
-              <w:rPr>
-                <w:rFonts w:ascii="Times New Roman" w:hAnsi="Times New Roman" w:eastAsia="Times New Roman" w:cs="Times New Roman"/>
-              </w:rPr>
-              <w:t xml:space="preserve">§13 </w:t>
-            </w:r>
-            <w:r>
-              <w:rPr>
-                <w:rFonts w:hint="eastAsia" w:ascii="Times New Roman" w:hAnsi="Times New Roman" w:eastAsia="FangSong" w:cs="Times New Roman"/>
-              </w:rPr>
-              <w:t xml:space="preserve">元素化学</w:t>
-            </w:r>
-            <w:r>
-              <w:rPr>
-                <w:rFonts w:ascii="Times New Roman" w:hAnsi="Times New Roman" w:eastAsia="Times New Roman" w:cs="Times New Roman"/>
-              </w:rPr>
-              <w:t xml:space="preserve"> · </w:t>
-            </w:r>
-            <w:r>
-              <w:rPr>
-                <w:rFonts w:hint="eastAsia" w:ascii="Times New Roman" w:hAnsi="Times New Roman" w:eastAsia="FangSong" w:cs="Times New Roman"/>
-              </w:rPr>
-              <w:t xml:space="preserve">真题实战</w:t>
-            </w:r>
-          </w:p>
-        </w:tc>
-        <w:tc>
-          <w:tcPr/>
-          <w:p>
-            <w:pPr>
-              <w:pStyle w:val="Compact"/>
-              <w:jc w:val="center"/>
-            </w:pPr>
-            <w:r>
-              <w:rPr>
-                <w:rFonts w:hint="eastAsia" w:ascii="Times New Roman" w:hAnsi="Times New Roman" w:eastAsia="FangSong" w:cs="Times New Roman"/>
-              </w:rPr>
-              <w:t>能独立完成卤素排除法模板题与国初推断真题</w:t>
-            </w:r>
-            <w:r>
-              <w:rPr>
-                <w:rFonts w:hint="eastAsia" w:ascii="Times New Roman" w:hAnsi="Times New Roman" w:eastAsia="Times New Roman" w:cs="Times New Roman"/>
-              </w:rPr>
-              <w:t>（37/38/39</w:t>
-            </w:r>
-            <w:r>
-              <w:rPr>
-                <w:rFonts w:ascii="Times New Roman" w:hAnsi="Times New Roman" w:eastAsia="Times New Roman" w:cs="Times New Roman"/>
-              </w:rPr>
-              <w:t xml:space="preserve"> </w:t>
-            </w:r>
-            <w:r>
-              <w:rPr>
-                <w:rFonts w:hint="eastAsia" w:ascii="Times New Roman" w:hAnsi="Times New Roman" w:eastAsia="FangSong" w:cs="Times New Roman"/>
-              </w:rPr>
-              <w:t>届</w:t>
-            </w:r>
-            <w:r>
-              <w:rPr>
-                <w:rFonts w:hint="eastAsia" w:ascii="Times New Roman" w:hAnsi="Times New Roman" w:eastAsia="Times New Roman" w:cs="Times New Roman"/>
-              </w:rPr>
-              <w:t>）</w:t>
-            </w:r>
-          </w:p>
-        </w:tc>
-      </w:tr>
-    </w:tbl>
-    <w:p>
-      <w:pPr>
-        <w:spacing w:before="160" w:after="80"/>
-      </w:pPr>
-      <w:r>
-        <w:pict>
-          <v:rect style="width:0;height:1.5pt" o:hralign="center" o:hrstd="t" o:hr="t"/>
-        </w:pict>
-      </w:r>
-    </w:p>
-    <w:p>
-      <w:pPr>
-        <w:spacing w:before="160" w:after="80"/>
-      </w:pPr>
-      <w:r>
-        <w:pict>
-          <v:rect style="width:0;height:1.5pt" o:hralign="center" o:hrstd="t" o:hr="t"/>
-        </w:pict>
-      </w:r>
-    </w:p>
-    <w:bookmarkEnd w:id="9"/>
-    <w:bookmarkStart w:id="15" w:name="方法总纲推断四步法"/>
+    <w:bookmarkStart w:id="14" w:name="方法总纲推断四步法"/>
     <w:p>
       <w:pPr>
         <w:pStyle w:val="Heading2"/>
@@ -996,7 +229,7 @@
         <w:t>。</w:t>
       </w:r>
     </w:p>
-    <w:bookmarkStart w:id="10" w:name="推断题的本质"/>
+    <w:bookmarkStart w:id="9" w:name="推断题的本质"/>
     <w:p>
       <w:pPr>
         <w:pStyle w:val="Heading3"/>
@@ -1017,7 +250,6 @@
     </w:p>
     <w:p>
       <w:pPr>
-        <w:pStyle w:val="Compact"/>
         <w:numPr>
           <w:ilvl w:val="0"/>
           <w:numId w:val="1001"/>
@@ -1111,7 +343,6 @@
     </w:p>
     <w:p>
       <w:pPr>
-        <w:pStyle w:val="Compact"/>
         <w:numPr>
           <w:ilvl w:val="0"/>
           <w:numId w:val="1001"/>
@@ -1163,7 +394,6 @@
     </w:p>
     <w:p>
       <w:pPr>
-        <w:pStyle w:val="Compact"/>
         <w:numPr>
           <w:ilvl w:val="0"/>
           <w:numId w:val="1001"/>
@@ -1203,7 +433,6 @@
     </w:p>
     <w:p>
       <w:pPr>
-        <w:pStyle w:val="Compact"/>
         <w:numPr>
           <w:ilvl w:val="0"/>
           <w:numId w:val="1001"/>
@@ -1276,24 +505,15 @@
         </w:rPr>
         <w:t>：</w:t>
       </w:r>
-      <w:r>
-        <w:rPr>
-          <w:rFonts w:ascii="Times New Roman" w:hAnsi="Times New Roman" w:eastAsia="Times New Roman" w:cs="Times New Roman"/>
-        </w:rPr>
-        <w:t xml:space="preserve"> </w:t>
-      </w:r>
-      <w:r>
-        <w:rPr>
-          <w:rFonts w:ascii="Times New Roman" w:hAnsi="Times New Roman" w:eastAsia="Times New Roman" w:cs="Times New Roman"/>
-        </w:rPr>
-        <w:t xml:space="preserve">1.</w:t>
-      </w:r>
-      <w:r>
-        <w:rPr>
-          <w:rFonts w:ascii="Times New Roman" w:hAnsi="Times New Roman" w:eastAsia="Times New Roman" w:cs="Times New Roman"/>
-        </w:rPr>
-        <w:t xml:space="preserve"> </w:t>
-      </w:r>
+    </w:p>
+    <w:p>
+      <w:pPr>
+        <w:numPr>
+          <w:ilvl w:val="0"/>
+          <w:numId w:val="1002"/>
+        </w:numPr>
+        <w:ind w:firstLine="420"/>
+      </w:pPr>
       <w:r>
         <w:rPr>
           <w:rFonts w:hint="eastAsia" w:ascii="Times New Roman" w:hAnsi="Times New Roman" w:eastAsia="FangSong" w:cs="Times New Roman"/>
@@ -1372,24 +592,15 @@
         </w:rPr>
         <w:t>）。</w:t>
       </w:r>
-      <w:r>
-        <w:rPr>
-          <w:rFonts w:ascii="Times New Roman" w:hAnsi="Times New Roman" w:eastAsia="Times New Roman" w:cs="Times New Roman"/>
-        </w:rPr>
-        <w:t xml:space="preserve"> </w:t>
-      </w:r>
-      <w:r>
-        <w:rPr>
-          <w:rFonts w:ascii="Times New Roman" w:hAnsi="Times New Roman" w:eastAsia="Times New Roman" w:cs="Times New Roman"/>
-        </w:rPr>
-        <w:t xml:space="preserve">2.</w:t>
-      </w:r>
-      <w:r>
-        <w:rPr>
-          <w:rFonts w:ascii="Times New Roman" w:hAnsi="Times New Roman" w:eastAsia="Times New Roman" w:cs="Times New Roman"/>
-        </w:rPr>
-        <w:t xml:space="preserve"> </w:t>
-      </w:r>
+    </w:p>
+    <w:p>
+      <w:pPr>
+        <w:numPr>
+          <w:ilvl w:val="0"/>
+          <w:numId w:val="1002"/>
+        </w:numPr>
+        <w:ind w:firstLine="420"/>
+      </w:pPr>
       <w:r>
         <w:rPr>
           <w:rFonts w:hint="eastAsia" w:ascii="Times New Roman" w:hAnsi="Times New Roman" w:eastAsia="FangSong" w:cs="Times New Roman"/>
@@ -1452,24 +663,15 @@
         </w:rPr>
         <w:t>。</w:t>
       </w:r>
-      <w:r>
-        <w:rPr>
-          <w:rFonts w:ascii="Times New Roman" w:hAnsi="Times New Roman" w:eastAsia="Times New Roman" w:cs="Times New Roman"/>
-        </w:rPr>
-        <w:t xml:space="preserve"> </w:t>
-      </w:r>
-      <w:r>
-        <w:rPr>
-          <w:rFonts w:ascii="Times New Roman" w:hAnsi="Times New Roman" w:eastAsia="Times New Roman" w:cs="Times New Roman"/>
-        </w:rPr>
-        <w:t xml:space="preserve">3.</w:t>
-      </w:r>
-      <w:r>
-        <w:rPr>
-          <w:rFonts w:ascii="Times New Roman" w:hAnsi="Times New Roman" w:eastAsia="Times New Roman" w:cs="Times New Roman"/>
-        </w:rPr>
-        <w:t xml:space="preserve"> </w:t>
-      </w:r>
+    </w:p>
+    <w:p>
+      <w:pPr>
+        <w:numPr>
+          <w:ilvl w:val="0"/>
+          <w:numId w:val="1002"/>
+        </w:numPr>
+        <w:ind w:firstLine="420"/>
+      </w:pPr>
       <w:r>
         <w:rPr>
           <w:rFonts w:hint="eastAsia" w:ascii="Times New Roman" w:hAnsi="Times New Roman" w:eastAsia="FangSong" w:cs="Times New Roman"/>
@@ -1535,8 +737,8 @@
         <w:t>。</w:t>
       </w:r>
     </w:p>
-    <w:bookmarkEnd w:id="10"/>
-    <w:bookmarkStart w:id="14" w:name="推断四步法核心方法论"/>
+    <w:bookmarkEnd w:id="9"/>
+    <w:bookmarkStart w:id="13" w:name="推断四步法核心方法论"/>
     <w:p>
       <w:pPr>
         <w:pStyle w:val="Heading3"/>
@@ -3186,18 +2388,18 @@
           <wp:inline>
             <wp:extent cx="2667000" cy="1171094"/>
             <wp:effectExtent b="0" l="0" r="0" t="0"/>
-            <wp:docPr descr="" title="" id="12" name="Picture"/>
+            <wp:docPr descr="" title="" id="11" name="Picture"/>
             <a:graphic>
               <a:graphicData uri="http://schemas.openxmlformats.org/drawingml/2006/picture">
                 <pic:pic>
                   <pic:nvPicPr>
-                    <pic:cNvPr descr="6f2f8853aa24c146e33ba4e84e2cbca183fbab4964453210fb26bf152a97604d.png" id="13" name="Picture"/>
+                    <pic:cNvPr descr="6f2f8853aa24c146e33ba4e84e2cbca183fbab4964453210fb26bf152a97604d.png" id="12" name="Picture"/>
                     <pic:cNvPicPr>
                       <a:picLocks noChangeArrowheads="1" noChangeAspect="1"/>
                     </pic:cNvPicPr>
                   </pic:nvPicPr>
                   <pic:blipFill>
-                    <a:blip r:embed="rId11"/>
+                    <a:blip r:embed="rId10"/>
                     <a:stretch>
                       <a:fillRect/>
                     </a:stretch>
@@ -3348,9 +2550,9 @@
         </w:pict>
       </w:r>
     </w:p>
+    <w:bookmarkEnd w:id="13"/>
     <w:bookmarkEnd w:id="14"/>
-    <w:bookmarkEnd w:id="15"/>
-    <w:bookmarkStart w:id="22" w:name="颜色信号法"/>
+    <w:bookmarkStart w:id="21" w:name="颜色信号法"/>
     <w:p>
       <w:pPr>
         <w:pStyle w:val="Heading2"/>
@@ -3507,7 +2709,7 @@
         <w:t>。</w:t>
       </w:r>
     </w:p>
-    <w:bookmarkStart w:id="16" w:name="常见离子-固体颜色速查"/>
+    <w:bookmarkStart w:id="15" w:name="常见离子-固体颜色速查"/>
     <w:p>
       <w:pPr>
         <w:pStyle w:val="Heading3"/>
@@ -5510,8 +4712,8 @@
         <w:t xml:space="preserve">3）</w:t>
       </w:r>
     </w:p>
-    <w:bookmarkEnd w:id="16"/>
-    <w:bookmarkStart w:id="17" w:name="信号优先级四层"/>
+    <w:bookmarkEnd w:id="15"/>
+    <w:bookmarkStart w:id="16" w:name="信号优先级四层"/>
     <w:p>
       <w:pPr>
         <w:pStyle w:val="Heading3"/>
@@ -6622,8 +5824,8 @@
         <w:t>」。</w:t>
       </w:r>
     </w:p>
-    <w:bookmarkEnd w:id="17"/>
-    <w:bookmarkStart w:id="21" w:name="颜色驱动的推断策略"/>
+    <w:bookmarkEnd w:id="16"/>
+    <w:bookmarkStart w:id="20" w:name="颜色驱动的推断策略"/>
     <w:p>
       <w:pPr>
         <w:pStyle w:val="Heading3"/>
@@ -6644,10 +5846,9 @@
     </w:p>
     <w:p>
       <w:pPr>
-        <w:pStyle w:val="Compact"/>
         <w:numPr>
           <w:ilvl w:val="0"/>
-          <w:numId w:val="1002"/>
+          <w:numId w:val="1003"/>
         </w:numPr>
         <w:ind w:firstLine="420"/>
       </w:pPr>
@@ -6809,10 +6010,9 @@
     </w:p>
     <w:p>
       <w:pPr>
-        <w:pStyle w:val="Compact"/>
         <w:numPr>
           <w:ilvl w:val="0"/>
-          <w:numId w:val="1002"/>
+          <w:numId w:val="1003"/>
         </w:numPr>
         <w:ind w:firstLine="420"/>
       </w:pPr>
@@ -6887,10 +6087,9 @@
     </w:p>
     <w:p>
       <w:pPr>
-        <w:pStyle w:val="Compact"/>
         <w:numPr>
           <w:ilvl w:val="0"/>
-          <w:numId w:val="1002"/>
+          <w:numId w:val="1003"/>
         </w:numPr>
         <w:ind w:firstLine="420"/>
       </w:pPr>
@@ -7046,10 +6245,9 @@
     </w:p>
     <w:p>
       <w:pPr>
-        <w:pStyle w:val="Compact"/>
         <w:numPr>
           <w:ilvl w:val="0"/>
-          <w:numId w:val="1002"/>
+          <w:numId w:val="1003"/>
         </w:numPr>
         <w:ind w:firstLine="420"/>
       </w:pPr>
@@ -7139,10 +6337,9 @@
     </w:p>
     <w:p>
       <w:pPr>
-        <w:pStyle w:val="Compact"/>
         <w:numPr>
           <w:ilvl w:val="0"/>
-          <w:numId w:val="1002"/>
+          <w:numId w:val="1003"/>
         </w:numPr>
         <w:ind w:firstLine="420"/>
       </w:pPr>
@@ -7247,18 +6444,18 @@
           <wp:inline>
             <wp:extent cx="2667000" cy="682052"/>
             <wp:effectExtent b="0" l="0" r="0" t="0"/>
-            <wp:docPr descr="" title="" id="19" name="Picture"/>
+            <wp:docPr descr="" title="" id="18" name="Picture"/>
             <a:graphic>
               <a:graphicData uri="http://schemas.openxmlformats.org/drawingml/2006/picture">
                 <pic:pic>
                   <pic:nvPicPr>
-                    <pic:cNvPr descr="513610b3927f42b644d3a4f0faa1affa98f0fc6919c119bac08b8855131b01d5.jpg" id="20" name="Picture"/>
+                    <pic:cNvPr descr="513610b3927f42b644d3a4f0faa1affa98f0fc6919c119bac08b8855131b01d5.jpg" id="19" name="Picture"/>
                     <pic:cNvPicPr>
                       <a:picLocks noChangeArrowheads="1" noChangeAspect="1"/>
                     </pic:cNvPicPr>
                   </pic:nvPicPr>
                   <pic:blipFill>
-                    <a:blip r:embed="rId18"/>
+                    <a:blip r:embed="rId17"/>
                     <a:stretch>
                       <a:fillRect/>
                     </a:stretch>
@@ -7355,9 +6552,9 @@
         </w:pict>
       </w:r>
     </w:p>
+    <w:bookmarkEnd w:id="20"/>
     <w:bookmarkEnd w:id="21"/>
-    <w:bookmarkEnd w:id="22"/>
-    <w:bookmarkStart w:id="28" w:name="沉淀信号法与气体信号法"/>
+    <w:bookmarkStart w:id="27" w:name="沉淀信号法与气体信号法"/>
     <w:p>
       <w:pPr>
         <w:pStyle w:val="Heading2"/>
@@ -7558,7 +6755,7 @@
         <w:t>」。</w:t>
       </w:r>
     </w:p>
-    <w:bookmarkStart w:id="23" w:name="沉淀颜色与溶解行为"/>
+    <w:bookmarkStart w:id="22" w:name="沉淀颜色与溶解行为"/>
     <w:p>
       <w:pPr>
         <w:pStyle w:val="Heading3"/>
@@ -9641,8 +8838,8 @@
         <w:t xml:space="preserve">4）</w:t>
       </w:r>
     </w:p>
-    <w:bookmarkEnd w:id="23"/>
-    <w:bookmarkStart w:id="27" w:name="气体信号"/>
+    <w:bookmarkEnd w:id="22"/>
+    <w:bookmarkStart w:id="26" w:name="气体信号"/>
     <w:p>
       <w:pPr>
         <w:pStyle w:val="Heading3"/>
@@ -11230,18 +10427,18 @@
           <wp:inline>
             <wp:extent cx="2667000" cy="2168560"/>
             <wp:effectExtent b="0" l="0" r="0" t="0"/>
-            <wp:docPr descr="" title="" id="25" name="Picture"/>
+            <wp:docPr descr="" title="" id="24" name="Picture"/>
             <a:graphic>
               <a:graphicData uri="http://schemas.openxmlformats.org/drawingml/2006/picture">
                 <pic:pic>
                   <pic:nvPicPr>
-                    <pic:cNvPr descr="2619f7aec28c2965baa10f8329da241f213d47a627cc65c53730239cc2b53fde.png" id="26" name="Picture"/>
+                    <pic:cNvPr descr="2619f7aec28c2965baa10f8329da241f213d47a627cc65c53730239cc2b53fde.png" id="25" name="Picture"/>
                     <pic:cNvPicPr>
                       <a:picLocks noChangeArrowheads="1" noChangeAspect="1"/>
                     </pic:cNvPicPr>
                   </pic:nvPicPr>
                   <pic:blipFill>
-                    <a:blip r:embed="rId24"/>
+                    <a:blip r:embed="rId23"/>
                     <a:stretch>
                       <a:fillRect/>
                     </a:stretch>
@@ -11314,9 +10511,9 @@
         </w:pict>
       </w:r>
     </w:p>
+    <w:bookmarkEnd w:id="26"/>
     <w:bookmarkEnd w:id="27"/>
-    <w:bookmarkEnd w:id="28"/>
-    <w:bookmarkStart w:id="35" w:name="价态变化法与配合物生成法"/>
+    <w:bookmarkStart w:id="34" w:name="价态变化法与配合物生成法"/>
     <w:p>
       <w:pPr>
         <w:pStyle w:val="Heading2"/>
@@ -11489,7 +10686,7 @@
         <w:t>。</w:t>
       </w:r>
     </w:p>
-    <w:bookmarkStart w:id="29" w:name="价态变化信号价态数轴-歧化"/>
+    <w:bookmarkStart w:id="28" w:name="价态变化信号价态数轴-歧化"/>
     <w:p>
       <w:pPr>
         <w:pStyle w:val="Heading3"/>
@@ -13155,8 +12352,8 @@
         <w:t xml:space="preserve">6）</w:t>
       </w:r>
     </w:p>
-    <w:bookmarkEnd w:id="29"/>
-    <w:bookmarkStart w:id="30" w:name="配合物生成信号配体诱导颜色突变"/>
+    <w:bookmarkEnd w:id="28"/>
+    <w:bookmarkStart w:id="29" w:name="配合物生成信号配体诱导颜色突变"/>
     <w:p>
       <w:pPr>
         <w:pStyle w:val="Heading3"/>
@@ -14285,8 +13482,8 @@
         <w:t xml:space="preserve">7）</w:t>
       </w:r>
     </w:p>
-    <w:bookmarkEnd w:id="30"/>
-    <w:bookmarkStart w:id="34" w:name="介质和条件决定产物"/>
+    <w:bookmarkEnd w:id="29"/>
+    <w:bookmarkStart w:id="33" w:name="介质和条件决定产物"/>
     <w:p>
       <w:pPr>
         <w:pStyle w:val="Heading3"/>
@@ -14880,18 +14077,18 @@
           <wp:inline>
             <wp:extent cx="2667000" cy="680367"/>
             <wp:effectExtent b="0" l="0" r="0" t="0"/>
-            <wp:docPr descr="" title="" id="32" name="Picture"/>
+            <wp:docPr descr="" title="" id="31" name="Picture"/>
             <a:graphic>
               <a:graphicData uri="http://schemas.openxmlformats.org/drawingml/2006/picture">
                 <pic:pic>
                   <pic:nvPicPr>
-                    <pic:cNvPr descr="4a925939012766aa8af87011ce54628273d8fa55a687da41ec12611d656b5155.png" id="33" name="Picture"/>
+                    <pic:cNvPr descr="4a925939012766aa8af87011ce54628273d8fa55a687da41ec12611d656b5155.png" id="32" name="Picture"/>
                     <pic:cNvPicPr>
                       <a:picLocks noChangeArrowheads="1" noChangeAspect="1"/>
                     </pic:cNvPicPr>
                   </pic:nvPicPr>
                   <pic:blipFill>
-                    <a:blip r:embed="rId31"/>
+                    <a:blip r:embed="rId30"/>
                     <a:stretch>
                       <a:fillRect/>
                     </a:stretch>
@@ -15018,9 +14215,9 @@
         </w:pict>
       </w:r>
     </w:p>
+    <w:bookmarkEnd w:id="33"/>
     <w:bookmarkEnd w:id="34"/>
-    <w:bookmarkEnd w:id="35"/>
-    <w:bookmarkStart w:id="43" w:name="否定信息利用与交叉验证"/>
+    <w:bookmarkStart w:id="42" w:name="否定信息利用与交叉验证"/>
     <w:p>
       <w:pPr>
         <w:pStyle w:val="Heading2"/>
@@ -15193,7 +14390,7 @@
         <w:t>。</w:t>
       </w:r>
     </w:p>
-    <w:bookmarkStart w:id="36" w:name="不字标记法"/>
+    <w:bookmarkStart w:id="35" w:name="不字标记法"/>
     <w:p>
       <w:pPr>
         <w:pStyle w:val="Heading3"/>
@@ -15442,8 +14639,8 @@
         <w:t>。」</w:t>
       </w:r>
     </w:p>
-    <w:bookmarkEnd w:id="36"/>
-    <w:bookmarkStart w:id="37" w:name="四大否定信号排除表"/>
+    <w:bookmarkEnd w:id="35"/>
+    <w:bookmarkStart w:id="36" w:name="四大否定信号排除表"/>
     <w:p>
       <w:pPr>
         <w:pStyle w:val="Heading3"/>
@@ -16523,8 +15720,8 @@
         </w:tc>
       </w:tr>
     </w:tbl>
-    <w:bookmarkEnd w:id="37"/>
-    <w:bookmarkStart w:id="38" w:name="无色不等于无过渡金属"/>
+    <w:bookmarkEnd w:id="36"/>
+    <w:bookmarkStart w:id="37" w:name="无色不等于无过渡金属"/>
     <w:p>
       <w:pPr>
         <w:pStyle w:val="Heading3"/>
@@ -17035,8 +16232,8 @@
         <w:t>。</w:t>
       </w:r>
     </w:p>
-    <w:bookmarkEnd w:id="38"/>
-    <w:bookmarkStart w:id="42" w:name="交叉验证决策路径"/>
+    <w:bookmarkEnd w:id="37"/>
+    <w:bookmarkStart w:id="41" w:name="交叉验证决策路径"/>
     <w:p>
       <w:pPr>
         <w:pStyle w:val="Heading3"/>
@@ -18193,18 +17390,18 @@
           <wp:inline>
             <wp:extent cx="2667000" cy="1298938"/>
             <wp:effectExtent b="0" l="0" r="0" t="0"/>
-            <wp:docPr descr="" title="" id="40" name="Picture"/>
+            <wp:docPr descr="" title="" id="39" name="Picture"/>
             <a:graphic>
               <a:graphicData uri="http://schemas.openxmlformats.org/drawingml/2006/picture">
                 <pic:pic>
                   <pic:nvPicPr>
-                    <pic:cNvPr descr="d7b33da4c59650effe5b5107280eca5cb04e077417f83697d268ef8bc480fac4.png" id="41" name="Picture"/>
+                    <pic:cNvPr descr="d7b33da4c59650effe5b5107280eca5cb04e077417f83697d268ef8bc480fac4.png" id="40" name="Picture"/>
                     <pic:cNvPicPr>
                       <a:picLocks noChangeArrowheads="1" noChangeAspect="1"/>
                     </pic:cNvPicPr>
                   </pic:nvPicPr>
                   <pic:blipFill>
-                    <a:blip r:embed="rId39"/>
+                    <a:blip r:embed="rId38"/>
                     <a:stretch>
                       <a:fillRect/>
                     </a:stretch>
@@ -18357,9 +17554,9 @@
         </w:pict>
       </w:r>
     </w:p>
+    <w:bookmarkEnd w:id="41"/>
     <w:bookmarkEnd w:id="42"/>
-    <w:bookmarkEnd w:id="43"/>
-    <w:bookmarkStart w:id="48" w:name="五步推断法与进阶工具"/>
+    <w:bookmarkStart w:id="47" w:name="五步推断法与进阶工具"/>
     <w:p>
       <w:pPr>
         <w:pStyle w:val="Heading2"/>
@@ -18610,7 +17807,7 @@
         <w:t>。</w:t>
       </w:r>
     </w:p>
-    <w:bookmarkStart w:id="44" w:name="五步推断法进阶框架"/>
+    <w:bookmarkStart w:id="43" w:name="五步推断法进阶框架"/>
     <w:p>
       <w:pPr>
         <w:pStyle w:val="Heading3"/>
@@ -19803,8 +19000,8 @@
         <w:t>）。</w:t>
       </w:r>
     </w:p>
-    <w:bookmarkEnd w:id="44"/>
-    <w:bookmarkStart w:id="45" w:name="广义复盐法整体打包"/>
+    <w:bookmarkEnd w:id="43"/>
+    <w:bookmarkStart w:id="44" w:name="广义复盐法整体打包"/>
     <w:p>
       <w:pPr>
         <w:pStyle w:val="Heading3"/>
@@ -20493,8 +19690,8 @@
         <w:t xml:space="preserve">9）</w:t>
       </w:r>
     </w:p>
-    <w:bookmarkEnd w:id="45"/>
-    <w:bookmarkStart w:id="46" w:name="六大命题模式"/>
+    <w:bookmarkEnd w:id="44"/>
+    <w:bookmarkStart w:id="45" w:name="六大命题模式"/>
     <w:p>
       <w:pPr>
         <w:pStyle w:val="Heading3"/>
@@ -21188,8 +20385,8 @@
         <w:t>。</w:t>
       </w:r>
     </w:p>
-    <w:bookmarkEnd w:id="46"/>
-    <w:bookmarkStart w:id="47" w:name="化学史推断三步翻译法"/>
+    <w:bookmarkEnd w:id="45"/>
+    <w:bookmarkStart w:id="46" w:name="化学史推断三步翻译法"/>
     <w:p>
       <w:pPr>
         <w:pStyle w:val="Heading3"/>
@@ -21228,10 +20425,9 @@
     </w:p>
     <w:p>
       <w:pPr>
-        <w:pStyle w:val="Compact"/>
         <w:numPr>
           <w:ilvl w:val="0"/>
-          <w:numId w:val="1003"/>
+          <w:numId w:val="1004"/>
         </w:numPr>
         <w:ind w:firstLine="420"/>
       </w:pPr>
@@ -21340,10 +20536,9 @@
     </w:p>
     <w:p>
       <w:pPr>
-        <w:pStyle w:val="Compact"/>
         <w:numPr>
           <w:ilvl w:val="0"/>
-          <w:numId w:val="1003"/>
+          <w:numId w:val="1004"/>
         </w:numPr>
         <w:ind w:firstLine="420"/>
       </w:pPr>
@@ -21672,10 +20867,9 @@
     </w:p>
     <w:p>
       <w:pPr>
-        <w:pStyle w:val="Compact"/>
         <w:numPr>
           <w:ilvl w:val="0"/>
-          <w:numId w:val="1003"/>
+          <w:numId w:val="1004"/>
         </w:numPr>
         <w:ind w:firstLine="420"/>
       </w:pPr>
@@ -22525,9 +21719,9 @@
         </w:pict>
       </w:r>
     </w:p>
+    <w:bookmarkEnd w:id="46"/>
     <w:bookmarkEnd w:id="47"/>
-    <w:bookmarkEnd w:id="48"/>
-    <w:bookmarkStart w:id="53" w:name="真题实战与过程分"/>
+    <w:bookmarkStart w:id="52" w:name="真题实战与过程分"/>
     <w:p>
       <w:pPr>
         <w:pStyle w:val="Heading2"/>
@@ -22710,7 +21904,7 @@
         <w:t xml:space="preserve">。</w:t>
       </w:r>
     </w:p>
-    <w:bookmarkStart w:id="49" w:name="真题链映射按认知台阶递进"/>
+    <w:bookmarkStart w:id="48" w:name="真题链映射按认知台阶递进"/>
     <w:p>
       <w:pPr>
         <w:pStyle w:val="Heading3"/>
@@ -23544,8 +22738,8 @@
         </w:tc>
       </w:tr>
     </w:tbl>
-    <w:bookmarkEnd w:id="49"/>
-    <w:bookmarkStart w:id="50" w:name="排除法标准模板真题-无机-元素推断-卤素-001"/>
+    <w:bookmarkEnd w:id="48"/>
+    <w:bookmarkStart w:id="49" w:name="排除法标准模板真题-无机-元素推断-卤素-001"/>
     <w:p>
       <w:pPr>
         <w:pStyle w:val="Heading3"/>
@@ -23887,6 +23081,7 @@
     <w:p>
       <w:pPr>
         <w:pStyle w:val="BodyText"/>
+        <w:spacing w:after="80"/>
         <w:ind w:firstLine="420"/>
       </w:pPr>
       <w:r>
@@ -23903,714 +23098,786 @@
         </w:rPr>
         <w:t xml:space="preserve">：</w:t>
       </w:r>
-      <w:r>
-        <w:rPr>
-          <w:rFonts w:ascii="Times New Roman" w:hAnsi="Times New Roman" w:eastAsia="Times New Roman" w:cs="Times New Roman"/>
-        </w:rPr>
-        <w:t xml:space="preserve"> </w:t>
-      </w:r>
-      <w:r>
-        <w:rPr>
-          <w:rFonts w:ascii="Times New Roman" w:hAnsi="Times New Roman" w:eastAsia="Times New Roman" w:cs="Times New Roman"/>
-        </w:rPr>
-        <w:t xml:space="preserve">| </w:t>
-      </w:r>
-      <w:r>
-        <w:rPr>
-          <w:rFonts w:hint="eastAsia" w:ascii="Times New Roman" w:hAnsi="Times New Roman" w:eastAsia="FangSong" w:cs="Times New Roman"/>
-        </w:rPr>
-        <w:t xml:space="preserve">步骤</w:t>
-      </w:r>
-      <w:r>
-        <w:rPr>
-          <w:rFonts w:ascii="Times New Roman" w:hAnsi="Times New Roman" w:eastAsia="Times New Roman" w:cs="Times New Roman"/>
-        </w:rPr>
-        <w:t xml:space="preserve"> | </w:t>
-      </w:r>
-      <w:r>
-        <w:rPr>
-          <w:rFonts w:hint="eastAsia" w:ascii="Times New Roman" w:hAnsi="Times New Roman" w:eastAsia="FangSong" w:cs="Times New Roman"/>
-        </w:rPr>
-        <w:t xml:space="preserve">操作</w:t>
-      </w:r>
-      <w:r>
-        <w:rPr>
-          <w:rFonts w:ascii="Times New Roman" w:hAnsi="Times New Roman" w:eastAsia="Times New Roman" w:cs="Times New Roman"/>
-        </w:rPr>
-        <w:t xml:space="preserve"> | </w:t>
-      </w:r>
-      <w:r>
-        <w:rPr>
-          <w:rFonts w:hint="eastAsia" w:ascii="Times New Roman" w:hAnsi="Times New Roman" w:eastAsia="FangSong" w:cs="Times New Roman"/>
-        </w:rPr>
-        <w:t xml:space="preserve">结论</w:t>
-      </w:r>
-      <w:r>
-        <w:rPr>
-          <w:rFonts w:ascii="Times New Roman" w:hAnsi="Times New Roman" w:eastAsia="Times New Roman" w:cs="Times New Roman"/>
-        </w:rPr>
-        <w:t xml:space="preserve"> |</w:t>
-      </w:r>
-      <w:r>
-        <w:rPr>
-          <w:rFonts w:ascii="Times New Roman" w:hAnsi="Times New Roman" w:eastAsia="Times New Roman" w:cs="Times New Roman"/>
-        </w:rPr>
-        <w:t xml:space="preserve"> </w:t>
-      </w:r>
-      <w:r>
-        <w:rPr>
-          <w:rFonts w:ascii="Times New Roman" w:hAnsi="Times New Roman" w:eastAsia="Times New Roman" w:cs="Times New Roman"/>
-        </w:rPr>
-        <w:t xml:space="preserve">|:—|:—|:—|</w:t>
-      </w:r>
-      <w:r>
-        <w:rPr>
-          <w:rFonts w:ascii="Times New Roman" w:hAnsi="Times New Roman" w:eastAsia="Times New Roman" w:cs="Times New Roman"/>
-        </w:rPr>
-        <w:t xml:space="preserve"> </w:t>
-      </w:r>
-      <w:r>
-        <w:rPr>
-          <w:rFonts w:ascii="Times New Roman" w:hAnsi="Times New Roman" w:eastAsia="Times New Roman" w:cs="Times New Roman"/>
-        </w:rPr>
-        <w:t xml:space="preserve">| ① </w:t>
-      </w:r>
-      <w:r>
-        <w:rPr>
-          <w:rFonts w:hint="eastAsia" w:ascii="Times New Roman" w:hAnsi="Times New Roman" w:eastAsia="FangSong" w:cs="Times New Roman"/>
-        </w:rPr>
-        <w:t xml:space="preserve">提取信号</w:t>
-      </w:r>
-      <w:r>
-        <w:rPr>
-          <w:rFonts w:ascii="Times New Roman" w:hAnsi="Times New Roman" w:eastAsia="Times New Roman" w:cs="Times New Roman"/>
-        </w:rPr>
-        <w:t xml:space="preserve"> | AgCl </w:t>
-      </w:r>
-      <w:r>
-        <w:rPr>
-          <w:rFonts w:hint="eastAsia" w:ascii="Times New Roman" w:hAnsi="Times New Roman" w:eastAsia="FangSong" w:cs="Times New Roman"/>
-        </w:rPr>
-        <w:t>白</w:t>
-      </w:r>
-      <w:r>
-        <w:rPr>
-          <w:rFonts w:hint="eastAsia" w:ascii="Times New Roman" w:hAnsi="Times New Roman" w:eastAsia="Times New Roman" w:cs="Times New Roman"/>
-        </w:rPr>
-        <w:t>+</w:t>
-      </w:r>
-      <w:r>
-        <w:rPr>
-          <w:rFonts w:hint="eastAsia" w:ascii="Times New Roman" w:hAnsi="Times New Roman" w:eastAsia="FangSong" w:cs="Times New Roman"/>
-        </w:rPr>
-        <w:t>溶氨水</w:t>
-      </w:r>
-      <w:r>
-        <w:rPr>
-          <w:rFonts w:hint="eastAsia" w:ascii="Times New Roman" w:hAnsi="Times New Roman" w:eastAsia="Times New Roman" w:cs="Times New Roman"/>
-        </w:rPr>
-        <w:t>；AgBr</w:t>
-      </w:r>
-      <w:r>
-        <w:rPr>
-          <w:rFonts w:ascii="Times New Roman" w:hAnsi="Times New Roman" w:eastAsia="Times New Roman" w:cs="Times New Roman"/>
-        </w:rPr>
-        <w:t xml:space="preserve"> </w:t>
-      </w:r>
-      <w:r>
-        <w:rPr>
-          <w:rFonts w:hint="eastAsia" w:ascii="Times New Roman" w:hAnsi="Times New Roman" w:eastAsia="FangSong" w:cs="Times New Roman"/>
-        </w:rPr>
-        <w:t>淡黄</w:t>
-      </w:r>
-      <w:r>
-        <w:rPr>
-          <w:rFonts w:hint="eastAsia" w:ascii="Times New Roman" w:hAnsi="Times New Roman" w:eastAsia="Times New Roman" w:cs="Times New Roman"/>
-        </w:rPr>
-        <w:t>+</w:t>
-      </w:r>
-      <w:r>
-        <w:rPr>
-          <w:rFonts w:hint="eastAsia" w:ascii="Times New Roman" w:hAnsi="Times New Roman" w:eastAsia="FangSong" w:cs="Times New Roman"/>
-        </w:rPr>
-        <w:t>微溶</w:t>
-      </w:r>
-      <w:r>
-        <w:rPr>
-          <w:rFonts w:hint="eastAsia" w:ascii="Times New Roman" w:hAnsi="Times New Roman" w:eastAsia="Times New Roman" w:cs="Times New Roman"/>
-        </w:rPr>
-        <w:t>；AgI</w:t>
-      </w:r>
-      <w:r>
-        <w:rPr>
-          <w:rFonts w:ascii="Times New Roman" w:hAnsi="Times New Roman" w:eastAsia="Times New Roman" w:cs="Times New Roman"/>
-        </w:rPr>
-        <w:t xml:space="preserve"> </w:t>
-      </w:r>
-      <w:r>
-        <w:rPr>
-          <w:rFonts w:hint="eastAsia" w:ascii="Times New Roman" w:hAnsi="Times New Roman" w:eastAsia="FangSong" w:cs="Times New Roman"/>
-        </w:rPr>
-        <w:t>黄</w:t>
-      </w:r>
-      <w:r>
-        <w:rPr>
-          <w:rFonts w:hint="eastAsia" w:ascii="Times New Roman" w:hAnsi="Times New Roman" w:eastAsia="Times New Roman" w:cs="Times New Roman"/>
-        </w:rPr>
-        <w:t>+</w:t>
-      </w:r>
-      <w:r>
-        <w:rPr>
-          <w:rFonts w:hint="eastAsia" w:ascii="Times New Roman" w:hAnsi="Times New Roman" w:eastAsia="FangSong" w:cs="Times New Roman"/>
-        </w:rPr>
-        <w:t>不溶</w:t>
-      </w:r>
-      <w:r>
-        <w:rPr>
-          <w:rFonts w:hint="eastAsia" w:ascii="Times New Roman" w:hAnsi="Times New Roman" w:eastAsia="Times New Roman" w:cs="Times New Roman"/>
-        </w:rPr>
-        <w:t>；</w:t>
-      </w:r>
-      <w:r>
-        <w:rPr>
-          <w:rFonts w:hint="eastAsia" w:ascii="Times New Roman" w:hAnsi="Times New Roman" w:eastAsia="FangSong" w:cs="Times New Roman"/>
-        </w:rPr>
-        <w:t>浓</w:t>
-      </w:r>
-      <w:r>
-        <w:rPr>
-          <w:rFonts w:ascii="Times New Roman" w:hAnsi="Times New Roman" w:eastAsia="Times New Roman" w:cs="Times New Roman"/>
-        </w:rPr>
-        <w:t xml:space="preserve"> H</w:t>
-      </w:r>
-      <w:r>
-        <w:rPr>
-          <w:rFonts w:ascii="Times New Roman" w:hAnsi="Times New Roman" w:eastAsia="Times New Roman" w:cs="Times New Roman"/>
-          <w:vertAlign w:val="subscript"/>
-        </w:rPr>
-        <w:t>2</w:t>
-      </w:r>
-      <w:r>
-        <w:rPr>
-          <w:rFonts w:ascii="Times New Roman" w:hAnsi="Times New Roman" w:eastAsia="Times New Roman" w:cs="Times New Roman"/>
-        </w:rPr>
-        <w:t>SO</w:t>
-      </w:r>
-      <w:r>
-        <w:rPr>
-          <w:rFonts w:ascii="Times New Roman" w:hAnsi="Times New Roman" w:eastAsia="Times New Roman" w:cs="Times New Roman"/>
-          <w:vertAlign w:val="subscript"/>
-        </w:rPr>
-        <w:t>4</w:t>
-      </w:r>
-      <w:r>
-        <w:rPr>
-          <w:rFonts w:ascii="Times New Roman" w:hAnsi="Times New Roman" w:eastAsia="Times New Roman" w:cs="Times New Roman"/>
-        </w:rPr>
-        <w:t xml:space="preserve"> </w:t>
-      </w:r>
-      <w:r>
-        <w:rPr>
-          <w:rFonts w:hint="eastAsia" w:ascii="Times New Roman" w:hAnsi="Times New Roman" w:eastAsia="FangSong" w:cs="Times New Roman"/>
-        </w:rPr>
-        <w:t>表现</w:t>
-      </w:r>
-      <w:r>
-        <w:rPr>
-          <w:rFonts w:hint="eastAsia" w:ascii="Times New Roman" w:hAnsi="Times New Roman" w:eastAsia="Times New Roman" w:cs="Times New Roman"/>
-        </w:rPr>
-        <w:t>：Cl</w:t>
-      </w:r>
-      <w:r>
-        <w:rPr>
-          <w:rFonts w:hint="eastAsia" w:ascii="Times New Roman" w:hAnsi="Times New Roman" w:eastAsia="Times New Roman" w:cs="Times New Roman"/>
-          <w:vertAlign w:val="superscript"/>
-        </w:rPr>
-        <w:t>-</w:t>
-      </w:r>
-      <w:r>
-        <w:rPr>
-          <w:rFonts w:ascii="Times New Roman" w:hAnsi="Times New Roman" w:eastAsia="Times New Roman" w:cs="Times New Roman"/>
-        </w:rPr>
-        <w:t xml:space="preserve"> </w:t>
-      </w:r>
-      <w:r>
-        <w:rPr>
-          <w:rFonts w:hint="eastAsia" w:ascii="Times New Roman" w:hAnsi="Times New Roman" w:eastAsia="FangSong" w:cs="Times New Roman"/>
-        </w:rPr>
-        <w:t>仅复分解</w:t>
-      </w:r>
-      <w:r>
-        <w:rPr>
-          <w:rFonts w:hint="eastAsia" w:ascii="Times New Roman" w:hAnsi="Times New Roman" w:eastAsia="Times New Roman" w:cs="Times New Roman"/>
-        </w:rPr>
-        <w:t>、Br</w:t>
-      </w:r>
-      <w:r>
-        <w:rPr>
-          <w:rFonts w:hint="eastAsia" w:ascii="Times New Roman" w:hAnsi="Times New Roman" w:eastAsia="Times New Roman" w:cs="Times New Roman"/>
-          <w:vertAlign w:val="superscript"/>
-        </w:rPr>
-        <w:t>-</w:t>
-      </w:r>
-      <w:r>
-        <w:rPr>
-          <w:rFonts w:ascii="Times New Roman" w:hAnsi="Times New Roman" w:eastAsia="Times New Roman" w:cs="Times New Roman"/>
-        </w:rPr>
-        <w:t xml:space="preserve"> </w:t>
-      </w:r>
-      <w:r>
-        <w:rPr>
-          <w:rFonts w:hint="eastAsia" w:ascii="Times New Roman" w:hAnsi="Times New Roman" w:eastAsia="FangSong" w:cs="Times New Roman"/>
-        </w:rPr>
-        <w:t>被氧化</w:t>
-      </w:r>
-      <w:r>
-        <w:rPr>
-          <w:rFonts w:hint="eastAsia" w:ascii="Times New Roman" w:hAnsi="Times New Roman" w:eastAsia="Times New Roman" w:cs="Times New Roman"/>
-        </w:rPr>
-        <w:t>、I</w:t>
-      </w:r>
-      <w:r>
-        <w:rPr>
-          <w:rFonts w:hint="eastAsia" w:ascii="Times New Roman" w:hAnsi="Times New Roman" w:eastAsia="Times New Roman" w:cs="Times New Roman"/>
-          <w:vertAlign w:val="superscript"/>
-        </w:rPr>
-        <w:t>-</w:t>
-      </w:r>
-      <w:r>
-        <w:rPr>
-          <w:rFonts w:ascii="Times New Roman" w:hAnsi="Times New Roman" w:eastAsia="Times New Roman" w:cs="Times New Roman"/>
-        </w:rPr>
-        <w:t xml:space="preserve"> </w:t>
-      </w:r>
-      <w:r>
-        <w:rPr>
-          <w:rFonts w:hint="eastAsia" w:ascii="Times New Roman" w:hAnsi="Times New Roman" w:eastAsia="FangSong" w:cs="Times New Roman"/>
-        </w:rPr>
-        <w:t xml:space="preserve">更强还原</w:t>
-      </w:r>
-      <w:r>
-        <w:rPr>
-          <w:rFonts w:ascii="Times New Roman" w:hAnsi="Times New Roman" w:eastAsia="Times New Roman" w:cs="Times New Roman"/>
-        </w:rPr>
-        <w:t xml:space="preserve"> | </w:t>
-      </w:r>
-      <w:r>
-        <w:rPr>
-          <w:rFonts w:hint="eastAsia" w:ascii="Times New Roman" w:hAnsi="Times New Roman" w:eastAsia="FangSong" w:cs="Times New Roman"/>
-        </w:rPr>
-        <w:t>卤化银颜色</w:t>
-      </w:r>
-      <w:r>
-        <w:rPr>
-          <w:rFonts w:hint="eastAsia" w:ascii="Times New Roman" w:hAnsi="Times New Roman" w:eastAsia="Times New Roman" w:cs="Times New Roman"/>
-        </w:rPr>
-        <w:t>+</w:t>
-      </w:r>
-      <w:r>
-        <w:rPr>
-          <w:rFonts w:hint="eastAsia" w:ascii="Times New Roman" w:hAnsi="Times New Roman" w:eastAsia="FangSong" w:cs="Times New Roman"/>
-        </w:rPr>
-        <w:t>溶解行为是关键信号对</w:t>
-      </w:r>
-      <w:r>
-        <w:rPr>
-          <w:rFonts w:ascii="Times New Roman" w:hAnsi="Times New Roman" w:eastAsia="Times New Roman" w:cs="Times New Roman"/>
-        </w:rPr>
-        <w:t xml:space="preserve"> |</w:t>
-      </w:r>
-      <w:r>
-        <w:rPr>
-          <w:rFonts w:ascii="Times New Roman" w:hAnsi="Times New Roman" w:eastAsia="Times New Roman" w:cs="Times New Roman"/>
-        </w:rPr>
-        <w:t xml:space="preserve"> </w:t>
-      </w:r>
-      <w:r>
-        <w:rPr>
-          <w:rFonts w:ascii="Times New Roman" w:hAnsi="Times New Roman" w:eastAsia="Times New Roman" w:cs="Times New Roman"/>
-        </w:rPr>
-        <w:t xml:space="preserve">| ② </w:t>
-      </w:r>
-      <w:r>
-        <w:rPr>
-          <w:rFonts w:hint="eastAsia" w:ascii="Times New Roman" w:hAnsi="Times New Roman" w:eastAsia="FangSong" w:cs="Times New Roman"/>
-        </w:rPr>
-        <w:t xml:space="preserve">最强信号候选</w:t>
-      </w:r>
-      <w:r>
-        <w:rPr>
-          <w:rFonts w:ascii="Times New Roman" w:hAnsi="Times New Roman" w:eastAsia="Times New Roman" w:cs="Times New Roman"/>
-        </w:rPr>
-        <w:t xml:space="preserve"> | </w:t>
-      </w:r>
-      <w:r>
-        <w:rPr>
-          <w:rFonts w:hint="eastAsia" w:ascii="Times New Roman" w:hAnsi="Times New Roman" w:eastAsia="FangSong" w:cs="Times New Roman"/>
-        </w:rPr>
-        <w:t xml:space="preserve">银盐沉淀颜色</w:t>
-      </w:r>
-      <w:r>
-        <w:rPr>
-          <w:rFonts w:ascii="Times New Roman" w:hAnsi="Times New Roman" w:eastAsia="Times New Roman" w:cs="Times New Roman"/>
-        </w:rPr>
-        <w:t xml:space="preserve"> + </w:t>
-      </w:r>
-      <w:r>
-        <w:rPr>
-          <w:rFonts w:hint="eastAsia" w:ascii="Times New Roman" w:hAnsi="Times New Roman" w:eastAsia="FangSong" w:cs="Times New Roman"/>
-        </w:rPr>
-        <w:t xml:space="preserve">氨水溶解性</w:t>
-      </w:r>
-      <w:r>
-        <w:rPr>
-          <w:rFonts w:ascii="Times New Roman" w:hAnsi="Times New Roman" w:eastAsia="Times New Roman" w:cs="Times New Roman"/>
-        </w:rPr>
-        <w:t xml:space="preserve"> → A=Cl</w:t>
-      </w:r>
-      <w:r>
-        <w:rPr>
-          <w:rFonts w:ascii="Times New Roman" w:hAnsi="Times New Roman" w:eastAsia="Times New Roman" w:cs="Times New Roman"/>
-          <w:vertAlign w:val="superscript"/>
-        </w:rPr>
-        <w:t>-</w:t>
-      </w:r>
-      <w:r>
-        <w:rPr>
-          <w:rFonts w:ascii="Times New Roman" w:hAnsi="Times New Roman" w:eastAsia="Times New Roman" w:cs="Times New Roman"/>
-        </w:rPr>
-        <w:t>、B=Br</w:t>
-      </w:r>
-      <w:r>
-        <w:rPr>
-          <w:rFonts w:ascii="Times New Roman" w:hAnsi="Times New Roman" w:eastAsia="Times New Roman" w:cs="Times New Roman"/>
-          <w:vertAlign w:val="superscript"/>
-        </w:rPr>
-        <w:t>-</w:t>
-      </w:r>
-      <w:r>
-        <w:rPr>
-          <w:rFonts w:ascii="Times New Roman" w:hAnsi="Times New Roman" w:eastAsia="Times New Roman" w:cs="Times New Roman"/>
-        </w:rPr>
-        <w:t>、C=I</w:t>
-      </w:r>
-      <w:r>
-        <w:rPr>
-          <w:rFonts w:ascii="Times New Roman" w:hAnsi="Times New Roman" w:eastAsia="Times New Roman" w:cs="Times New Roman"/>
-          <w:vertAlign w:val="superscript"/>
-        </w:rPr>
-        <w:t>-</w:t>
-      </w:r>
-      <w:r>
-        <w:rPr>
-          <w:rFonts w:ascii="Times New Roman" w:hAnsi="Times New Roman" w:eastAsia="Times New Roman" w:cs="Times New Roman"/>
-        </w:rPr>
-        <w:t xml:space="preserve"> | </w:t>
-      </w:r>
-      <w:r>
-        <w:rPr>
-          <w:rFonts w:hint="eastAsia" w:ascii="Times New Roman" w:hAnsi="Times New Roman" w:eastAsia="FangSong" w:cs="Times New Roman"/>
-        </w:rPr>
-        <w:t xml:space="preserve">逐一对应</w:t>
-      </w:r>
-      <w:r>
-        <w:rPr>
-          <w:rFonts w:ascii="Times New Roman" w:hAnsi="Times New Roman" w:eastAsia="Times New Roman" w:cs="Times New Roman"/>
-        </w:rPr>
-        <w:t xml:space="preserve"> |</w:t>
-      </w:r>
-      <w:r>
-        <w:rPr>
-          <w:rFonts w:ascii="Times New Roman" w:hAnsi="Times New Roman" w:eastAsia="Times New Roman" w:cs="Times New Roman"/>
-        </w:rPr>
-        <w:t xml:space="preserve"> </w:t>
-      </w:r>
-      <w:r>
-        <w:rPr>
-          <w:rFonts w:ascii="Times New Roman" w:hAnsi="Times New Roman" w:eastAsia="Times New Roman" w:cs="Times New Roman"/>
-        </w:rPr>
-        <w:t xml:space="preserve">| ③ </w:t>
-      </w:r>
-      <w:r>
-        <w:rPr>
-          <w:rFonts w:hint="eastAsia" w:ascii="Times New Roman" w:hAnsi="Times New Roman" w:eastAsia="FangSong" w:cs="Times New Roman"/>
-        </w:rPr>
-        <w:t xml:space="preserve">否定排除</w:t>
-      </w:r>
-      <w:r>
-        <w:rPr>
-          <w:rFonts w:ascii="Times New Roman" w:hAnsi="Times New Roman" w:eastAsia="Times New Roman" w:cs="Times New Roman"/>
-        </w:rPr>
-        <w:t xml:space="preserve"> | </w:t>
-      </w:r>
-      <w:r>
-        <w:rPr>
-          <w:rFonts w:hint="eastAsia" w:ascii="Times New Roman" w:hAnsi="Times New Roman" w:eastAsia="FangSong" w:cs="Times New Roman"/>
-        </w:rPr>
-        <w:t xml:space="preserve">沉淀不溶稀</w:t>
-      </w:r>
-      <w:r>
-        <w:rPr>
-          <w:rFonts w:ascii="Times New Roman" w:hAnsi="Times New Roman" w:eastAsia="Times New Roman" w:cs="Times New Roman"/>
-        </w:rPr>
-        <w:t xml:space="preserve"> HNO</w:t>
-      </w:r>
-      <w:r>
-        <w:rPr>
-          <w:rFonts w:ascii="Times New Roman" w:hAnsi="Times New Roman" w:eastAsia="Times New Roman" w:cs="Times New Roman"/>
-          <w:vertAlign w:val="subscript"/>
-        </w:rPr>
-        <w:t>3</w:t>
-      </w:r>
-      <w:r>
-        <w:rPr>
-          <w:rFonts w:ascii="Times New Roman" w:hAnsi="Times New Roman" w:eastAsia="Times New Roman" w:cs="Times New Roman"/>
-        </w:rPr>
-        <w:t xml:space="preserve"> </w:t>
-      </w:r>
-      <w:r>
-        <w:rPr>
-          <w:rFonts w:hint="eastAsia" w:ascii="Times New Roman" w:hAnsi="Times New Roman" w:eastAsia="FangSong" w:cs="Times New Roman"/>
-        </w:rPr>
-        <w:t>排除碳酸盐</w:t>
-      </w:r>
-      <w:r>
-        <w:rPr>
-          <w:rFonts w:hint="eastAsia" w:ascii="Times New Roman" w:hAnsi="Times New Roman" w:eastAsia="Times New Roman" w:cs="Times New Roman"/>
-        </w:rPr>
-        <w:t>/</w:t>
-      </w:r>
-      <w:r>
-        <w:rPr>
-          <w:rFonts w:hint="eastAsia" w:ascii="Times New Roman" w:hAnsi="Times New Roman" w:eastAsia="FangSong" w:cs="Times New Roman"/>
-        </w:rPr>
-        <w:t>亚硫酸盐</w:t>
-      </w:r>
-      <w:r>
-        <w:rPr>
-          <w:rFonts w:hint="eastAsia" w:ascii="Times New Roman" w:hAnsi="Times New Roman" w:eastAsia="Times New Roman" w:cs="Times New Roman"/>
-        </w:rPr>
-        <w:t>；</w:t>
-      </w:r>
-      <w:r>
-        <w:rPr>
-          <w:rFonts w:hint="eastAsia" w:ascii="Times New Roman" w:hAnsi="Times New Roman" w:eastAsia="FangSong" w:cs="Times New Roman"/>
-        </w:rPr>
-        <w:t>不溶浓氨水排除</w:t>
-      </w:r>
-      <w:r>
-        <w:rPr>
-          <w:rFonts w:ascii="Times New Roman" w:hAnsi="Times New Roman" w:eastAsia="Times New Roman" w:cs="Times New Roman"/>
-        </w:rPr>
-        <w:t xml:space="preserve"> AgCl | </w:t>
-      </w:r>
-      <w:r>
-        <w:rPr>
-          <w:rFonts w:hint="eastAsia" w:ascii="Times New Roman" w:hAnsi="Times New Roman" w:eastAsia="FangSong" w:cs="Times New Roman"/>
-        </w:rPr>
-        <w:t xml:space="preserve">确定卤素</w:t>
-      </w:r>
-      <w:r>
-        <w:rPr>
-          <w:rFonts w:ascii="Times New Roman" w:hAnsi="Times New Roman" w:eastAsia="Times New Roman" w:cs="Times New Roman"/>
-        </w:rPr>
-        <w:t xml:space="preserve"> |</w:t>
-      </w:r>
-      <w:r>
-        <w:rPr>
-          <w:rFonts w:ascii="Times New Roman" w:hAnsi="Times New Roman" w:eastAsia="Times New Roman" w:cs="Times New Roman"/>
-        </w:rPr>
-        <w:t xml:space="preserve"> </w:t>
-      </w:r>
-      <w:r>
-        <w:rPr>
-          <w:rFonts w:ascii="Times New Roman" w:hAnsi="Times New Roman" w:eastAsia="Times New Roman" w:cs="Times New Roman"/>
-        </w:rPr>
-        <w:t xml:space="preserve">| ④ </w:t>
-      </w:r>
-      <w:r>
-        <w:rPr>
-          <w:rFonts w:hint="eastAsia" w:ascii="Times New Roman" w:hAnsi="Times New Roman" w:eastAsia="FangSong" w:cs="Times New Roman"/>
-        </w:rPr>
-        <w:t xml:space="preserve">验证</w:t>
-      </w:r>
-      <w:r>
-        <w:rPr>
-          <w:rFonts w:ascii="Times New Roman" w:hAnsi="Times New Roman" w:eastAsia="Times New Roman" w:cs="Times New Roman"/>
-        </w:rPr>
-        <w:t xml:space="preserve"> | </w:t>
-      </w:r>
-      <w:r>
-        <w:rPr>
-          <w:rFonts w:hint="eastAsia" w:ascii="Times New Roman" w:hAnsi="Times New Roman" w:eastAsia="FangSong" w:cs="Times New Roman"/>
-        </w:rPr>
-        <w:t xml:space="preserve">浓</w:t>
-      </w:r>
-      <w:r>
-        <w:rPr>
-          <w:rFonts w:ascii="Times New Roman" w:hAnsi="Times New Roman" w:eastAsia="Times New Roman" w:cs="Times New Roman"/>
-        </w:rPr>
-        <w:t xml:space="preserve"> H</w:t>
-      </w:r>
-      <w:r>
-        <w:rPr>
-          <w:rFonts w:ascii="Times New Roman" w:hAnsi="Times New Roman" w:eastAsia="Times New Roman" w:cs="Times New Roman"/>
-          <w:vertAlign w:val="subscript"/>
-        </w:rPr>
-        <w:t>2</w:t>
-      </w:r>
-      <w:r>
-        <w:rPr>
-          <w:rFonts w:ascii="Times New Roman" w:hAnsi="Times New Roman" w:eastAsia="Times New Roman" w:cs="Times New Roman"/>
-        </w:rPr>
-        <w:t>SO</w:t>
-      </w:r>
-      <w:r>
-        <w:rPr>
-          <w:rFonts w:ascii="Times New Roman" w:hAnsi="Times New Roman" w:eastAsia="Times New Roman" w:cs="Times New Roman"/>
-          <w:vertAlign w:val="subscript"/>
-        </w:rPr>
-        <w:t>4</w:t>
-      </w:r>
-      <w:r>
-        <w:rPr>
-          <w:rFonts w:ascii="Times New Roman" w:hAnsi="Times New Roman" w:eastAsia="Times New Roman" w:cs="Times New Roman"/>
-        </w:rPr>
-        <w:t xml:space="preserve"> </w:t>
-      </w:r>
-      <w:r>
-        <w:rPr>
-          <w:rFonts w:hint="eastAsia" w:ascii="Times New Roman" w:hAnsi="Times New Roman" w:eastAsia="FangSong" w:cs="Times New Roman"/>
-        </w:rPr>
-        <w:t>反应佐证还原性强弱</w:t>
-      </w:r>
-      <w:r>
-        <w:rPr>
-          <w:rFonts w:hint="eastAsia" w:ascii="Times New Roman" w:hAnsi="Times New Roman" w:eastAsia="Times New Roman" w:cs="Times New Roman"/>
-        </w:rPr>
-        <w:t>：Cl</w:t>
-      </w:r>
-      <w:r>
-        <w:rPr>
-          <w:rFonts w:hint="eastAsia" w:ascii="Times New Roman" w:hAnsi="Times New Roman" w:eastAsia="Times New Roman" w:cs="Times New Roman"/>
-          <w:vertAlign w:val="superscript"/>
-        </w:rPr>
-        <w:t>-</w:t>
-      </w:r>
-      <w:r>
-        <w:rPr>
-          <w:rFonts w:hint="eastAsia" w:ascii="Times New Roman" w:hAnsi="Times New Roman" w:eastAsia="Times New Roman" w:cs="Times New Roman"/>
-        </w:rPr>
-        <w:t>&lt;Br</w:t>
-      </w:r>
-      <w:r>
-        <w:rPr>
-          <w:rFonts w:hint="eastAsia" w:ascii="Times New Roman" w:hAnsi="Times New Roman" w:eastAsia="Times New Roman" w:cs="Times New Roman"/>
-          <w:vertAlign w:val="superscript"/>
-        </w:rPr>
-        <w:t>-</w:t>
-      </w:r>
-      <w:r>
-        <w:rPr>
-          <w:rFonts w:hint="eastAsia" w:ascii="Times New Roman" w:hAnsi="Times New Roman" w:eastAsia="Times New Roman" w:cs="Times New Roman"/>
-        </w:rPr>
-        <w:t>&lt;I</w:t>
-      </w:r>
-      <w:r>
-        <w:rPr>
-          <w:rFonts w:hint="eastAsia" w:ascii="Times New Roman" w:hAnsi="Times New Roman" w:eastAsia="Times New Roman" w:cs="Times New Roman"/>
-          <w:vertAlign w:val="superscript"/>
-        </w:rPr>
-        <w:t>-</w:t>
-      </w:r>
-      <w:r>
-        <w:rPr>
-          <w:rFonts w:ascii="Times New Roman" w:hAnsi="Times New Roman" w:eastAsia="Times New Roman" w:cs="Times New Roman"/>
-        </w:rPr>
-        <w:t xml:space="preserve"> | 2NaBr+3H</w:t>
-      </w:r>
-      <w:r>
-        <w:rPr>
-          <w:rFonts w:ascii="Times New Roman" w:hAnsi="Times New Roman" w:eastAsia="Times New Roman" w:cs="Times New Roman"/>
-          <w:vertAlign w:val="subscript"/>
-        </w:rPr>
-        <w:t>2</w:t>
-      </w:r>
-      <w:r>
-        <w:rPr>
-          <w:rFonts w:ascii="Times New Roman" w:hAnsi="Times New Roman" w:eastAsia="Times New Roman" w:cs="Times New Roman"/>
-        </w:rPr>
-        <w:t>SO</w:t>
-      </w:r>
-      <w:r>
-        <w:rPr>
-          <w:rFonts w:ascii="Times New Roman" w:hAnsi="Times New Roman" w:eastAsia="Times New Roman" w:cs="Times New Roman"/>
-          <w:vertAlign w:val="subscript"/>
-        </w:rPr>
-        <w:t>4</w:t>
-      </w:r>
-      <w:r>
-        <w:rPr>
-          <w:rFonts w:ascii="Times New Roman" w:hAnsi="Times New Roman" w:eastAsia="Times New Roman" w:cs="Times New Roman"/>
-        </w:rPr>
-        <w:t>→△→ 2NaHSO</w:t>
-      </w:r>
-      <w:r>
-        <w:rPr>
-          <w:rFonts w:ascii="Times New Roman" w:hAnsi="Times New Roman" w:eastAsia="Times New Roman" w:cs="Times New Roman"/>
-          <w:vertAlign w:val="subscript"/>
-        </w:rPr>
-        <w:t>4</w:t>
-      </w:r>
-      <w:r>
-        <w:rPr>
-          <w:rFonts w:ascii="Times New Roman" w:hAnsi="Times New Roman" w:eastAsia="Times New Roman" w:cs="Times New Roman"/>
-        </w:rPr>
-        <w:t>+Br</w:t>
-      </w:r>
-      <w:r>
-        <w:rPr>
-          <w:rFonts w:ascii="Times New Roman" w:hAnsi="Times New Roman" w:eastAsia="Times New Roman" w:cs="Times New Roman"/>
-          <w:vertAlign w:val="subscript"/>
-        </w:rPr>
-        <w:t>2</w:t>
-      </w:r>
-      <w:r>
-        <w:rPr>
-          <w:rFonts w:ascii="Times New Roman" w:hAnsi="Times New Roman" w:eastAsia="Times New Roman" w:cs="Times New Roman"/>
-        </w:rPr>
-        <w:t>↑+SO</w:t>
-      </w:r>
-      <w:r>
-        <w:rPr>
-          <w:rFonts w:ascii="Times New Roman" w:hAnsi="Times New Roman" w:eastAsia="Times New Roman" w:cs="Times New Roman"/>
-          <w:vertAlign w:val="subscript"/>
-        </w:rPr>
-        <w:t>2</w:t>
-      </w:r>
-      <w:r>
-        <w:rPr>
-          <w:rFonts w:ascii="Times New Roman" w:hAnsi="Times New Roman" w:eastAsia="Times New Roman" w:cs="Times New Roman"/>
-        </w:rPr>
-        <w:t>↑+2H</w:t>
-      </w:r>
-      <w:r>
-        <w:rPr>
-          <w:rFonts w:ascii="Times New Roman" w:hAnsi="Times New Roman" w:eastAsia="Times New Roman" w:cs="Times New Roman"/>
-          <w:vertAlign w:val="subscript"/>
-        </w:rPr>
-        <w:t>2</w:t>
-      </w:r>
-      <w:r>
-        <w:rPr>
-          <w:rFonts w:ascii="Times New Roman" w:hAnsi="Times New Roman" w:eastAsia="Times New Roman" w:cs="Times New Roman"/>
-        </w:rPr>
-        <w:t>O |</w:t>
-      </w:r>
     </w:p>
+    <w:tbl>
+      <w:tblPr>
+        <w:tblStyle w:val="Table"/>
+        <w:tblW w:type="pct" w:w="5000"/>
+        <w:tblLayout w:type="fixed"/>
+        <w:tblLook w:firstRow="1" w:lastRow="0" w:firstColumn="0" w:lastColumn="0" w:noHBand="0" w:noVBand="0" w:val="0020"/>
+        <w:jc w:val="center"/>
+        <w:tblBorders>
+          <w:top w:val="single" w:sz="12" w:space="0" w:color="333333"/>
+          <w:bottom w:val="single" w:sz="12" w:space="0" w:color="333333"/>
+          <w:left w:val="none"/>
+          <w:right w:val="none"/>
+          <w:insideH w:val="none"/>
+          <w:insideV w:val="none"/>
+        </w:tblBorders>
+      </w:tblPr>
+      <w:tblGrid>
+        <w:gridCol w:w="2640"/>
+        <w:gridCol w:w="2640"/>
+        <w:gridCol w:w="2640"/>
+      </w:tblGrid>
+      <w:tr>
+        <w:trPr>
+          <w:tblHeader w:val="on"/>
+        </w:trPr>
+        <w:tc>
+          <w:tcPr>
+            <w:tcBorders>
+              <w:bottom w:val="single" w:sz="6" w:space="0" w:color="333333"/>
+            </w:tcBorders>
+          </w:tcPr>
+          <w:p>
+            <w:pPr>
+              <w:pStyle w:val="Compact"/>
+              <w:jc w:val="center"/>
+            </w:pPr>
+            <w:r>
+              <w:rPr>
+                <w:rFonts w:hint="eastAsia" w:ascii="Times New Roman" w:hAnsi="Times New Roman" w:eastAsia="SimHei" w:cs="Times New Roman"/>
+                <w:b/>
+              </w:rPr>
+              <w:t xml:space="preserve">步骤</w:t>
+            </w:r>
+          </w:p>
+        </w:tc>
+        <w:tc>
+          <w:tcPr>
+            <w:tcBorders>
+              <w:bottom w:val="single" w:sz="6" w:space="0" w:color="333333"/>
+            </w:tcBorders>
+          </w:tcPr>
+          <w:p>
+            <w:pPr>
+              <w:pStyle w:val="Compact"/>
+              <w:jc w:val="center"/>
+            </w:pPr>
+            <w:r>
+              <w:rPr>
+                <w:rFonts w:hint="eastAsia" w:ascii="Times New Roman" w:hAnsi="Times New Roman" w:eastAsia="SimHei" w:cs="Times New Roman"/>
+                <w:b/>
+              </w:rPr>
+              <w:t xml:space="preserve">操作</w:t>
+            </w:r>
+          </w:p>
+        </w:tc>
+        <w:tc>
+          <w:tcPr>
+            <w:tcBorders>
+              <w:bottom w:val="single" w:sz="6" w:space="0" w:color="333333"/>
+            </w:tcBorders>
+          </w:tcPr>
+          <w:p>
+            <w:pPr>
+              <w:pStyle w:val="Compact"/>
+              <w:jc w:val="center"/>
+            </w:pPr>
+            <w:r>
+              <w:rPr>
+                <w:rFonts w:hint="eastAsia" w:ascii="Times New Roman" w:hAnsi="Times New Roman" w:eastAsia="SimHei" w:cs="Times New Roman"/>
+                <w:b/>
+              </w:rPr>
+              <w:t xml:space="preserve">结论</w:t>
+            </w:r>
+          </w:p>
+        </w:tc>
+      </w:tr>
+      <w:tr>
+        <w:tc>
+          <w:tcPr/>
+          <w:p>
+            <w:pPr>
+              <w:pStyle w:val="Compact"/>
+              <w:jc w:val="center"/>
+            </w:pPr>
+            <w:r>
+              <w:rPr>
+                <w:rFonts w:ascii="Times New Roman" w:hAnsi="Times New Roman" w:eastAsia="Times New Roman" w:cs="Times New Roman"/>
+              </w:rPr>
+              <w:t xml:space="preserve">① </w:t>
+            </w:r>
+            <w:r>
+              <w:rPr>
+                <w:rFonts w:hint="eastAsia" w:ascii="Times New Roman" w:hAnsi="Times New Roman" w:eastAsia="FangSong" w:cs="Times New Roman"/>
+              </w:rPr>
+              <w:t xml:space="preserve">提取信号</w:t>
+            </w:r>
+          </w:p>
+        </w:tc>
+        <w:tc>
+          <w:tcPr/>
+          <w:p>
+            <w:pPr>
+              <w:pStyle w:val="Compact"/>
+              <w:jc w:val="center"/>
+            </w:pPr>
+            <w:r>
+              <w:rPr>
+                <w:rFonts w:ascii="Times New Roman" w:hAnsi="Times New Roman" w:eastAsia="Times New Roman" w:cs="Times New Roman"/>
+              </w:rPr>
+              <w:t xml:space="preserve">AgCl </w:t>
+            </w:r>
+            <w:r>
+              <w:rPr>
+                <w:rFonts w:hint="eastAsia" w:ascii="Times New Roman" w:hAnsi="Times New Roman" w:eastAsia="FangSong" w:cs="Times New Roman"/>
+              </w:rPr>
+              <w:t>白</w:t>
+            </w:r>
+            <w:r>
+              <w:rPr>
+                <w:rFonts w:hint="eastAsia" w:ascii="Times New Roman" w:hAnsi="Times New Roman" w:eastAsia="Times New Roman" w:cs="Times New Roman"/>
+              </w:rPr>
+              <w:t>+</w:t>
+            </w:r>
+            <w:r>
+              <w:rPr>
+                <w:rFonts w:hint="eastAsia" w:ascii="Times New Roman" w:hAnsi="Times New Roman" w:eastAsia="FangSong" w:cs="Times New Roman"/>
+              </w:rPr>
+              <w:t>溶氨水</w:t>
+            </w:r>
+            <w:r>
+              <w:rPr>
+                <w:rFonts w:hint="eastAsia" w:ascii="Times New Roman" w:hAnsi="Times New Roman" w:eastAsia="Times New Roman" w:cs="Times New Roman"/>
+              </w:rPr>
+              <w:t>；AgBr</w:t>
+            </w:r>
+            <w:r>
+              <w:rPr>
+                <w:rFonts w:ascii="Times New Roman" w:hAnsi="Times New Roman" w:eastAsia="Times New Roman" w:cs="Times New Roman"/>
+              </w:rPr>
+              <w:t xml:space="preserve"> </w:t>
+            </w:r>
+            <w:r>
+              <w:rPr>
+                <w:rFonts w:hint="eastAsia" w:ascii="Times New Roman" w:hAnsi="Times New Roman" w:eastAsia="FangSong" w:cs="Times New Roman"/>
+              </w:rPr>
+              <w:t>淡黄</w:t>
+            </w:r>
+            <w:r>
+              <w:rPr>
+                <w:rFonts w:hint="eastAsia" w:ascii="Times New Roman" w:hAnsi="Times New Roman" w:eastAsia="Times New Roman" w:cs="Times New Roman"/>
+              </w:rPr>
+              <w:t>+</w:t>
+            </w:r>
+            <w:r>
+              <w:rPr>
+                <w:rFonts w:hint="eastAsia" w:ascii="Times New Roman" w:hAnsi="Times New Roman" w:eastAsia="FangSong" w:cs="Times New Roman"/>
+              </w:rPr>
+              <w:t>微溶</w:t>
+            </w:r>
+            <w:r>
+              <w:rPr>
+                <w:rFonts w:hint="eastAsia" w:ascii="Times New Roman" w:hAnsi="Times New Roman" w:eastAsia="Times New Roman" w:cs="Times New Roman"/>
+              </w:rPr>
+              <w:t>；AgI</w:t>
+            </w:r>
+            <w:r>
+              <w:rPr>
+                <w:rFonts w:ascii="Times New Roman" w:hAnsi="Times New Roman" w:eastAsia="Times New Roman" w:cs="Times New Roman"/>
+              </w:rPr>
+              <w:t xml:space="preserve"> </w:t>
+            </w:r>
+            <w:r>
+              <w:rPr>
+                <w:rFonts w:hint="eastAsia" w:ascii="Times New Roman" w:hAnsi="Times New Roman" w:eastAsia="FangSong" w:cs="Times New Roman"/>
+              </w:rPr>
+              <w:t>黄</w:t>
+            </w:r>
+            <w:r>
+              <w:rPr>
+                <w:rFonts w:hint="eastAsia" w:ascii="Times New Roman" w:hAnsi="Times New Roman" w:eastAsia="Times New Roman" w:cs="Times New Roman"/>
+              </w:rPr>
+              <w:t>+</w:t>
+            </w:r>
+            <w:r>
+              <w:rPr>
+                <w:rFonts w:hint="eastAsia" w:ascii="Times New Roman" w:hAnsi="Times New Roman" w:eastAsia="FangSong" w:cs="Times New Roman"/>
+              </w:rPr>
+              <w:t>不溶</w:t>
+            </w:r>
+            <w:r>
+              <w:rPr>
+                <w:rFonts w:hint="eastAsia" w:ascii="Times New Roman" w:hAnsi="Times New Roman" w:eastAsia="Times New Roman" w:cs="Times New Roman"/>
+              </w:rPr>
+              <w:t>；</w:t>
+            </w:r>
+            <w:r>
+              <w:rPr>
+                <w:rFonts w:hint="eastAsia" w:ascii="Times New Roman" w:hAnsi="Times New Roman" w:eastAsia="FangSong" w:cs="Times New Roman"/>
+              </w:rPr>
+              <w:t>浓</w:t>
+            </w:r>
+            <w:r>
+              <w:rPr>
+                <w:rFonts w:ascii="Times New Roman" w:hAnsi="Times New Roman" w:eastAsia="Times New Roman" w:cs="Times New Roman"/>
+              </w:rPr>
+              <w:t xml:space="preserve"> H</w:t>
+            </w:r>
+            <w:r>
+              <w:rPr>
+                <w:rFonts w:ascii="Times New Roman" w:hAnsi="Times New Roman" w:eastAsia="Times New Roman" w:cs="Times New Roman"/>
+                <w:vertAlign w:val="subscript"/>
+              </w:rPr>
+              <w:t>2</w:t>
+            </w:r>
+            <w:r>
+              <w:rPr>
+                <w:rFonts w:ascii="Times New Roman" w:hAnsi="Times New Roman" w:eastAsia="Times New Roman" w:cs="Times New Roman"/>
+              </w:rPr>
+              <w:t>SO</w:t>
+            </w:r>
+            <w:r>
+              <w:rPr>
+                <w:rFonts w:ascii="Times New Roman" w:hAnsi="Times New Roman" w:eastAsia="Times New Roman" w:cs="Times New Roman"/>
+                <w:vertAlign w:val="subscript"/>
+              </w:rPr>
+              <w:t>4</w:t>
+            </w:r>
+            <w:r>
+              <w:rPr>
+                <w:rFonts w:ascii="Times New Roman" w:hAnsi="Times New Roman" w:eastAsia="Times New Roman" w:cs="Times New Roman"/>
+              </w:rPr>
+              <w:t xml:space="preserve"> </w:t>
+            </w:r>
+            <w:r>
+              <w:rPr>
+                <w:rFonts w:hint="eastAsia" w:ascii="Times New Roman" w:hAnsi="Times New Roman" w:eastAsia="FangSong" w:cs="Times New Roman"/>
+              </w:rPr>
+              <w:t>表现</w:t>
+            </w:r>
+            <w:r>
+              <w:rPr>
+                <w:rFonts w:hint="eastAsia" w:ascii="Times New Roman" w:hAnsi="Times New Roman" w:eastAsia="Times New Roman" w:cs="Times New Roman"/>
+              </w:rPr>
+              <w:t>：Cl</w:t>
+            </w:r>
+            <w:r>
+              <w:rPr>
+                <w:rFonts w:hint="eastAsia" w:ascii="Times New Roman" w:hAnsi="Times New Roman" w:eastAsia="Times New Roman" w:cs="Times New Roman"/>
+                <w:vertAlign w:val="superscript"/>
+              </w:rPr>
+              <w:t>-</w:t>
+            </w:r>
+            <w:r>
+              <w:rPr>
+                <w:rFonts w:ascii="Times New Roman" w:hAnsi="Times New Roman" w:eastAsia="Times New Roman" w:cs="Times New Roman"/>
+              </w:rPr>
+              <w:t xml:space="preserve"> </w:t>
+            </w:r>
+            <w:r>
+              <w:rPr>
+                <w:rFonts w:hint="eastAsia" w:ascii="Times New Roman" w:hAnsi="Times New Roman" w:eastAsia="FangSong" w:cs="Times New Roman"/>
+              </w:rPr>
+              <w:t>仅复分解</w:t>
+            </w:r>
+            <w:r>
+              <w:rPr>
+                <w:rFonts w:hint="eastAsia" w:ascii="Times New Roman" w:hAnsi="Times New Roman" w:eastAsia="Times New Roman" w:cs="Times New Roman"/>
+              </w:rPr>
+              <w:t>、Br</w:t>
+            </w:r>
+            <w:r>
+              <w:rPr>
+                <w:rFonts w:hint="eastAsia" w:ascii="Times New Roman" w:hAnsi="Times New Roman" w:eastAsia="Times New Roman" w:cs="Times New Roman"/>
+                <w:vertAlign w:val="superscript"/>
+              </w:rPr>
+              <w:t>-</w:t>
+            </w:r>
+            <w:r>
+              <w:rPr>
+                <w:rFonts w:ascii="Times New Roman" w:hAnsi="Times New Roman" w:eastAsia="Times New Roman" w:cs="Times New Roman"/>
+              </w:rPr>
+              <w:t xml:space="preserve"> </w:t>
+            </w:r>
+            <w:r>
+              <w:rPr>
+                <w:rFonts w:hint="eastAsia" w:ascii="Times New Roman" w:hAnsi="Times New Roman" w:eastAsia="FangSong" w:cs="Times New Roman"/>
+              </w:rPr>
+              <w:t>被氧化</w:t>
+            </w:r>
+            <w:r>
+              <w:rPr>
+                <w:rFonts w:hint="eastAsia" w:ascii="Times New Roman" w:hAnsi="Times New Roman" w:eastAsia="Times New Roman" w:cs="Times New Roman"/>
+              </w:rPr>
+              <w:t>、I</w:t>
+            </w:r>
+            <w:r>
+              <w:rPr>
+                <w:rFonts w:hint="eastAsia" w:ascii="Times New Roman" w:hAnsi="Times New Roman" w:eastAsia="Times New Roman" w:cs="Times New Roman"/>
+                <w:vertAlign w:val="superscript"/>
+              </w:rPr>
+              <w:t>-</w:t>
+            </w:r>
+            <w:r>
+              <w:rPr>
+                <w:rFonts w:ascii="Times New Roman" w:hAnsi="Times New Roman" w:eastAsia="Times New Roman" w:cs="Times New Roman"/>
+              </w:rPr>
+              <w:t xml:space="preserve"> </w:t>
+            </w:r>
+            <w:r>
+              <w:rPr>
+                <w:rFonts w:hint="eastAsia" w:ascii="Times New Roman" w:hAnsi="Times New Roman" w:eastAsia="FangSong" w:cs="Times New Roman"/>
+              </w:rPr>
+              <w:t xml:space="preserve">更强还原</w:t>
+            </w:r>
+          </w:p>
+        </w:tc>
+        <w:tc>
+          <w:tcPr/>
+          <w:p>
+            <w:pPr>
+              <w:pStyle w:val="Compact"/>
+              <w:jc w:val="center"/>
+            </w:pPr>
+            <w:r>
+              <w:rPr>
+                <w:rFonts w:hint="eastAsia" w:ascii="Times New Roman" w:hAnsi="Times New Roman" w:eastAsia="FangSong" w:cs="Times New Roman"/>
+              </w:rPr>
+              <w:t>卤化银颜色</w:t>
+            </w:r>
+            <w:r>
+              <w:rPr>
+                <w:rFonts w:hint="eastAsia" w:ascii="Times New Roman" w:hAnsi="Times New Roman" w:eastAsia="Times New Roman" w:cs="Times New Roman"/>
+              </w:rPr>
+              <w:t>+</w:t>
+            </w:r>
+            <w:r>
+              <w:rPr>
+                <w:rFonts w:hint="eastAsia" w:ascii="Times New Roman" w:hAnsi="Times New Roman" w:eastAsia="FangSong" w:cs="Times New Roman"/>
+              </w:rPr>
+              <w:t>溶解行为是关键信号对</w:t>
+            </w:r>
+          </w:p>
+        </w:tc>
+      </w:tr>
+      <w:tr>
+        <w:tc>
+          <w:tcPr/>
+          <w:p>
+            <w:pPr>
+              <w:pStyle w:val="Compact"/>
+              <w:jc w:val="center"/>
+            </w:pPr>
+            <w:r>
+              <w:rPr>
+                <w:rFonts w:ascii="Times New Roman" w:hAnsi="Times New Roman" w:eastAsia="Times New Roman" w:cs="Times New Roman"/>
+              </w:rPr>
+              <w:t xml:space="preserve">② </w:t>
+            </w:r>
+            <w:r>
+              <w:rPr>
+                <w:rFonts w:hint="eastAsia" w:ascii="Times New Roman" w:hAnsi="Times New Roman" w:eastAsia="FangSong" w:cs="Times New Roman"/>
+              </w:rPr>
+              <w:t xml:space="preserve">最强信号候选</w:t>
+            </w:r>
+          </w:p>
+        </w:tc>
+        <w:tc>
+          <w:tcPr/>
+          <w:p>
+            <w:pPr>
+              <w:pStyle w:val="Compact"/>
+              <w:jc w:val="center"/>
+            </w:pPr>
+            <w:r>
+              <w:rPr>
+                <w:rFonts w:hint="eastAsia" w:ascii="Times New Roman" w:hAnsi="Times New Roman" w:eastAsia="FangSong" w:cs="Times New Roman"/>
+              </w:rPr>
+              <w:t xml:space="preserve">银盐沉淀颜色</w:t>
+            </w:r>
+            <w:r>
+              <w:rPr>
+                <w:rFonts w:ascii="Times New Roman" w:hAnsi="Times New Roman" w:eastAsia="Times New Roman" w:cs="Times New Roman"/>
+              </w:rPr>
+              <w:t xml:space="preserve"> + </w:t>
+            </w:r>
+            <w:r>
+              <w:rPr>
+                <w:rFonts w:hint="eastAsia" w:ascii="Times New Roman" w:hAnsi="Times New Roman" w:eastAsia="FangSong" w:cs="Times New Roman"/>
+              </w:rPr>
+              <w:t xml:space="preserve">氨水溶解性</w:t>
+            </w:r>
+            <w:r>
+              <w:rPr>
+                <w:rFonts w:ascii="Times New Roman" w:hAnsi="Times New Roman" w:eastAsia="Times New Roman" w:cs="Times New Roman"/>
+              </w:rPr>
+              <w:t xml:space="preserve"> → A=Cl</w:t>
+            </w:r>
+            <w:r>
+              <w:rPr>
+                <w:rFonts w:ascii="Times New Roman" w:hAnsi="Times New Roman" w:eastAsia="Times New Roman" w:cs="Times New Roman"/>
+                <w:vertAlign w:val="superscript"/>
+              </w:rPr>
+              <w:t>-</w:t>
+            </w:r>
+            <w:r>
+              <w:rPr>
+                <w:rFonts w:ascii="Times New Roman" w:hAnsi="Times New Roman" w:eastAsia="Times New Roman" w:cs="Times New Roman"/>
+              </w:rPr>
+              <w:t>、B=Br</w:t>
+            </w:r>
+            <w:r>
+              <w:rPr>
+                <w:rFonts w:ascii="Times New Roman" w:hAnsi="Times New Roman" w:eastAsia="Times New Roman" w:cs="Times New Roman"/>
+                <w:vertAlign w:val="superscript"/>
+              </w:rPr>
+              <w:t>-</w:t>
+            </w:r>
+            <w:r>
+              <w:rPr>
+                <w:rFonts w:ascii="Times New Roman" w:hAnsi="Times New Roman" w:eastAsia="Times New Roman" w:cs="Times New Roman"/>
+              </w:rPr>
+              <w:t>、C=I</w:t>
+            </w:r>
+            <w:r>
+              <w:rPr>
+                <w:rFonts w:ascii="Times New Roman" w:hAnsi="Times New Roman" w:eastAsia="Times New Roman" w:cs="Times New Roman"/>
+                <w:vertAlign w:val="superscript"/>
+              </w:rPr>
+              <w:t>-</w:t>
+            </w:r>
+          </w:p>
+        </w:tc>
+        <w:tc>
+          <w:tcPr/>
+          <w:p>
+            <w:pPr>
+              <w:pStyle w:val="Compact"/>
+              <w:jc w:val="center"/>
+            </w:pPr>
+            <w:r>
+              <w:rPr>
+                <w:rFonts w:hint="eastAsia" w:ascii="Times New Roman" w:hAnsi="Times New Roman" w:eastAsia="FangSong" w:cs="Times New Roman"/>
+              </w:rPr>
+              <w:t xml:space="preserve">逐一对应</w:t>
+            </w:r>
+          </w:p>
+        </w:tc>
+      </w:tr>
+      <w:tr>
+        <w:tc>
+          <w:tcPr/>
+          <w:p>
+            <w:pPr>
+              <w:pStyle w:val="Compact"/>
+              <w:jc w:val="center"/>
+            </w:pPr>
+            <w:r>
+              <w:rPr>
+                <w:rFonts w:ascii="Times New Roman" w:hAnsi="Times New Roman" w:eastAsia="Times New Roman" w:cs="Times New Roman"/>
+              </w:rPr>
+              <w:t xml:space="preserve">③ </w:t>
+            </w:r>
+            <w:r>
+              <w:rPr>
+                <w:rFonts w:hint="eastAsia" w:ascii="Times New Roman" w:hAnsi="Times New Roman" w:eastAsia="FangSong" w:cs="Times New Roman"/>
+              </w:rPr>
+              <w:t xml:space="preserve">否定排除</w:t>
+            </w:r>
+          </w:p>
+        </w:tc>
+        <w:tc>
+          <w:tcPr/>
+          <w:p>
+            <w:pPr>
+              <w:pStyle w:val="Compact"/>
+              <w:jc w:val="center"/>
+            </w:pPr>
+            <w:r>
+              <w:rPr>
+                <w:rFonts w:hint="eastAsia" w:ascii="Times New Roman" w:hAnsi="Times New Roman" w:eastAsia="FangSong" w:cs="Times New Roman"/>
+              </w:rPr>
+              <w:t xml:space="preserve">沉淀不溶稀</w:t>
+            </w:r>
+            <w:r>
+              <w:rPr>
+                <w:rFonts w:ascii="Times New Roman" w:hAnsi="Times New Roman" w:eastAsia="Times New Roman" w:cs="Times New Roman"/>
+              </w:rPr>
+              <w:t xml:space="preserve"> HNO</w:t>
+            </w:r>
+            <w:r>
+              <w:rPr>
+                <w:rFonts w:ascii="Times New Roman" w:hAnsi="Times New Roman" w:eastAsia="Times New Roman" w:cs="Times New Roman"/>
+                <w:vertAlign w:val="subscript"/>
+              </w:rPr>
+              <w:t>3</w:t>
+            </w:r>
+            <w:r>
+              <w:rPr>
+                <w:rFonts w:ascii="Times New Roman" w:hAnsi="Times New Roman" w:eastAsia="Times New Roman" w:cs="Times New Roman"/>
+              </w:rPr>
+              <w:t xml:space="preserve"> </w:t>
+            </w:r>
+            <w:r>
+              <w:rPr>
+                <w:rFonts w:hint="eastAsia" w:ascii="Times New Roman" w:hAnsi="Times New Roman" w:eastAsia="FangSong" w:cs="Times New Roman"/>
+              </w:rPr>
+              <w:t>排除碳酸盐</w:t>
+            </w:r>
+            <w:r>
+              <w:rPr>
+                <w:rFonts w:hint="eastAsia" w:ascii="Times New Roman" w:hAnsi="Times New Roman" w:eastAsia="Times New Roman" w:cs="Times New Roman"/>
+              </w:rPr>
+              <w:t>/</w:t>
+            </w:r>
+            <w:r>
+              <w:rPr>
+                <w:rFonts w:hint="eastAsia" w:ascii="Times New Roman" w:hAnsi="Times New Roman" w:eastAsia="FangSong" w:cs="Times New Roman"/>
+              </w:rPr>
+              <w:t>亚硫酸盐</w:t>
+            </w:r>
+            <w:r>
+              <w:rPr>
+                <w:rFonts w:hint="eastAsia" w:ascii="Times New Roman" w:hAnsi="Times New Roman" w:eastAsia="Times New Roman" w:cs="Times New Roman"/>
+              </w:rPr>
+              <w:t>；</w:t>
+            </w:r>
+            <w:r>
+              <w:rPr>
+                <w:rFonts w:hint="eastAsia" w:ascii="Times New Roman" w:hAnsi="Times New Roman" w:eastAsia="FangSong" w:cs="Times New Roman"/>
+              </w:rPr>
+              <w:t>不溶浓氨水排除</w:t>
+            </w:r>
+            <w:r>
+              <w:rPr>
+                <w:rFonts w:ascii="Times New Roman" w:hAnsi="Times New Roman" w:eastAsia="Times New Roman" w:cs="Times New Roman"/>
+              </w:rPr>
+              <w:t xml:space="preserve"> AgCl</w:t>
+            </w:r>
+          </w:p>
+        </w:tc>
+        <w:tc>
+          <w:tcPr/>
+          <w:p>
+            <w:pPr>
+              <w:pStyle w:val="Compact"/>
+              <w:jc w:val="center"/>
+            </w:pPr>
+            <w:r>
+              <w:rPr>
+                <w:rFonts w:hint="eastAsia" w:ascii="Times New Roman" w:hAnsi="Times New Roman" w:eastAsia="FangSong" w:cs="Times New Roman"/>
+              </w:rPr>
+              <w:t xml:space="preserve">确定卤素</w:t>
+            </w:r>
+          </w:p>
+        </w:tc>
+      </w:tr>
+      <w:tr>
+        <w:tc>
+          <w:tcPr/>
+          <w:p>
+            <w:pPr>
+              <w:pStyle w:val="Compact"/>
+              <w:jc w:val="center"/>
+            </w:pPr>
+            <w:r>
+              <w:rPr>
+                <w:rFonts w:ascii="Times New Roman" w:hAnsi="Times New Roman" w:eastAsia="Times New Roman" w:cs="Times New Roman"/>
+              </w:rPr>
+              <w:t xml:space="preserve">④ </w:t>
+            </w:r>
+            <w:r>
+              <w:rPr>
+                <w:rFonts w:hint="eastAsia" w:ascii="Times New Roman" w:hAnsi="Times New Roman" w:eastAsia="FangSong" w:cs="Times New Roman"/>
+              </w:rPr>
+              <w:t xml:space="preserve">验证</w:t>
+            </w:r>
+          </w:p>
+        </w:tc>
+        <w:tc>
+          <w:tcPr/>
+          <w:p>
+            <w:pPr>
+              <w:pStyle w:val="Compact"/>
+              <w:jc w:val="center"/>
+            </w:pPr>
+            <w:r>
+              <w:rPr>
+                <w:rFonts w:hint="eastAsia" w:ascii="Times New Roman" w:hAnsi="Times New Roman" w:eastAsia="FangSong" w:cs="Times New Roman"/>
+              </w:rPr>
+              <w:t xml:space="preserve">浓</w:t>
+            </w:r>
+            <w:r>
+              <w:rPr>
+                <w:rFonts w:ascii="Times New Roman" w:hAnsi="Times New Roman" w:eastAsia="Times New Roman" w:cs="Times New Roman"/>
+              </w:rPr>
+              <w:t xml:space="preserve"> H</w:t>
+            </w:r>
+            <w:r>
+              <w:rPr>
+                <w:rFonts w:ascii="Times New Roman" w:hAnsi="Times New Roman" w:eastAsia="Times New Roman" w:cs="Times New Roman"/>
+                <w:vertAlign w:val="subscript"/>
+              </w:rPr>
+              <w:t>2</w:t>
+            </w:r>
+            <w:r>
+              <w:rPr>
+                <w:rFonts w:ascii="Times New Roman" w:hAnsi="Times New Roman" w:eastAsia="Times New Roman" w:cs="Times New Roman"/>
+              </w:rPr>
+              <w:t>SO</w:t>
+            </w:r>
+            <w:r>
+              <w:rPr>
+                <w:rFonts w:ascii="Times New Roman" w:hAnsi="Times New Roman" w:eastAsia="Times New Roman" w:cs="Times New Roman"/>
+                <w:vertAlign w:val="subscript"/>
+              </w:rPr>
+              <w:t>4</w:t>
+            </w:r>
+            <w:r>
+              <w:rPr>
+                <w:rFonts w:ascii="Times New Roman" w:hAnsi="Times New Roman" w:eastAsia="Times New Roman" w:cs="Times New Roman"/>
+              </w:rPr>
+              <w:t xml:space="preserve"> </w:t>
+            </w:r>
+            <w:r>
+              <w:rPr>
+                <w:rFonts w:hint="eastAsia" w:ascii="Times New Roman" w:hAnsi="Times New Roman" w:eastAsia="FangSong" w:cs="Times New Roman"/>
+              </w:rPr>
+              <w:t>反应佐证还原性强弱</w:t>
+            </w:r>
+            <w:r>
+              <w:rPr>
+                <w:rFonts w:hint="eastAsia" w:ascii="Times New Roman" w:hAnsi="Times New Roman" w:eastAsia="Times New Roman" w:cs="Times New Roman"/>
+              </w:rPr>
+              <w:t>：Cl</w:t>
+            </w:r>
+            <w:r>
+              <w:rPr>
+                <w:rFonts w:hint="eastAsia" w:ascii="Times New Roman" w:hAnsi="Times New Roman" w:eastAsia="Times New Roman" w:cs="Times New Roman"/>
+                <w:vertAlign w:val="superscript"/>
+              </w:rPr>
+              <w:t>-</w:t>
+            </w:r>
+            <w:r>
+              <w:rPr>
+                <w:rFonts w:hint="eastAsia" w:ascii="Times New Roman" w:hAnsi="Times New Roman" w:eastAsia="Times New Roman" w:cs="Times New Roman"/>
+              </w:rPr>
+              <w:t>&lt;Br</w:t>
+            </w:r>
+            <w:r>
+              <w:rPr>
+                <w:rFonts w:hint="eastAsia" w:ascii="Times New Roman" w:hAnsi="Times New Roman" w:eastAsia="Times New Roman" w:cs="Times New Roman"/>
+                <w:vertAlign w:val="superscript"/>
+              </w:rPr>
+              <w:t>-</w:t>
+            </w:r>
+            <w:r>
+              <w:rPr>
+                <w:rFonts w:hint="eastAsia" w:ascii="Times New Roman" w:hAnsi="Times New Roman" w:eastAsia="Times New Roman" w:cs="Times New Roman"/>
+              </w:rPr>
+              <w:t>&lt;I</w:t>
+            </w:r>
+            <w:r>
+              <w:rPr>
+                <w:rFonts w:hint="eastAsia" w:ascii="Times New Roman" w:hAnsi="Times New Roman" w:eastAsia="Times New Roman" w:cs="Times New Roman"/>
+                <w:vertAlign w:val="superscript"/>
+              </w:rPr>
+              <w:t>-</w:t>
+            </w:r>
+          </w:p>
+        </w:tc>
+        <w:tc>
+          <w:tcPr/>
+          <w:p>
+            <w:pPr>
+              <w:pStyle w:val="Compact"/>
+              <w:jc w:val="center"/>
+            </w:pPr>
+            <w:r>
+              <w:rPr>
+                <w:rFonts w:ascii="Times New Roman" w:hAnsi="Times New Roman" w:eastAsia="Times New Roman" w:cs="Times New Roman"/>
+              </w:rPr>
+              <w:t>2NaBr+3H</w:t>
+            </w:r>
+            <w:r>
+              <w:rPr>
+                <w:rFonts w:ascii="Times New Roman" w:hAnsi="Times New Roman" w:eastAsia="Times New Roman" w:cs="Times New Roman"/>
+                <w:vertAlign w:val="subscript"/>
+              </w:rPr>
+              <w:t>2</w:t>
+            </w:r>
+            <w:r>
+              <w:rPr>
+                <w:rFonts w:ascii="Times New Roman" w:hAnsi="Times New Roman" w:eastAsia="Times New Roman" w:cs="Times New Roman"/>
+              </w:rPr>
+              <w:t>SO</w:t>
+            </w:r>
+            <w:r>
+              <w:rPr>
+                <w:rFonts w:ascii="Times New Roman" w:hAnsi="Times New Roman" w:eastAsia="Times New Roman" w:cs="Times New Roman"/>
+                <w:vertAlign w:val="subscript"/>
+              </w:rPr>
+              <w:t>4</w:t>
+            </w:r>
+            <w:r>
+              <w:rPr>
+                <w:rFonts w:ascii="Times New Roman" w:hAnsi="Times New Roman" w:eastAsia="Times New Roman" w:cs="Times New Roman"/>
+              </w:rPr>
+              <w:t>→△→ 2NaHSO</w:t>
+            </w:r>
+            <w:r>
+              <w:rPr>
+                <w:rFonts w:ascii="Times New Roman" w:hAnsi="Times New Roman" w:eastAsia="Times New Roman" w:cs="Times New Roman"/>
+                <w:vertAlign w:val="subscript"/>
+              </w:rPr>
+              <w:t>4</w:t>
+            </w:r>
+            <w:r>
+              <w:rPr>
+                <w:rFonts w:ascii="Times New Roman" w:hAnsi="Times New Roman" w:eastAsia="Times New Roman" w:cs="Times New Roman"/>
+              </w:rPr>
+              <w:t>+Br</w:t>
+            </w:r>
+            <w:r>
+              <w:rPr>
+                <w:rFonts w:ascii="Times New Roman" w:hAnsi="Times New Roman" w:eastAsia="Times New Roman" w:cs="Times New Roman"/>
+                <w:vertAlign w:val="subscript"/>
+              </w:rPr>
+              <w:t>2</w:t>
+            </w:r>
+            <w:r>
+              <w:rPr>
+                <w:rFonts w:ascii="Times New Roman" w:hAnsi="Times New Roman" w:eastAsia="Times New Roman" w:cs="Times New Roman"/>
+              </w:rPr>
+              <w:t>↑+SO</w:t>
+            </w:r>
+            <w:r>
+              <w:rPr>
+                <w:rFonts w:ascii="Times New Roman" w:hAnsi="Times New Roman" w:eastAsia="Times New Roman" w:cs="Times New Roman"/>
+                <w:vertAlign w:val="subscript"/>
+              </w:rPr>
+              <w:t>2</w:t>
+            </w:r>
+            <w:r>
+              <w:rPr>
+                <w:rFonts w:ascii="Times New Roman" w:hAnsi="Times New Roman" w:eastAsia="Times New Roman" w:cs="Times New Roman"/>
+              </w:rPr>
+              <w:t>↑+2H</w:t>
+            </w:r>
+            <w:r>
+              <w:rPr>
+                <w:rFonts w:ascii="Times New Roman" w:hAnsi="Times New Roman" w:eastAsia="Times New Roman" w:cs="Times New Roman"/>
+                <w:vertAlign w:val="subscript"/>
+              </w:rPr>
+              <w:t>2</w:t>
+            </w:r>
+            <w:r>
+              <w:rPr>
+                <w:rFonts w:ascii="Times New Roman" w:hAnsi="Times New Roman" w:eastAsia="Times New Roman" w:cs="Times New Roman"/>
+              </w:rPr>
+              <w:t>O</w:t>
+            </w:r>
+          </w:p>
+        </w:tc>
+      </w:tr>
+    </w:tbl>
     <w:p>
       <w:pPr>
         <w:pStyle w:val="BodyText"/>
+        <w:spacing w:before="120"/>
         <w:ind w:firstLine="420"/>
       </w:pPr>
       <w:r>
@@ -24853,8 +24120,8 @@
         <w:t>。</w:t>
       </w:r>
     </w:p>
-    <w:bookmarkEnd w:id="50"/>
-    <w:bookmarkStart w:id="51" w:name="国初真题实战"/>
+    <w:bookmarkEnd w:id="49"/>
+    <w:bookmarkStart w:id="50" w:name="国初真题实战"/>
     <w:p>
       <w:pPr>
         <w:pStyle w:val="Heading3"/>
@@ -25792,8 +25059,8 @@
         <w:t>。</w:t>
       </w:r>
     </w:p>
-    <w:bookmarkEnd w:id="51"/>
-    <w:bookmarkStart w:id="52" w:name="过程分自查清单10-条"/>
+    <w:bookmarkEnd w:id="50"/>
+    <w:bookmarkStart w:id="51" w:name="过程分自查清单10-条"/>
     <w:p>
       <w:pPr>
         <w:pStyle w:val="Heading3"/>
@@ -26622,9 +25889,9 @@
         </w:pict>
       </w:r>
     </w:p>
+    <w:bookmarkEnd w:id="51"/>
     <w:bookmarkEnd w:id="52"/>
-    <w:bookmarkEnd w:id="53"/>
-    <w:bookmarkStart w:id="54" w:name="竞赛思考强化题与微观机理精解"/>
+    <w:bookmarkStart w:id="53" w:name="课后习题"/>
     <w:p>
       <w:pPr>
         <w:pStyle w:val="Heading2"/>
@@ -26640,7 +25907,7 @@
         <w:rPr>
           <w:rFonts w:hint="eastAsia" w:ascii="Times New Roman" w:hAnsi="Times New Roman" w:eastAsia="SimHei" w:cs="Times New Roman"/>
         </w:rPr>
-        <w:t xml:space="preserve">竞赛思考强化题与微观机理精解</w:t>
+        <w:t xml:space="preserve">课后习题</w:t>
       </w:r>
     </w:p>
     <w:p>
@@ -32183,30 +31450,6 @@
       </w:r>
       <w:r>
         <w:rPr>
-          <w:rFonts w:hint="eastAsia" w:ascii="Times New Roman" w:hAnsi="Times New Roman" w:eastAsia="Times New Roman" w:cs="Times New Roman"/>
-        </w:rPr>
-        <w:t>[</w:t>
-      </w:r>
-      <w:r>
-        <w:rPr>
-          <w:rFonts w:hint="eastAsia" w:ascii="Times New Roman" w:hAnsi="Times New Roman" w:eastAsia="FangSong" w:cs="Times New Roman"/>
-        </w:rPr>
-        <w:t>普化原理</w:t>
-      </w:r>
-      <w:r>
-        <w:rPr>
-          <w:rFonts w:hint="eastAsia" w:ascii="Times New Roman" w:hAnsi="Times New Roman" w:eastAsia="Times New Roman" w:cs="Times New Roman"/>
-        </w:rPr>
-        <w:t>15.16]</w:t>
-      </w:r>
-      <w:r>
-        <w:rPr>
-          <w:rFonts w:ascii="Times New Roman" w:hAnsi="Times New Roman" w:eastAsia="Times New Roman" w:cs="Times New Roman"/>
-        </w:rPr>
-        <w:t xml:space="preserve"> </w:t>
-      </w:r>
-      <w:r>
-        <w:rPr>
           <w:rFonts w:hint="eastAsia" w:ascii="Times New Roman" w:hAnsi="Times New Roman" w:eastAsia="FangSong" w:cs="Times New Roman"/>
         </w:rPr>
         <w:t xml:space="preserve">配制</w:t>
@@ -32321,30 +31564,6 @@
           <w:bCs/>
         </w:rPr>
         <w:t xml:space="preserve">23.</w:t>
-      </w:r>
-      <w:r>
-        <w:rPr>
-          <w:rFonts w:ascii="Times New Roman" w:hAnsi="Times New Roman" w:eastAsia="Times New Roman" w:cs="Times New Roman"/>
-        </w:rPr>
-        <w:t xml:space="preserve"> </w:t>
-      </w:r>
-      <w:r>
-        <w:rPr>
-          <w:rFonts w:hint="eastAsia" w:ascii="Times New Roman" w:hAnsi="Times New Roman" w:eastAsia="Times New Roman" w:cs="Times New Roman"/>
-        </w:rPr>
-        <w:t>[</w:t>
-      </w:r>
-      <w:r>
-        <w:rPr>
-          <w:rFonts w:hint="eastAsia" w:ascii="Times New Roman" w:hAnsi="Times New Roman" w:eastAsia="FangSong" w:cs="Times New Roman"/>
-        </w:rPr>
-        <w:t>普化原理</w:t>
-      </w:r>
-      <w:r>
-        <w:rPr>
-          <w:rFonts w:hint="eastAsia" w:ascii="Times New Roman" w:hAnsi="Times New Roman" w:eastAsia="Times New Roman" w:cs="Times New Roman"/>
-        </w:rPr>
-        <w:t>15.23]</w:t>
       </w:r>
       <w:r>
         <w:rPr>
@@ -33385,8 +32604,7 @@
         <w:pStyle w:val="BodyText"/>
       </w:pPr>
     </w:p>
-    <w:bookmarkEnd w:id="54"/>
-    <w:bookmarkEnd w:id="55"/>
+    <w:bookmarkEnd w:id="53"/>
     <w:sectPr>
       <w:footerReference w:type="default" r:id="rId9"/>
       <w:footnotePr>
@@ -33684,6 +32902,36 @@
     </w:lvlOverride>
   </w:num>
   <w:num w:numId="1003">
+    <w:abstractNumId w:val="99411"/>
+    <w:lvlOverride w:ilvl="0">
+      <w:startOverride w:val="1"/>
+    </w:lvlOverride>
+    <w:lvlOverride w:ilvl="1">
+      <w:startOverride w:val="1"/>
+    </w:lvlOverride>
+    <w:lvlOverride w:ilvl="2">
+      <w:startOverride w:val="1"/>
+    </w:lvlOverride>
+    <w:lvlOverride w:ilvl="3">
+      <w:startOverride w:val="1"/>
+    </w:lvlOverride>
+    <w:lvlOverride w:ilvl="4">
+      <w:startOverride w:val="1"/>
+    </w:lvlOverride>
+    <w:lvlOverride w:ilvl="5">
+      <w:startOverride w:val="1"/>
+    </w:lvlOverride>
+    <w:lvlOverride w:ilvl="6">
+      <w:startOverride w:val="1"/>
+    </w:lvlOverride>
+    <w:lvlOverride w:ilvl="7">
+      <w:startOverride w:val="1"/>
+    </w:lvlOverride>
+    <w:lvlOverride w:ilvl="8">
+      <w:startOverride w:val="1"/>
+    </w:lvlOverride>
+  </w:num>
+  <w:num w:numId="1004">
     <w:abstractNumId w:val="99411"/>
     <w:lvlOverride w:ilvl="0">
       <w:startOverride w:val="1"/>

--- a/06-学生侧材料/讲义/学生专用版/5-无机化学/元素推断综合训练-超级充实版（学生专用版）.docx
+++ b/06-学生侧材料/讲义/学生专用版/5-无机化学/元素推断综合训练-超级充实版（学生专用版）.docx
@@ -2163,6 +2163,7 @@
     <w:p>
       <w:pPr>
         <w:pStyle w:val="BodyText"/>
+        <w:spacing w:after="80"/>
         <w:ind w:firstLine="420"/>
       </w:pPr>
       <w:r>
@@ -2374,172 +2375,254 @@
         <w:t>。</w:t>
       </w:r>
     </w:p>
-    <w:p>
-      <w:pPr>
-        <w:pStyle w:val="BodyText"/>
-        <w:spacing w:before="160" w:after="80"/>
+    <w:tbl>
+      <w:tblPr>
+        <w:tblStyle w:val="Table"/>
+        <w:tblW w:type="pct" w:w="5000"/>
+        <w:tblLayout w:type="fixed"/>
+        <w:tblLook w:firstRow="1" w:lastRow="0" w:firstColumn="0" w:lastColumn="0" w:noHBand="0" w:noVBand="0" w:val="0020"/>
         <w:jc w:val="center"/>
-      </w:pPr>
-      <w:r>
-        <w:rPr>
-          <w:rFonts w:ascii="Times New Roman" w:hAnsi="Times New Roman" w:eastAsia="Times New Roman" w:cs="Times New Roman"/>
-        </w:rPr>
-        <w:drawing>
-          <wp:inline>
-            <wp:extent cx="2667000" cy="1171094"/>
-            <wp:effectExtent b="0" l="0" r="0" t="0"/>
-            <wp:docPr descr="" title="" id="11" name="Picture"/>
-            <a:graphic>
-              <a:graphicData uri="http://schemas.openxmlformats.org/drawingml/2006/picture">
-                <pic:pic>
-                  <pic:nvPicPr>
-                    <pic:cNvPr descr="6f2f8853aa24c146e33ba4e84e2cbca183fbab4964453210fb26bf152a97604d.png" id="12" name="Picture"/>
-                    <pic:cNvPicPr>
-                      <a:picLocks noChangeArrowheads="1" noChangeAspect="1"/>
-                    </pic:cNvPicPr>
-                  </pic:nvPicPr>
-                  <pic:blipFill>
-                    <a:blip r:embed="rId10"/>
-                    <a:stretch>
-                      <a:fillRect/>
-                    </a:stretch>
-                  </pic:blipFill>
-                  <pic:spPr bwMode="auto">
-                    <a:xfrm>
-                      <a:off x="0" y="0"/>
-                      <a:ext cx="2667000" cy="1171094"/>
-                    </a:xfrm>
-                    <a:prstGeom prst="rect">
-                      <a:avLst/>
-                    </a:prstGeom>
-                    <a:noFill/>
-                    <a:ln w="9525">
-                      <a:noFill/>
-                      <a:headEnd/>
-                      <a:tailEnd/>
-                    </a:ln>
-                  </pic:spPr>
-                </pic:pic>
-              </a:graphicData>
-            </a:graphic>
-          </wp:inline>
-        </w:drawing>
-      </w:r>
-      <w:r>
-        <w:rPr>
-          <w:rFonts w:ascii="Times New Roman" w:hAnsi="Times New Roman" w:eastAsia="Times New Roman" w:cs="Times New Roman"/>
-        </w:rPr>
-        <w:t xml:space="preserve"> </w:t>
-      </w:r>
-      <w:r>
-        <w:rPr>
-          <w:rFonts w:ascii="Times New Roman" w:hAnsi="Times New Roman" w:eastAsia="Times New Roman" w:cs="Times New Roman"/>
-        </w:rPr>
-        <w:t xml:space="preserve">&gt; </w:t>
-      </w:r>
-      <w:r>
-        <w:rPr>
-          <w:rFonts w:hint="eastAsia" w:ascii="Times New Roman" w:hAnsi="Times New Roman" w:eastAsia="FangSong" w:cs="Times New Roman"/>
-        </w:rPr>
-        <w:t xml:space="preserve">图</w:t>
-      </w:r>
-      <w:r>
-        <w:rPr>
-          <w:rFonts w:ascii="Times New Roman" w:hAnsi="Times New Roman" w:eastAsia="Times New Roman" w:cs="Times New Roman"/>
-        </w:rPr>
-        <w:t xml:space="preserve"> </w:t>
-      </w:r>
-      <w:r>
-        <w:rPr>
-          <w:rFonts w:hint="eastAsia" w:ascii="Times New Roman" w:hAnsi="Times New Roman" w:eastAsia="Times New Roman" w:cs="Times New Roman"/>
-        </w:rPr>
-        <w:t>8-1：</w:t>
-      </w:r>
-      <w:r>
-        <w:rPr>
-          <w:rFonts w:hint="eastAsia" w:ascii="Times New Roman" w:hAnsi="Times New Roman" w:eastAsia="FangSong" w:cs="Times New Roman"/>
-        </w:rPr>
-        <w:t>元素推断</w:t>
-      </w:r>
-      <w:r>
-        <w:rPr>
-          <w:rFonts w:hint="eastAsia" w:ascii="Times New Roman" w:hAnsi="Times New Roman" w:eastAsia="Times New Roman" w:cs="Times New Roman"/>
-        </w:rPr>
-        <w:t>「</w:t>
-      </w:r>
-      <w:r>
-        <w:rPr>
-          <w:rFonts w:hint="eastAsia" w:ascii="Times New Roman" w:hAnsi="Times New Roman" w:eastAsia="FangSong" w:cs="Times New Roman"/>
-        </w:rPr>
-        <w:t>四步法</w:t>
-      </w:r>
-      <w:r>
-        <w:rPr>
-          <w:rFonts w:hint="eastAsia" w:ascii="Times New Roman" w:hAnsi="Times New Roman" w:eastAsia="Times New Roman" w:cs="Times New Roman"/>
-        </w:rPr>
-        <w:t>」</w:t>
-      </w:r>
-      <w:r>
-        <w:rPr>
-          <w:rFonts w:hint="eastAsia" w:ascii="Times New Roman" w:hAnsi="Times New Roman" w:eastAsia="FangSong" w:cs="Times New Roman"/>
-        </w:rPr>
-        <w:t>决策闭环体系</w:t>
-      </w:r>
-      <w:r>
-        <w:rPr>
-          <w:rFonts w:hint="eastAsia" w:ascii="Times New Roman" w:hAnsi="Times New Roman" w:eastAsia="Times New Roman" w:cs="Times New Roman"/>
-        </w:rPr>
-        <w:t>（</w:t>
-      </w:r>
-      <w:r>
-        <w:rPr>
-          <w:rFonts w:hint="eastAsia" w:ascii="Times New Roman" w:hAnsi="Times New Roman" w:eastAsia="FangSong" w:cs="Times New Roman"/>
-        </w:rPr>
-        <w:t>抓取信号</w:t>
-      </w:r>
-      <w:r>
-        <w:rPr>
-          <w:rFonts w:ascii="Times New Roman" w:hAnsi="Times New Roman" w:eastAsia="Times New Roman" w:cs="Times New Roman"/>
-        </w:rPr>
-        <w:t xml:space="preserve"> → </w:t>
-      </w:r>
-      <w:r>
-        <w:rPr>
-          <w:rFonts w:hint="eastAsia" w:ascii="Times New Roman" w:hAnsi="Times New Roman" w:eastAsia="FangSong" w:cs="Times New Roman"/>
-        </w:rPr>
-        <w:t xml:space="preserve">建立候选池</w:t>
-      </w:r>
-      <w:r>
-        <w:rPr>
-          <w:rFonts w:ascii="Times New Roman" w:hAnsi="Times New Roman" w:eastAsia="Times New Roman" w:cs="Times New Roman"/>
-        </w:rPr>
-        <w:t xml:space="preserve"> → </w:t>
-      </w:r>
-      <w:r>
-        <w:rPr>
-          <w:rFonts w:hint="eastAsia" w:ascii="Times New Roman" w:hAnsi="Times New Roman" w:eastAsia="FangSong" w:cs="Times New Roman"/>
-        </w:rPr>
-        <w:t xml:space="preserve">否定排除</w:t>
-      </w:r>
-      <w:r>
-        <w:rPr>
-          <w:rFonts w:ascii="Times New Roman" w:hAnsi="Times New Roman" w:eastAsia="Times New Roman" w:cs="Times New Roman"/>
-        </w:rPr>
-        <w:t xml:space="preserve"> → </w:t>
-      </w:r>
-      <w:r>
-        <w:rPr>
-          <w:rFonts w:hint="eastAsia" w:ascii="Times New Roman" w:hAnsi="Times New Roman" w:eastAsia="FangSong" w:cs="Times New Roman"/>
-        </w:rPr>
-        <w:t>反向闭环验证</w:t>
-      </w:r>
-      <w:r>
-        <w:rPr>
-          <w:rFonts w:hint="eastAsia" w:ascii="Times New Roman" w:hAnsi="Times New Roman" w:eastAsia="Times New Roman" w:cs="Times New Roman"/>
-        </w:rPr>
-        <w:t>）</w:t>
-      </w:r>
-    </w:p>
+        <w:tblBorders>
+          <w:top w:val="single" w:sz="12" w:space="0" w:color="333333"/>
+          <w:bottom w:val="single" w:sz="12" w:space="0" w:color="333333"/>
+          <w:left w:val="none"/>
+          <w:right w:val="none"/>
+          <w:insideH w:val="none"/>
+          <w:insideV w:val="none"/>
+        </w:tblBorders>
+      </w:tblPr>
+      <w:tblGrid>
+        <w:gridCol w:w="7920"/>
+      </w:tblGrid>
+      <w:tr>
+        <w:trPr>
+          <w:tblHeader w:val="on"/>
+        </w:trPr>
+        <w:tc>
+          <w:tcPr>
+            <w:tcBorders>
+              <w:bottom w:val="single" w:sz="6" w:space="0" w:color="333333"/>
+            </w:tcBorders>
+          </w:tcPr>
+          <w:p>
+            <w:pPr>
+              <w:pStyle w:val="Compact"/>
+              <w:jc w:val="center"/>
+            </w:pPr>
+            <w:r>
+              <w:rPr>
+                <w:rFonts w:hint="eastAsia" w:ascii="Times New Roman" w:hAnsi="Times New Roman" w:eastAsia="SimHei" w:cs="Times New Roman"/>
+                <w:b/>
+              </w:rPr>
+              <w:t>元素推断</w:t>
+            </w:r>
+            <w:r>
+              <w:rPr>
+                <w:rFonts w:hint="eastAsia" w:ascii="Times New Roman" w:hAnsi="Times New Roman" w:eastAsia="Times New Roman" w:cs="Times New Roman"/>
+                <w:b/>
+              </w:rPr>
+              <w:t>「</w:t>
+            </w:r>
+            <w:r>
+              <w:rPr>
+                <w:rFonts w:hint="eastAsia" w:ascii="Times New Roman" w:hAnsi="Times New Roman" w:eastAsia="SimHei" w:cs="Times New Roman"/>
+                <w:b/>
+              </w:rPr>
+              <w:t>四步法</w:t>
+            </w:r>
+            <w:r>
+              <w:rPr>
+                <w:rFonts w:hint="eastAsia" w:ascii="Times New Roman" w:hAnsi="Times New Roman" w:eastAsia="Times New Roman" w:cs="Times New Roman"/>
+                <w:b/>
+              </w:rPr>
+              <w:t>」</w:t>
+            </w:r>
+            <w:r>
+              <w:rPr>
+                <w:rFonts w:hint="eastAsia" w:ascii="Times New Roman" w:hAnsi="Times New Roman" w:eastAsia="SimHei" w:cs="Times New Roman"/>
+                <w:b/>
+              </w:rPr>
+              <w:t>决策闭环体系</w:t>
+            </w:r>
+          </w:p>
+        </w:tc>
+      </w:tr>
+      <w:tr>
+        <w:tc>
+          <w:tcPr/>
+          <w:p>
+            <w:pPr>
+              <w:pStyle w:val="Compact"/>
+              <w:jc w:val="center"/>
+            </w:pPr>
+            <w:r>
+              <w:rPr>
+                <w:rFonts w:ascii="Times New Roman" w:hAnsi="Times New Roman" w:eastAsia="Times New Roman" w:cs="Times New Roman"/>
+              </w:rPr>
+              <w:drawing>
+                <wp:inline>
+                  <wp:extent cx="2667000" cy="1171094"/>
+                  <wp:effectExtent b="0" l="0" r="0" t="0"/>
+                  <wp:docPr descr="" title="" id="11" name="Picture"/>
+                  <a:graphic>
+                    <a:graphicData uri="http://schemas.openxmlformats.org/drawingml/2006/picture">
+                      <pic:pic>
+                        <pic:nvPicPr>
+                          <pic:cNvPr descr="6f2f8853aa24c146e33ba4e84e2cbca183fbab4964453210fb26bf152a97604d.png" id="12" name="Picture"/>
+                          <pic:cNvPicPr>
+                            <a:picLocks noChangeArrowheads="1" noChangeAspect="1"/>
+                          </pic:cNvPicPr>
+                        </pic:nvPicPr>
+                        <pic:blipFill>
+                          <a:blip r:embed="rId10"/>
+                          <a:stretch>
+                            <a:fillRect/>
+                          </a:stretch>
+                        </pic:blipFill>
+                        <pic:spPr bwMode="auto">
+                          <a:xfrm>
+                            <a:off x="0" y="0"/>
+                            <a:ext cx="2667000" cy="1171094"/>
+                          </a:xfrm>
+                          <a:prstGeom prst="rect">
+                            <a:avLst/>
+                          </a:prstGeom>
+                          <a:noFill/>
+                          <a:ln w="9525">
+                            <a:noFill/>
+                            <a:headEnd/>
+                            <a:tailEnd/>
+                          </a:ln>
+                        </pic:spPr>
+                      </pic:pic>
+                    </a:graphicData>
+                  </a:graphic>
+                </wp:inline>
+              </w:drawing>
+            </w:r>
+          </w:p>
+        </w:tc>
+      </w:tr>
+      <w:tr>
+        <w:tc>
+          <w:tcPr/>
+          <w:p>
+            <w:pPr>
+              <w:pStyle w:val="Compact"/>
+              <w:jc w:val="center"/>
+            </w:pPr>
+            <w:r>
+              <w:rPr>
+                <w:rFonts w:ascii="Times New Roman" w:hAnsi="Times New Roman" w:eastAsia="Times New Roman" w:cs="Times New Roman"/>
+              </w:rPr>
+              <w:t xml:space="preserve">&gt; </w:t>
+            </w:r>
+            <w:r>
+              <w:rPr>
+                <w:rFonts w:hint="eastAsia" w:ascii="Times New Roman" w:hAnsi="Times New Roman" w:eastAsia="FangSong" w:cs="Times New Roman"/>
+              </w:rPr>
+              <w:t xml:space="preserve">图</w:t>
+            </w:r>
+            <w:r>
+              <w:rPr>
+                <w:rFonts w:ascii="Times New Roman" w:hAnsi="Times New Roman" w:eastAsia="Times New Roman" w:cs="Times New Roman"/>
+              </w:rPr>
+              <w:t xml:space="preserve"> </w:t>
+            </w:r>
+            <w:r>
+              <w:rPr>
+                <w:rFonts w:hint="eastAsia" w:ascii="Times New Roman" w:hAnsi="Times New Roman" w:eastAsia="Times New Roman" w:cs="Times New Roman"/>
+              </w:rPr>
+              <w:t>8-1：</w:t>
+            </w:r>
+            <w:r>
+              <w:rPr>
+                <w:rFonts w:hint="eastAsia" w:ascii="Times New Roman" w:hAnsi="Times New Roman" w:eastAsia="FangSong" w:cs="Times New Roman"/>
+              </w:rPr>
+              <w:t>元素推断</w:t>
+            </w:r>
+            <w:r>
+              <w:rPr>
+                <w:rFonts w:hint="eastAsia" w:ascii="Times New Roman" w:hAnsi="Times New Roman" w:eastAsia="Times New Roman" w:cs="Times New Roman"/>
+              </w:rPr>
+              <w:t>「</w:t>
+            </w:r>
+            <w:r>
+              <w:rPr>
+                <w:rFonts w:hint="eastAsia" w:ascii="Times New Roman" w:hAnsi="Times New Roman" w:eastAsia="FangSong" w:cs="Times New Roman"/>
+              </w:rPr>
+              <w:t>四步法</w:t>
+            </w:r>
+            <w:r>
+              <w:rPr>
+                <w:rFonts w:hint="eastAsia" w:ascii="Times New Roman" w:hAnsi="Times New Roman" w:eastAsia="Times New Roman" w:cs="Times New Roman"/>
+              </w:rPr>
+              <w:t>」</w:t>
+            </w:r>
+            <w:r>
+              <w:rPr>
+                <w:rFonts w:hint="eastAsia" w:ascii="Times New Roman" w:hAnsi="Times New Roman" w:eastAsia="FangSong" w:cs="Times New Roman"/>
+              </w:rPr>
+              <w:t>决策闭环体系</w:t>
+            </w:r>
+            <w:r>
+              <w:rPr>
+                <w:rFonts w:hint="eastAsia" w:ascii="Times New Roman" w:hAnsi="Times New Roman" w:eastAsia="Times New Roman" w:cs="Times New Roman"/>
+              </w:rPr>
+              <w:t>（</w:t>
+            </w:r>
+            <w:r>
+              <w:rPr>
+                <w:rFonts w:hint="eastAsia" w:ascii="Times New Roman" w:hAnsi="Times New Roman" w:eastAsia="FangSong" w:cs="Times New Roman"/>
+              </w:rPr>
+              <w:t>抓取信号</w:t>
+            </w:r>
+            <w:r>
+              <w:rPr>
+                <w:rFonts w:ascii="Times New Roman" w:hAnsi="Times New Roman" w:eastAsia="Times New Roman" w:cs="Times New Roman"/>
+              </w:rPr>
+              <w:t xml:space="preserve"> → </w:t>
+            </w:r>
+            <w:r>
+              <w:rPr>
+                <w:rFonts w:hint="eastAsia" w:ascii="Times New Roman" w:hAnsi="Times New Roman" w:eastAsia="FangSong" w:cs="Times New Roman"/>
+              </w:rPr>
+              <w:t xml:space="preserve">建立候选池</w:t>
+            </w:r>
+            <w:r>
+              <w:rPr>
+                <w:rFonts w:ascii="Times New Roman" w:hAnsi="Times New Roman" w:eastAsia="Times New Roman" w:cs="Times New Roman"/>
+              </w:rPr>
+              <w:t xml:space="preserve"> → </w:t>
+            </w:r>
+            <w:r>
+              <w:rPr>
+                <w:rFonts w:hint="eastAsia" w:ascii="Times New Roman" w:hAnsi="Times New Roman" w:eastAsia="FangSong" w:cs="Times New Roman"/>
+              </w:rPr>
+              <w:t xml:space="preserve">否定排除</w:t>
+            </w:r>
+            <w:r>
+              <w:rPr>
+                <w:rFonts w:ascii="Times New Roman" w:hAnsi="Times New Roman" w:eastAsia="Times New Roman" w:cs="Times New Roman"/>
+              </w:rPr>
+              <w:t xml:space="preserve"> → </w:t>
+            </w:r>
+            <w:r>
+              <w:rPr>
+                <w:rFonts w:hint="eastAsia" w:ascii="Times New Roman" w:hAnsi="Times New Roman" w:eastAsia="FangSong" w:cs="Times New Roman"/>
+              </w:rPr>
+              <w:t>反向闭环验证</w:t>
+            </w:r>
+            <w:r>
+              <w:rPr>
+                <w:rFonts w:hint="eastAsia" w:ascii="Times New Roman" w:hAnsi="Times New Roman" w:eastAsia="Times New Roman" w:cs="Times New Roman"/>
+              </w:rPr>
+              <w:t>）</w:t>
+            </w:r>
+          </w:p>
+        </w:tc>
+      </w:tr>
+    </w:tbl>
     <w:p>
       <w:pPr>
         <w:spacing w:before="160" w:after="80"/>
@@ -6341,6 +6424,7 @@
           <w:ilvl w:val="0"/>
           <w:numId w:val="1003"/>
         </w:numPr>
+        <w:spacing w:after="80"/>
         <w:ind w:firstLine="420"/>
       </w:pPr>
       <w:r>
@@ -6430,118 +6514,179 @@
         <w:t>。</w:t>
       </w:r>
     </w:p>
-    <w:p>
-      <w:pPr>
-        <w:pStyle w:val="FirstParagraph"/>
-        <w:spacing w:before="160" w:after="80"/>
+    <w:tbl>
+      <w:tblPr>
+        <w:tblStyle w:val="Table"/>
+        <w:tblW w:type="pct" w:w="5000"/>
+        <w:tblLayout w:type="fixed"/>
+        <w:tblLook w:firstRow="1" w:lastRow="0" w:firstColumn="0" w:lastColumn="0" w:noHBand="0" w:noVBand="0" w:val="0020"/>
         <w:jc w:val="center"/>
-      </w:pPr>
-      <w:r>
-        <w:rPr>
-          <w:rFonts w:ascii="Times New Roman" w:hAnsi="Times New Roman" w:eastAsia="Times New Roman" w:cs="Times New Roman"/>
-        </w:rPr>
-        <w:drawing>
-          <wp:inline>
-            <wp:extent cx="2667000" cy="682052"/>
-            <wp:effectExtent b="0" l="0" r="0" t="0"/>
-            <wp:docPr descr="" title="" id="18" name="Picture"/>
-            <a:graphic>
-              <a:graphicData uri="http://schemas.openxmlformats.org/drawingml/2006/picture">
-                <pic:pic>
-                  <pic:nvPicPr>
-                    <pic:cNvPr descr="513610b3927f42b644d3a4f0faa1affa98f0fc6919c119bac08b8855131b01d5.jpg" id="19" name="Picture"/>
-                    <pic:cNvPicPr>
-                      <a:picLocks noChangeArrowheads="1" noChangeAspect="1"/>
-                    </pic:cNvPicPr>
-                  </pic:nvPicPr>
-                  <pic:blipFill>
-                    <a:blip r:embed="rId17"/>
-                    <a:stretch>
-                      <a:fillRect/>
-                    </a:stretch>
-                  </pic:blipFill>
-                  <pic:spPr bwMode="auto">
-                    <a:xfrm>
-                      <a:off x="0" y="0"/>
-                      <a:ext cx="2667000" cy="682052"/>
-                    </a:xfrm>
-                    <a:prstGeom prst="rect">
-                      <a:avLst/>
-                    </a:prstGeom>
-                    <a:noFill/>
-                    <a:ln w="9525">
-                      <a:noFill/>
-                      <a:headEnd/>
-                      <a:tailEnd/>
-                    </a:ln>
-                  </pic:spPr>
-                </pic:pic>
-              </a:graphicData>
-            </a:graphic>
-          </wp:inline>
-        </w:drawing>
-      </w:r>
-      <w:r>
-        <w:rPr>
-          <w:rFonts w:ascii="Times New Roman" w:hAnsi="Times New Roman" w:eastAsia="Times New Roman" w:cs="Times New Roman"/>
-        </w:rPr>
-        <w:t xml:space="preserve"> </w:t>
-      </w:r>
-      <w:r>
-        <w:rPr>
-          <w:rFonts w:ascii="Times New Roman" w:hAnsi="Times New Roman" w:eastAsia="Times New Roman" w:cs="Times New Roman"/>
-        </w:rPr>
-        <w:t xml:space="preserve">&gt; </w:t>
-      </w:r>
-      <w:r>
-        <w:rPr>
-          <w:rFonts w:hint="eastAsia" w:ascii="Times New Roman" w:hAnsi="Times New Roman" w:eastAsia="FangSong" w:cs="Times New Roman"/>
-        </w:rPr>
-        <w:t xml:space="preserve">图</w:t>
-      </w:r>
-      <w:r>
-        <w:rPr>
-          <w:rFonts w:ascii="Times New Roman" w:hAnsi="Times New Roman" w:eastAsia="Times New Roman" w:cs="Times New Roman"/>
-        </w:rPr>
-        <w:t xml:space="preserve"> </w:t>
-      </w:r>
-      <w:r>
-        <w:rPr>
-          <w:rFonts w:hint="eastAsia" w:ascii="Times New Roman" w:hAnsi="Times New Roman" w:eastAsia="Times New Roman" w:cs="Times New Roman"/>
-        </w:rPr>
-        <w:t>8-2：</w:t>
-      </w:r>
-      <w:r>
-        <w:rPr>
-          <w:rFonts w:hint="eastAsia" w:ascii="Times New Roman" w:hAnsi="Times New Roman" w:eastAsia="FangSong" w:cs="Times New Roman"/>
-        </w:rPr>
-        <w:t>配位物颜色的条件依赖性实例</w:t>
-      </w:r>
-      <w:r>
-        <w:rPr>
-          <w:rFonts w:hint="eastAsia" w:ascii="Times New Roman" w:hAnsi="Times New Roman" w:eastAsia="Times New Roman" w:cs="Times New Roman"/>
-        </w:rPr>
-        <w:t>：Fe(III)-</w:t>
-      </w:r>
-      <w:r>
-        <w:rPr>
-          <w:rFonts w:hint="eastAsia" w:ascii="Times New Roman" w:hAnsi="Times New Roman" w:eastAsia="FangSong" w:cs="Times New Roman"/>
-        </w:rPr>
-        <w:t>水杨酸配合物随</w:t>
-      </w:r>
-      <w:r>
-        <w:rPr>
-          <w:rFonts w:ascii="Times New Roman" w:hAnsi="Times New Roman" w:eastAsia="Times New Roman" w:cs="Times New Roman"/>
-        </w:rPr>
-        <w:t xml:space="preserve"> pH </w:t>
-      </w:r>
-      <w:r>
-        <w:rPr>
-          <w:rFonts w:hint="eastAsia" w:ascii="Times New Roman" w:hAnsi="Times New Roman" w:eastAsia="FangSong" w:cs="Times New Roman"/>
-        </w:rPr>
-        <w:t xml:space="preserve">变化的配位数与特征颜色</w:t>
-      </w:r>
-    </w:p>
+        <w:tblBorders>
+          <w:top w:val="single" w:sz="12" w:space="0" w:color="333333"/>
+          <w:bottom w:val="single" w:sz="12" w:space="0" w:color="333333"/>
+          <w:left w:val="none"/>
+          <w:right w:val="none"/>
+          <w:insideH w:val="none"/>
+          <w:insideV w:val="none"/>
+        </w:tblBorders>
+      </w:tblPr>
+      <w:tblGrid>
+        <w:gridCol w:w="7920"/>
+      </w:tblGrid>
+      <w:tr>
+        <w:trPr>
+          <w:tblHeader w:val="on"/>
+        </w:trPr>
+        <w:tc>
+          <w:tcPr>
+            <w:tcBorders>
+              <w:bottom w:val="single" w:sz="6" w:space="0" w:color="333333"/>
+            </w:tcBorders>
+          </w:tcPr>
+          <w:p>
+            <w:pPr>
+              <w:pStyle w:val="Compact"/>
+              <w:jc w:val="center"/>
+            </w:pPr>
+            <w:r>
+              <w:rPr>
+                <w:rFonts w:hint="eastAsia" w:ascii="Times New Roman" w:hAnsi="Times New Roman" w:eastAsia="SimHei" w:cs="Times New Roman"/>
+                <w:b/>
+              </w:rPr>
+              <w:t>配位物颜色的条件依赖性实例</w:t>
+            </w:r>
+            <w:r>
+              <w:rPr>
+                <w:rFonts w:hint="eastAsia" w:ascii="Times New Roman" w:hAnsi="Times New Roman" w:eastAsia="Times New Roman" w:cs="Times New Roman"/>
+                <w:b/>
+              </w:rPr>
+              <w:t>：Fe(I</w:t>
+            </w:r>
+          </w:p>
+        </w:tc>
+      </w:tr>
+      <w:tr>
+        <w:tc>
+          <w:tcPr/>
+          <w:p>
+            <w:pPr>
+              <w:pStyle w:val="Compact"/>
+              <w:jc w:val="center"/>
+            </w:pPr>
+            <w:r>
+              <w:rPr>
+                <w:rFonts w:ascii="Times New Roman" w:hAnsi="Times New Roman" w:eastAsia="Times New Roman" w:cs="Times New Roman"/>
+              </w:rPr>
+              <w:drawing>
+                <wp:inline>
+                  <wp:extent cx="2667000" cy="682052"/>
+                  <wp:effectExtent b="0" l="0" r="0" t="0"/>
+                  <wp:docPr descr="" title="" id="18" name="Picture"/>
+                  <a:graphic>
+                    <a:graphicData uri="http://schemas.openxmlformats.org/drawingml/2006/picture">
+                      <pic:pic>
+                        <pic:nvPicPr>
+                          <pic:cNvPr descr="513610b3927f42b644d3a4f0faa1affa98f0fc6919c119bac08b8855131b01d5.jpg" id="19" name="Picture"/>
+                          <pic:cNvPicPr>
+                            <a:picLocks noChangeArrowheads="1" noChangeAspect="1"/>
+                          </pic:cNvPicPr>
+                        </pic:nvPicPr>
+                        <pic:blipFill>
+                          <a:blip r:embed="rId17"/>
+                          <a:stretch>
+                            <a:fillRect/>
+                          </a:stretch>
+                        </pic:blipFill>
+                        <pic:spPr bwMode="auto">
+                          <a:xfrm>
+                            <a:off x="0" y="0"/>
+                            <a:ext cx="2667000" cy="682052"/>
+                          </a:xfrm>
+                          <a:prstGeom prst="rect">
+                            <a:avLst/>
+                          </a:prstGeom>
+                          <a:noFill/>
+                          <a:ln w="9525">
+                            <a:noFill/>
+                            <a:headEnd/>
+                            <a:tailEnd/>
+                          </a:ln>
+                        </pic:spPr>
+                      </pic:pic>
+                    </a:graphicData>
+                  </a:graphic>
+                </wp:inline>
+              </w:drawing>
+            </w:r>
+          </w:p>
+        </w:tc>
+      </w:tr>
+      <w:tr>
+        <w:tc>
+          <w:tcPr/>
+          <w:p>
+            <w:pPr>
+              <w:pStyle w:val="Compact"/>
+              <w:jc w:val="center"/>
+            </w:pPr>
+            <w:r>
+              <w:rPr>
+                <w:rFonts w:ascii="Times New Roman" w:hAnsi="Times New Roman" w:eastAsia="Times New Roman" w:cs="Times New Roman"/>
+              </w:rPr>
+              <w:t xml:space="preserve">&gt; </w:t>
+            </w:r>
+            <w:r>
+              <w:rPr>
+                <w:rFonts w:hint="eastAsia" w:ascii="Times New Roman" w:hAnsi="Times New Roman" w:eastAsia="FangSong" w:cs="Times New Roman"/>
+              </w:rPr>
+              <w:t xml:space="preserve">图</w:t>
+            </w:r>
+            <w:r>
+              <w:rPr>
+                <w:rFonts w:ascii="Times New Roman" w:hAnsi="Times New Roman" w:eastAsia="Times New Roman" w:cs="Times New Roman"/>
+              </w:rPr>
+              <w:t xml:space="preserve"> </w:t>
+            </w:r>
+            <w:r>
+              <w:rPr>
+                <w:rFonts w:hint="eastAsia" w:ascii="Times New Roman" w:hAnsi="Times New Roman" w:eastAsia="Times New Roman" w:cs="Times New Roman"/>
+              </w:rPr>
+              <w:t>8-2：</w:t>
+            </w:r>
+            <w:r>
+              <w:rPr>
+                <w:rFonts w:hint="eastAsia" w:ascii="Times New Roman" w:hAnsi="Times New Roman" w:eastAsia="FangSong" w:cs="Times New Roman"/>
+              </w:rPr>
+              <w:t>配位物颜色的条件依赖性实例</w:t>
+            </w:r>
+            <w:r>
+              <w:rPr>
+                <w:rFonts w:hint="eastAsia" w:ascii="Times New Roman" w:hAnsi="Times New Roman" w:eastAsia="Times New Roman" w:cs="Times New Roman"/>
+              </w:rPr>
+              <w:t>：Fe(III)-</w:t>
+            </w:r>
+            <w:r>
+              <w:rPr>
+                <w:rFonts w:hint="eastAsia" w:ascii="Times New Roman" w:hAnsi="Times New Roman" w:eastAsia="FangSong" w:cs="Times New Roman"/>
+              </w:rPr>
+              <w:t>水杨酸配合物随</w:t>
+            </w:r>
+            <w:r>
+              <w:rPr>
+                <w:rFonts w:ascii="Times New Roman" w:hAnsi="Times New Roman" w:eastAsia="Times New Roman" w:cs="Times New Roman"/>
+              </w:rPr>
+              <w:t xml:space="preserve"> pH </w:t>
+            </w:r>
+            <w:r>
+              <w:rPr>
+                <w:rFonts w:hint="eastAsia" w:ascii="Times New Roman" w:hAnsi="Times New Roman" w:eastAsia="FangSong" w:cs="Times New Roman"/>
+              </w:rPr>
+              <w:t xml:space="preserve">变化的配位数与特征颜色</w:t>
+            </w:r>
+          </w:p>
+        </w:tc>
+      </w:tr>
+    </w:tbl>
     <w:p>
       <w:pPr>
         <w:spacing w:before="160" w:after="80"/>
@@ -6554,7 +6699,7 @@
     </w:p>
     <w:bookmarkEnd w:id="20"/>
     <w:bookmarkEnd w:id="21"/>
-    <w:bookmarkStart w:id="27" w:name="沉淀信号法与气体信号法"/>
+    <w:bookmarkStart w:id="24" w:name="沉淀信号法与气体信号法"/>
     <w:p>
       <w:pPr>
         <w:pStyle w:val="Heading2"/>
@@ -8839,7 +8984,7 @@
       </w:r>
     </w:p>
     <w:bookmarkEnd w:id="22"/>
-    <w:bookmarkStart w:id="26" w:name="气体信号"/>
+    <w:bookmarkStart w:id="23" w:name="气体信号"/>
     <w:p>
       <w:pPr>
         <w:pStyle w:val="Heading3"/>
@@ -10204,7 +10349,7 @@
     <w:p>
       <w:pPr>
         <w:pStyle w:val="BodyText"/>
-        <w:spacing w:before="120"/>
+        <w:spacing w:before="120" w:after="80"/>
         <w:ind w:firstLine="420"/>
       </w:pPr>
       <w:r>
@@ -10413,94 +10558,2059 @@
         <w:t xml:space="preserve">5）</w:t>
       </w:r>
     </w:p>
-    <w:p>
-      <w:pPr>
-        <w:pStyle w:val="BodyText"/>
-        <w:spacing w:before="160" w:after="80"/>
+    <w:tbl>
+      <w:tblPr>
+        <w:tblStyle w:val="Table"/>
+        <w:tblW w:type="pct" w:w="5000"/>
+        <w:tblLayout w:type="fixed"/>
+        <w:tblLook w:firstRow="1" w:lastRow="0" w:firstColumn="0" w:lastColumn="0" w:noHBand="0" w:noVBand="0" w:val="0020"/>
         <w:jc w:val="center"/>
-      </w:pPr>
-      <w:r>
-        <w:rPr>
-          <w:rFonts w:ascii="Times New Roman" w:hAnsi="Times New Roman" w:eastAsia="Times New Roman" w:cs="Times New Roman"/>
-        </w:rPr>
-        <w:drawing>
-          <wp:inline>
-            <wp:extent cx="2667000" cy="2168560"/>
-            <wp:effectExtent b="0" l="0" r="0" t="0"/>
-            <wp:docPr descr="" title="" id="24" name="Picture"/>
-            <a:graphic>
-              <a:graphicData uri="http://schemas.openxmlformats.org/drawingml/2006/picture">
-                <pic:pic>
-                  <pic:nvPicPr>
-                    <pic:cNvPr descr="2619f7aec28c2965baa10f8329da241f213d47a627cc65c53730239cc2b53fde.png" id="25" name="Picture"/>
-                    <pic:cNvPicPr>
-                      <a:picLocks noChangeArrowheads="1" noChangeAspect="1"/>
-                    </pic:cNvPicPr>
-                  </pic:nvPicPr>
-                  <pic:blipFill>
-                    <a:blip r:embed="rId23"/>
-                    <a:stretch>
-                      <a:fillRect/>
-                    </a:stretch>
-                  </pic:blipFill>
-                  <pic:spPr bwMode="auto">
-                    <a:xfrm>
-                      <a:off x="0" y="0"/>
-                      <a:ext cx="2667000" cy="2168560"/>
-                    </a:xfrm>
-                    <a:prstGeom prst="rect">
-                      <a:avLst/>
-                    </a:prstGeom>
-                    <a:noFill/>
-                    <a:ln w="9525">
-                      <a:noFill/>
-                      <a:headEnd/>
-                      <a:tailEnd/>
-                    </a:ln>
-                  </pic:spPr>
-                </pic:pic>
-              </a:graphicData>
-            </a:graphic>
-          </wp:inline>
-        </w:drawing>
-      </w:r>
-      <w:r>
-        <w:rPr>
-          <w:rFonts w:ascii="Times New Roman" w:hAnsi="Times New Roman" w:eastAsia="Times New Roman" w:cs="Times New Roman"/>
-        </w:rPr>
-        <w:t xml:space="preserve"> </w:t>
-      </w:r>
-      <w:r>
-        <w:rPr>
-          <w:rFonts w:ascii="Times New Roman" w:hAnsi="Times New Roman" w:eastAsia="Times New Roman" w:cs="Times New Roman"/>
-        </w:rPr>
-        <w:t xml:space="preserve">&gt; </w:t>
-      </w:r>
-      <w:r>
-        <w:rPr>
-          <w:rFonts w:hint="eastAsia" w:ascii="Times New Roman" w:hAnsi="Times New Roman" w:eastAsia="FangSong" w:cs="Times New Roman"/>
-        </w:rPr>
-        <w:t xml:space="preserve">图</w:t>
-      </w:r>
-      <w:r>
-        <w:rPr>
-          <w:rFonts w:ascii="Times New Roman" w:hAnsi="Times New Roman" w:eastAsia="Times New Roman" w:cs="Times New Roman"/>
-        </w:rPr>
-        <w:t xml:space="preserve"> </w:t>
-      </w:r>
-      <w:r>
-        <w:rPr>
-          <w:rFonts w:hint="eastAsia" w:ascii="Times New Roman" w:hAnsi="Times New Roman" w:eastAsia="Times New Roman" w:cs="Times New Roman"/>
-        </w:rPr>
-        <w:t>8-3：</w:t>
-      </w:r>
-      <w:r>
-        <w:rPr>
-          <w:rFonts w:hint="eastAsia" w:ascii="Times New Roman" w:hAnsi="Times New Roman" w:eastAsia="FangSong" w:cs="Times New Roman"/>
-        </w:rPr>
-        <w:t>化学竞赛常见气体特征信号速查表</w:t>
-      </w:r>
-    </w:p>
+        <w:tblBorders>
+          <w:top w:val="single" w:sz="12" w:space="0" w:color="333333"/>
+          <w:bottom w:val="single" w:sz="12" w:space="0" w:color="333333"/>
+          <w:left w:val="none"/>
+          <w:right w:val="none"/>
+          <w:insideH w:val="none"/>
+          <w:insideV w:val="none"/>
+        </w:tblBorders>
+      </w:tblPr>
+      <w:tblGrid>
+        <w:gridCol w:w="2084"/>
+        <w:gridCol w:w="2084"/>
+        <w:gridCol w:w="2084"/>
+        <w:gridCol w:w="1667"/>
+      </w:tblGrid>
+      <w:tr>
+        <w:trPr>
+          <w:tblHeader w:val="on"/>
+        </w:trPr>
+        <w:tc>
+          <w:tcPr>
+            <w:tcBorders>
+              <w:bottom w:val="single" w:sz="6" w:space="0" w:color="333333"/>
+            </w:tcBorders>
+          </w:tcPr>
+          <w:p>
+            <w:pPr>
+              <w:pStyle w:val="Compact"/>
+              <w:jc w:val="center"/>
+            </w:pPr>
+            <w:r>
+              <w:rPr>
+                <w:rFonts w:hint="eastAsia" w:ascii="Times New Roman" w:hAnsi="Times New Roman" w:eastAsia="SimHei" w:cs="Times New Roman"/>
+                <w:b/>
+              </w:rPr>
+              <w:t xml:space="preserve">气体</w:t>
+            </w:r>
+          </w:p>
+        </w:tc>
+        <w:tc>
+          <w:tcPr>
+            <w:tcBorders>
+              <w:bottom w:val="single" w:sz="6" w:space="0" w:color="333333"/>
+            </w:tcBorders>
+          </w:tcPr>
+          <w:p>
+            <w:pPr>
+              <w:pStyle w:val="Compact"/>
+              <w:jc w:val="center"/>
+            </w:pPr>
+            <w:r>
+              <w:rPr>
+                <w:rFonts w:hint="eastAsia" w:ascii="Times New Roman" w:hAnsi="Times New Roman" w:eastAsia="SimHei" w:cs="Times New Roman"/>
+                <w:b/>
+              </w:rPr>
+              <w:t xml:space="preserve">颜色</w:t>
+            </w:r>
+          </w:p>
+        </w:tc>
+        <w:tc>
+          <w:tcPr>
+            <w:tcBorders>
+              <w:bottom w:val="single" w:sz="6" w:space="0" w:color="333333"/>
+            </w:tcBorders>
+          </w:tcPr>
+          <w:p>
+            <w:pPr>
+              <w:pStyle w:val="Compact"/>
+              <w:jc w:val="center"/>
+            </w:pPr>
+            <w:r>
+              <w:rPr>
+                <w:rFonts w:hint="eastAsia" w:ascii="Times New Roman" w:hAnsi="Times New Roman" w:eastAsia="SimHei" w:cs="Times New Roman"/>
+                <w:b/>
+              </w:rPr>
+              <w:t xml:space="preserve">气味</w:t>
+            </w:r>
+          </w:p>
+        </w:tc>
+        <w:tc>
+          <w:tcPr>
+            <w:tcBorders>
+              <w:bottom w:val="single" w:sz="6" w:space="0" w:color="333333"/>
+            </w:tcBorders>
+          </w:tcPr>
+          <w:p>
+            <w:pPr>
+              <w:pStyle w:val="Compact"/>
+              <w:jc w:val="center"/>
+            </w:pPr>
+            <w:r>
+              <w:rPr>
+                <w:rFonts w:hint="eastAsia" w:ascii="Times New Roman" w:hAnsi="Times New Roman" w:eastAsia="SimHei" w:cs="Times New Roman"/>
+                <w:b/>
+              </w:rPr>
+              <w:t xml:space="preserve">特征反应或唯一性推断信息</w:t>
+            </w:r>
+          </w:p>
+        </w:tc>
+      </w:tr>
+      <w:tr>
+        <w:tc>
+          <w:tcPr/>
+          <w:p>
+            <w:pPr>
+              <w:pStyle w:val="Compact"/>
+              <w:jc w:val="center"/>
+            </w:pPr>
+            <m:oMath>
+              <m:r>
+                <m:rPr>
+                  <m:sty m:val="p"/>
+                </m:rPr>
+                <m:t>N</m:t>
+              </m:r>
+              <m:r>
+                <m:rPr>
+                  <m:sty m:val="p"/>
+                </m:rPr>
+                <m:t>O</m:t>
+              </m:r>
+            </m:oMath>
+            <w:r>
+              <w:rPr>
+                <w:rFonts w:ascii="Times New Roman" w:hAnsi="Times New Roman" w:eastAsia="Times New Roman" w:cs="Times New Roman"/>
+              </w:rPr>
+              <w:t xml:space="preserve">​</w:t>
+            </w:r>
+          </w:p>
+        </w:tc>
+        <w:tc>
+          <w:tcPr/>
+          <w:p>
+            <w:pPr>
+              <w:pStyle w:val="Compact"/>
+              <w:jc w:val="center"/>
+            </w:pPr>
+            <w:r>
+              <w:rPr>
+                <w:rFonts w:hint="eastAsia" w:ascii="Times New Roman" w:hAnsi="Times New Roman" w:eastAsia="FangSong" w:cs="Times New Roman"/>
+              </w:rPr>
+              <w:t xml:space="preserve">无色</w:t>
+            </w:r>
+          </w:p>
+        </w:tc>
+        <w:tc>
+          <w:tcPr/>
+          <w:p>
+            <w:pPr>
+              <w:pStyle w:val="Compact"/>
+              <w:jc w:val="center"/>
+            </w:pPr>
+            <w:r>
+              <w:rPr>
+                <w:rFonts w:hint="eastAsia" w:ascii="Times New Roman" w:hAnsi="Times New Roman" w:eastAsia="FangSong" w:cs="Times New Roman"/>
+              </w:rPr>
+              <w:t xml:space="preserve">无味</w:t>
+            </w:r>
+          </w:p>
+        </w:tc>
+        <w:tc>
+          <w:tcPr/>
+          <w:p>
+            <w:pPr>
+              <w:pStyle w:val="Compact"/>
+              <w:jc w:val="center"/>
+            </w:pPr>
+            <w:r>
+              <w:rPr>
+                <w:rFonts w:hint="eastAsia" w:ascii="Times New Roman" w:hAnsi="Times New Roman" w:eastAsia="FangSong" w:cs="Times New Roman"/>
+              </w:rPr>
+              <w:t>遇空气迅速变为红棕色</w:t>
+            </w:r>
+            <w:r>
+              <w:rPr>
+                <w:rFonts w:hint="eastAsia" w:ascii="Times New Roman" w:hAnsi="Times New Roman" w:eastAsia="Times New Roman" w:cs="Times New Roman"/>
+              </w:rPr>
+              <w:t>（</w:t>
+            </w:r>
+            <w:r>
+              <w:rPr>
+                <w:rFonts w:hint="eastAsia" w:ascii="Times New Roman" w:hAnsi="Times New Roman" w:eastAsia="FangSong" w:cs="Times New Roman"/>
+              </w:rPr>
+              <w:t>唯一</w:t>
+            </w:r>
+            <w:r>
+              <w:rPr>
+                <w:rFonts w:hint="eastAsia" w:ascii="Times New Roman" w:hAnsi="Times New Roman" w:eastAsia="Times New Roman" w:cs="Times New Roman"/>
+              </w:rPr>
+              <w:t>）</w:t>
+            </w:r>
+          </w:p>
+        </w:tc>
+      </w:tr>
+      <w:tr>
+        <w:tc>
+          <w:tcPr/>
+          <w:p>
+            <w:pPr>
+              <w:pStyle w:val="Compact"/>
+              <w:jc w:val="center"/>
+            </w:pPr>
+            <m:oMath>
+              <m:r>
+                <m:rPr>
+                  <m:sty m:val="p"/>
+                </m:rPr>
+                <m:t>N</m:t>
+              </m:r>
+              <m:sSub>
+                <m:e>
+                  <m:r>
+                    <m:rPr>
+                      <m:sty m:val="p"/>
+                    </m:rPr>
+                    <m:t>O</m:t>
+                  </m:r>
+                </m:e>
+                <m:sub>
+                  <m:r>
+                    <m:rPr>
+                      <m:sty m:val="p"/>
+                    </m:rPr>
+                    <m:t>2</m:t>
+                  </m:r>
+                </m:sub>
+              </m:sSub>
+            </m:oMath>
+            <w:r>
+              <w:rPr>
+                <w:rFonts w:ascii="Times New Roman" w:hAnsi="Times New Roman" w:eastAsia="Times New Roman" w:cs="Times New Roman"/>
+              </w:rPr>
+              <w:t xml:space="preserve">​</w:t>
+            </w:r>
+          </w:p>
+        </w:tc>
+        <w:tc>
+          <w:tcPr/>
+          <w:p>
+            <w:pPr>
+              <w:pStyle w:val="Compact"/>
+              <w:jc w:val="center"/>
+            </w:pPr>
+            <w:r>
+              <w:rPr>
+                <w:rFonts w:hint="eastAsia" w:ascii="Times New Roman" w:hAnsi="Times New Roman" w:eastAsia="FangSong" w:cs="Times New Roman"/>
+              </w:rPr>
+              <w:t xml:space="preserve">红棕色</w:t>
+            </w:r>
+          </w:p>
+        </w:tc>
+        <w:tc>
+          <w:tcPr/>
+          <w:p>
+            <w:pPr>
+              <w:pStyle w:val="Compact"/>
+              <w:jc w:val="center"/>
+            </w:pPr>
+            <w:r>
+              <w:rPr>
+                <w:rFonts w:hint="eastAsia" w:ascii="Times New Roman" w:hAnsi="Times New Roman" w:eastAsia="FangSong" w:cs="Times New Roman"/>
+              </w:rPr>
+              <w:t xml:space="preserve">刺激性</w:t>
+            </w:r>
+          </w:p>
+        </w:tc>
+        <w:tc>
+          <w:tcPr/>
+          <w:p>
+            <w:pPr>
+              <w:pStyle w:val="Compact"/>
+              <w:jc w:val="center"/>
+            </w:pPr>
+            <w:r>
+              <w:rPr>
+                <w:rFonts w:hint="eastAsia" w:ascii="Times New Roman" w:hAnsi="Times New Roman" w:eastAsia="FangSong" w:cs="Times New Roman"/>
+              </w:rPr>
+              <w:t xml:space="preserve">溶于水得无色气体</w:t>
+            </w:r>
+            <w:r>
+              <w:rPr>
+                <w:rFonts w:ascii="Times New Roman" w:hAnsi="Times New Roman" w:eastAsia="Times New Roman" w:cs="Times New Roman"/>
+              </w:rPr>
+              <w:t xml:space="preserve"> </w:t>
+            </w:r>
+            <m:oMath>
+              <m:r>
+                <m:rPr>
+                  <m:sty m:val="p"/>
+                </m:rPr>
+                <m:t>N</m:t>
+              </m:r>
+              <m:r>
+                <m:rPr>
+                  <m:sty m:val="p"/>
+                </m:rPr>
+                <m:t>O</m:t>
+              </m:r>
+            </m:oMath>
+            <w:r>
+              <w:rPr>
+                <w:rFonts w:ascii="Times New Roman" w:hAnsi="Times New Roman" w:eastAsia="Times New Roman" w:cs="Times New Roman"/>
+              </w:rPr>
+              <w:t xml:space="preserve"> </w:t>
+            </w:r>
+            <w:r>
+              <w:rPr>
+                <w:rFonts w:hint="eastAsia" w:ascii="Times New Roman" w:hAnsi="Times New Roman" w:eastAsia="FangSong" w:cs="Times New Roman"/>
+              </w:rPr>
+              <w:t xml:space="preserve">与硝酸</w:t>
+            </w:r>
+          </w:p>
+        </w:tc>
+      </w:tr>
+      <w:tr>
+        <w:tc>
+          <w:tcPr/>
+          <w:p>
+            <w:pPr>
+              <w:pStyle w:val="Compact"/>
+              <w:jc w:val="center"/>
+            </w:pPr>
+            <m:oMath>
+              <m:r>
+                <m:rPr>
+                  <m:sty m:val="p"/>
+                </m:rPr>
+                <m:t>S</m:t>
+              </m:r>
+              <m:sSub>
+                <m:e>
+                  <m:r>
+                    <m:rPr>
+                      <m:sty m:val="p"/>
+                    </m:rPr>
+                    <m:t>O</m:t>
+                  </m:r>
+                </m:e>
+                <m:sub>
+                  <m:r>
+                    <m:rPr>
+                      <m:sty m:val="p"/>
+                    </m:rPr>
+                    <m:t>2</m:t>
+                  </m:r>
+                </m:sub>
+              </m:sSub>
+            </m:oMath>
+            <w:r>
+              <w:rPr>
+                <w:rFonts w:ascii="Times New Roman" w:hAnsi="Times New Roman" w:eastAsia="Times New Roman" w:cs="Times New Roman"/>
+              </w:rPr>
+              <w:t xml:space="preserve">​</w:t>
+            </w:r>
+          </w:p>
+        </w:tc>
+        <w:tc>
+          <w:tcPr/>
+          <w:p>
+            <w:pPr>
+              <w:pStyle w:val="Compact"/>
+              <w:jc w:val="center"/>
+            </w:pPr>
+            <w:r>
+              <w:rPr>
+                <w:rFonts w:hint="eastAsia" w:ascii="Times New Roman" w:hAnsi="Times New Roman" w:eastAsia="FangSong" w:cs="Times New Roman"/>
+              </w:rPr>
+              <w:t xml:space="preserve">无色</w:t>
+            </w:r>
+          </w:p>
+        </w:tc>
+        <w:tc>
+          <w:tcPr/>
+          <w:p>
+            <w:pPr>
+              <w:pStyle w:val="Compact"/>
+              <w:jc w:val="center"/>
+            </w:pPr>
+            <w:r>
+              <w:rPr>
+                <w:rFonts w:hint="eastAsia" w:ascii="Times New Roman" w:hAnsi="Times New Roman" w:eastAsia="FangSong" w:cs="Times New Roman"/>
+              </w:rPr>
+              <w:t xml:space="preserve">刺激性</w:t>
+            </w:r>
+          </w:p>
+        </w:tc>
+        <w:tc>
+          <w:tcPr/>
+          <w:p>
+            <w:pPr>
+              <w:pStyle w:val="Compact"/>
+              <w:jc w:val="center"/>
+            </w:pPr>
+            <w:r>
+              <w:rPr>
+                <w:rFonts w:hint="eastAsia" w:ascii="Times New Roman" w:hAnsi="Times New Roman" w:eastAsia="FangSong" w:cs="Times New Roman"/>
+              </w:rPr>
+              <w:t>可逆漂白品红溶液</w:t>
+            </w:r>
+            <w:r>
+              <w:rPr>
+                <w:rFonts w:hint="eastAsia" w:ascii="Times New Roman" w:hAnsi="Times New Roman" w:eastAsia="Times New Roman" w:cs="Times New Roman"/>
+              </w:rPr>
+              <w:t>（</w:t>
+            </w:r>
+            <w:r>
+              <w:rPr>
+                <w:rFonts w:hint="eastAsia" w:ascii="Times New Roman" w:hAnsi="Times New Roman" w:eastAsia="FangSong" w:cs="Times New Roman"/>
+              </w:rPr>
+              <w:t>唯一</w:t>
+            </w:r>
+            <w:r>
+              <w:rPr>
+                <w:rFonts w:hint="eastAsia" w:ascii="Times New Roman" w:hAnsi="Times New Roman" w:eastAsia="Times New Roman" w:cs="Times New Roman"/>
+              </w:rPr>
+              <w:t>）</w:t>
+            </w:r>
+          </w:p>
+        </w:tc>
+      </w:tr>
+      <w:tr>
+        <w:tc>
+          <w:tcPr/>
+          <w:p>
+            <w:pPr>
+              <w:pStyle w:val="Compact"/>
+              <w:jc w:val="center"/>
+            </w:pPr>
+            <m:oMath>
+              <m:r>
+                <m:rPr>
+                  <m:sty m:val="p"/>
+                </m:rPr>
+                <m:t>C</m:t>
+              </m:r>
+              <m:sSub>
+                <m:e>
+                  <m:r>
+                    <m:rPr>
+                      <m:sty m:val="p"/>
+                    </m:rPr>
+                    <m:t>l</m:t>
+                  </m:r>
+                </m:e>
+                <m:sub>
+                  <m:r>
+                    <m:rPr>
+                      <m:sty m:val="p"/>
+                    </m:rPr>
+                    <m:t>2</m:t>
+                  </m:r>
+                </m:sub>
+              </m:sSub>
+            </m:oMath>
+            <w:r>
+              <w:rPr>
+                <w:rFonts w:ascii="Times New Roman" w:hAnsi="Times New Roman" w:eastAsia="Times New Roman" w:cs="Times New Roman"/>
+              </w:rPr>
+              <w:t xml:space="preserve">​</w:t>
+            </w:r>
+          </w:p>
+        </w:tc>
+        <w:tc>
+          <w:tcPr/>
+          <w:p>
+            <w:pPr>
+              <w:pStyle w:val="Compact"/>
+              <w:jc w:val="center"/>
+            </w:pPr>
+            <w:r>
+              <w:rPr>
+                <w:rFonts w:hint="eastAsia" w:ascii="Times New Roman" w:hAnsi="Times New Roman" w:eastAsia="FangSong" w:cs="Times New Roman"/>
+              </w:rPr>
+              <w:t xml:space="preserve">黄绿色</w:t>
+            </w:r>
+          </w:p>
+        </w:tc>
+        <w:tc>
+          <w:tcPr/>
+          <w:p>
+            <w:pPr>
+              <w:pStyle w:val="Compact"/>
+              <w:jc w:val="center"/>
+            </w:pPr>
+            <w:r>
+              <w:rPr>
+                <w:rFonts w:hint="eastAsia" w:ascii="Times New Roman" w:hAnsi="Times New Roman" w:eastAsia="FangSong" w:cs="Times New Roman"/>
+              </w:rPr>
+              <w:t xml:space="preserve">刺激性</w:t>
+            </w:r>
+          </w:p>
+        </w:tc>
+        <w:tc>
+          <w:tcPr/>
+          <w:p>
+            <w:pPr>
+              <w:pStyle w:val="Compact"/>
+              <w:jc w:val="center"/>
+            </w:pPr>
+            <w:r>
+              <w:rPr>
+                <w:rFonts w:hint="eastAsia" w:ascii="Times New Roman" w:hAnsi="Times New Roman" w:eastAsia="FangSong" w:cs="Times New Roman"/>
+              </w:rPr>
+              <w:t xml:space="preserve">使湿润的淀粉碘化钾试纸变蓝</w:t>
+            </w:r>
+          </w:p>
+        </w:tc>
+      </w:tr>
+      <w:tr>
+        <w:tc>
+          <w:tcPr/>
+          <w:p>
+            <w:pPr>
+              <w:pStyle w:val="Compact"/>
+              <w:jc w:val="center"/>
+            </w:pPr>
+            <m:oMath>
+              <m:r>
+                <m:rPr>
+                  <m:sty m:val="p"/>
+                </m:rPr>
+                <m:t>B</m:t>
+              </m:r>
+              <m:sSub>
+                <m:e>
+                  <m:r>
+                    <m:rPr>
+                      <m:sty m:val="p"/>
+                    </m:rPr>
+                    <m:t>r</m:t>
+                  </m:r>
+                </m:e>
+                <m:sub>
+                  <m:r>
+                    <m:rPr>
+                      <m:sty m:val="p"/>
+                    </m:rPr>
+                    <m:t>2</m:t>
+                  </m:r>
+                </m:sub>
+              </m:sSub>
+            </m:oMath>
+            <w:r>
+              <w:rPr>
+                <w:rFonts w:hint="eastAsia" w:ascii="Times New Roman" w:hAnsi="Times New Roman" w:eastAsia="Times New Roman" w:cs="Times New Roman"/>
+              </w:rPr>
+              <w:t>（</w:t>
+            </w:r>
+            <w:r>
+              <w:rPr>
+                <w:rFonts w:hint="eastAsia" w:ascii="Times New Roman" w:hAnsi="Times New Roman" w:eastAsia="FangSong" w:cs="Times New Roman"/>
+              </w:rPr>
+              <w:t>气</w:t>
+            </w:r>
+            <w:r>
+              <w:rPr>
+                <w:rFonts w:hint="eastAsia" w:ascii="Times New Roman" w:hAnsi="Times New Roman" w:eastAsia="Times New Roman" w:cs="Times New Roman"/>
+              </w:rPr>
+              <w:t>）</w:t>
+            </w:r>
+          </w:p>
+        </w:tc>
+        <w:tc>
+          <w:tcPr/>
+          <w:p>
+            <w:pPr>
+              <w:pStyle w:val="Compact"/>
+              <w:jc w:val="center"/>
+            </w:pPr>
+            <w:r>
+              <w:rPr>
+                <w:rFonts w:hint="eastAsia" w:ascii="Times New Roman" w:hAnsi="Times New Roman" w:eastAsia="FangSong" w:cs="Times New Roman"/>
+              </w:rPr>
+              <w:t xml:space="preserve">红棕色</w:t>
+            </w:r>
+          </w:p>
+        </w:tc>
+        <w:tc>
+          <w:tcPr/>
+          <w:p>
+            <w:pPr>
+              <w:pStyle w:val="Compact"/>
+              <w:jc w:val="center"/>
+            </w:pPr>
+            <w:r>
+              <w:rPr>
+                <w:rFonts w:hint="eastAsia" w:ascii="Times New Roman" w:hAnsi="Times New Roman" w:eastAsia="FangSong" w:cs="Times New Roman"/>
+              </w:rPr>
+              <w:t xml:space="preserve">刺激性</w:t>
+            </w:r>
+          </w:p>
+        </w:tc>
+        <w:tc>
+          <w:tcPr/>
+          <w:p>
+            <w:pPr>
+              <w:pStyle w:val="Compact"/>
+              <w:jc w:val="center"/>
+            </w:pPr>
+            <w:r>
+              <w:rPr>
+                <w:rFonts w:hint="eastAsia" w:ascii="Times New Roman" w:hAnsi="Times New Roman" w:eastAsia="FangSong" w:cs="Times New Roman"/>
+              </w:rPr>
+              <w:t>强氧化性</w:t>
+            </w:r>
+            <w:r>
+              <w:rPr>
+                <w:rFonts w:hint="eastAsia" w:ascii="Times New Roman" w:hAnsi="Times New Roman" w:eastAsia="Times New Roman" w:cs="Times New Roman"/>
+              </w:rPr>
+              <w:t>，</w:t>
+            </w:r>
+            <w:r>
+              <w:rPr>
+                <w:rFonts w:hint="eastAsia" w:ascii="Times New Roman" w:hAnsi="Times New Roman" w:eastAsia="FangSong" w:cs="Times New Roman"/>
+              </w:rPr>
+              <w:t>溶于有机溶剂呈橙红色</w:t>
+            </w:r>
+          </w:p>
+        </w:tc>
+      </w:tr>
+      <w:tr>
+        <w:tc>
+          <w:tcPr/>
+          <w:p>
+            <w:pPr>
+              <w:pStyle w:val="Compact"/>
+              <w:jc w:val="center"/>
+            </w:pPr>
+            <m:oMath>
+              <m:sSub>
+                <m:e>
+                  <m:r>
+                    <m:rPr>
+                      <m:sty m:val="p"/>
+                    </m:rPr>
+                    <m:t>I</m:t>
+                  </m:r>
+                </m:e>
+                <m:sub>
+                  <m:r>
+                    <m:rPr>
+                      <m:sty m:val="p"/>
+                    </m:rPr>
+                    <m:t>2</m:t>
+                  </m:r>
+                </m:sub>
+              </m:sSub>
+            </m:oMath>
+            <w:r>
+              <w:rPr>
+                <w:rFonts w:hint="eastAsia" w:ascii="Times New Roman" w:hAnsi="Times New Roman" w:eastAsia="Times New Roman" w:cs="Times New Roman"/>
+              </w:rPr>
+              <w:t>（</w:t>
+            </w:r>
+            <w:r>
+              <w:rPr>
+                <w:rFonts w:hint="eastAsia" w:ascii="Times New Roman" w:hAnsi="Times New Roman" w:eastAsia="FangSong" w:cs="Times New Roman"/>
+              </w:rPr>
+              <w:t>气</w:t>
+            </w:r>
+            <w:r>
+              <w:rPr>
+                <w:rFonts w:hint="eastAsia" w:ascii="Times New Roman" w:hAnsi="Times New Roman" w:eastAsia="Times New Roman" w:cs="Times New Roman"/>
+              </w:rPr>
+              <w:t>）</w:t>
+            </w:r>
+          </w:p>
+        </w:tc>
+        <w:tc>
+          <w:tcPr/>
+          <w:p>
+            <w:pPr>
+              <w:pStyle w:val="Compact"/>
+              <w:jc w:val="center"/>
+            </w:pPr>
+            <w:r>
+              <w:rPr>
+                <w:rFonts w:hint="eastAsia" w:ascii="Times New Roman" w:hAnsi="Times New Roman" w:eastAsia="FangSong" w:cs="Times New Roman"/>
+              </w:rPr>
+              <w:t xml:space="preserve">紫红色</w:t>
+            </w:r>
+          </w:p>
+        </w:tc>
+        <w:tc>
+          <w:tcPr/>
+          <w:p>
+            <w:pPr>
+              <w:pStyle w:val="Compact"/>
+              <w:jc w:val="center"/>
+            </w:pPr>
+            <w:r>
+              <w:rPr>
+                <w:rFonts w:hint="eastAsia" w:ascii="Times New Roman" w:hAnsi="Times New Roman" w:eastAsia="FangSong" w:cs="Times New Roman"/>
+              </w:rPr>
+              <w:t xml:space="preserve">刺激性</w:t>
+            </w:r>
+          </w:p>
+        </w:tc>
+        <w:tc>
+          <w:tcPr/>
+          <w:p>
+            <w:pPr>
+              <w:pStyle w:val="Compact"/>
+              <w:jc w:val="center"/>
+            </w:pPr>
+            <w:r>
+              <w:rPr>
+                <w:rFonts w:hint="eastAsia" w:ascii="Times New Roman" w:hAnsi="Times New Roman" w:eastAsia="FangSong" w:cs="Times New Roman"/>
+              </w:rPr>
+              <w:t>遇淀粉显蓝色</w:t>
+            </w:r>
+            <w:r>
+              <w:rPr>
+                <w:rFonts w:hint="eastAsia" w:ascii="Times New Roman" w:hAnsi="Times New Roman" w:eastAsia="Times New Roman" w:cs="Times New Roman"/>
+              </w:rPr>
+              <w:t>，</w:t>
+            </w:r>
+            <w:r>
+              <w:rPr>
+                <w:rFonts w:hint="eastAsia" w:ascii="Times New Roman" w:hAnsi="Times New Roman" w:eastAsia="FangSong" w:cs="Times New Roman"/>
+              </w:rPr>
+              <w:t>易升华</w:t>
+            </w:r>
+          </w:p>
+        </w:tc>
+      </w:tr>
+      <w:tr>
+        <w:tc>
+          <w:tcPr/>
+          <w:p>
+            <w:pPr>
+              <w:pStyle w:val="Compact"/>
+              <w:jc w:val="center"/>
+            </w:pPr>
+            <m:oMath>
+              <m:sSub>
+                <m:e>
+                  <m:r>
+                    <m:rPr>
+                      <m:sty m:val="p"/>
+                    </m:rPr>
+                    <m:t>F</m:t>
+                  </m:r>
+                </m:e>
+                <m:sub>
+                  <m:r>
+                    <m:rPr>
+                      <m:sty m:val="p"/>
+                    </m:rPr>
+                    <m:t>2</m:t>
+                  </m:r>
+                </m:sub>
+              </m:sSub>
+            </m:oMath>
+            <w:r>
+              <w:rPr>
+                <w:rFonts w:ascii="Times New Roman" w:hAnsi="Times New Roman" w:eastAsia="Times New Roman" w:cs="Times New Roman"/>
+              </w:rPr>
+              <w:t xml:space="preserve">​</w:t>
+            </w:r>
+          </w:p>
+        </w:tc>
+        <w:tc>
+          <w:tcPr/>
+          <w:p>
+            <w:pPr>
+              <w:pStyle w:val="Compact"/>
+              <w:jc w:val="center"/>
+            </w:pPr>
+            <w:r>
+              <w:rPr>
+                <w:rFonts w:hint="eastAsia" w:ascii="Times New Roman" w:hAnsi="Times New Roman" w:eastAsia="FangSong" w:cs="Times New Roman"/>
+              </w:rPr>
+              <w:t xml:space="preserve">淡黄绿色</w:t>
+            </w:r>
+          </w:p>
+        </w:tc>
+        <w:tc>
+          <w:tcPr/>
+          <w:p>
+            <w:pPr>
+              <w:pStyle w:val="Compact"/>
+              <w:jc w:val="center"/>
+            </w:pPr>
+            <w:r>
+              <w:rPr>
+                <w:rFonts w:hint="eastAsia" w:ascii="Times New Roman" w:hAnsi="Times New Roman" w:eastAsia="FangSong" w:cs="Times New Roman"/>
+              </w:rPr>
+              <w:t xml:space="preserve">刺激性</w:t>
+            </w:r>
+          </w:p>
+        </w:tc>
+        <w:tc>
+          <w:tcPr/>
+          <w:p>
+            <w:pPr>
+              <w:pStyle w:val="Compact"/>
+              <w:jc w:val="center"/>
+            </w:pPr>
+            <w:r>
+              <w:rPr>
+                <w:rFonts w:hint="eastAsia" w:ascii="Times New Roman" w:hAnsi="Times New Roman" w:eastAsia="FangSong" w:cs="Times New Roman"/>
+              </w:rPr>
+              <w:t xml:space="preserve">与水剧烈反应放出</w:t>
+            </w:r>
+            <w:r>
+              <w:rPr>
+                <w:rFonts w:ascii="Times New Roman" w:hAnsi="Times New Roman" w:eastAsia="Times New Roman" w:cs="Times New Roman"/>
+              </w:rPr>
+              <w:t xml:space="preserve"> </w:t>
+            </w:r>
+            <m:oMath>
+              <m:sSub>
+                <m:e>
+                  <m:r>
+                    <m:rPr>
+                      <m:sty m:val="p"/>
+                    </m:rPr>
+                    <m:t>O</m:t>
+                  </m:r>
+                </m:e>
+                <m:sub>
+                  <m:r>
+                    <m:rPr>
+                      <m:sty m:val="p"/>
+                    </m:rPr>
+                    <m:t>2</m:t>
+                  </m:r>
+                </m:sub>
+              </m:sSub>
+            </m:oMath>
+            <w:r>
+              <w:rPr>
+                <w:rFonts w:hint="eastAsia" w:ascii="Times New Roman" w:hAnsi="Times New Roman" w:eastAsia="Times New Roman" w:cs="Times New Roman"/>
+              </w:rPr>
+              <w:t>，</w:t>
+            </w:r>
+            <w:r>
+              <w:rPr>
+                <w:rFonts w:hint="eastAsia" w:ascii="Times New Roman" w:hAnsi="Times New Roman" w:eastAsia="FangSong" w:cs="Times New Roman"/>
+              </w:rPr>
+              <w:t>氧化性极强</w:t>
+            </w:r>
+          </w:p>
+        </w:tc>
+      </w:tr>
+      <w:tr>
+        <w:tc>
+          <w:tcPr/>
+          <w:p>
+            <w:pPr>
+              <w:pStyle w:val="Compact"/>
+              <w:jc w:val="center"/>
+            </w:pPr>
+            <m:oMath>
+              <m:sSub>
+                <m:e>
+                  <m:r>
+                    <m:rPr>
+                      <m:sty m:val="p"/>
+                    </m:rPr>
+                    <m:t>H</m:t>
+                  </m:r>
+                </m:e>
+                <m:sub>
+                  <m:r>
+                    <m:rPr>
+                      <m:sty m:val="p"/>
+                    </m:rPr>
+                    <m:t>2</m:t>
+                  </m:r>
+                </m:sub>
+              </m:sSub>
+              <m:r>
+                <m:rPr>
+                  <m:sty m:val="p"/>
+                </m:rPr>
+                <m:t>S</m:t>
+              </m:r>
+            </m:oMath>
+            <w:r>
+              <w:rPr>
+                <w:rFonts w:ascii="Times New Roman" w:hAnsi="Times New Roman" w:eastAsia="Times New Roman" w:cs="Times New Roman"/>
+              </w:rPr>
+              <w:t xml:space="preserve">​</w:t>
+            </w:r>
+          </w:p>
+        </w:tc>
+        <w:tc>
+          <w:tcPr/>
+          <w:p>
+            <w:pPr>
+              <w:pStyle w:val="Compact"/>
+              <w:jc w:val="center"/>
+            </w:pPr>
+            <w:r>
+              <w:rPr>
+                <w:rFonts w:hint="eastAsia" w:ascii="Times New Roman" w:hAnsi="Times New Roman" w:eastAsia="FangSong" w:cs="Times New Roman"/>
+              </w:rPr>
+              <w:t xml:space="preserve">无色</w:t>
+            </w:r>
+          </w:p>
+        </w:tc>
+        <w:tc>
+          <w:tcPr/>
+          <w:p>
+            <w:pPr>
+              <w:pStyle w:val="Compact"/>
+              <w:jc w:val="center"/>
+            </w:pPr>
+            <w:r>
+              <w:rPr>
+                <w:rFonts w:hint="eastAsia" w:ascii="Times New Roman" w:hAnsi="Times New Roman" w:eastAsia="FangSong" w:cs="Times New Roman"/>
+              </w:rPr>
+              <w:t xml:space="preserve">臭鸡蛋味</w:t>
+            </w:r>
+          </w:p>
+        </w:tc>
+        <w:tc>
+          <w:tcPr/>
+          <w:p>
+            <w:pPr>
+              <w:pStyle w:val="Compact"/>
+              <w:jc w:val="center"/>
+            </w:pPr>
+            <w:r>
+              <w:rPr>
+                <w:rFonts w:hint="eastAsia" w:ascii="Times New Roman" w:hAnsi="Times New Roman" w:eastAsia="FangSong" w:cs="Times New Roman"/>
+              </w:rPr>
+              <w:t xml:space="preserve">遇</w:t>
+            </w:r>
+            <w:r>
+              <w:rPr>
+                <w:rFonts w:ascii="Times New Roman" w:hAnsi="Times New Roman" w:eastAsia="Times New Roman" w:cs="Times New Roman"/>
+              </w:rPr>
+              <w:t xml:space="preserve"> </w:t>
+            </w:r>
+            <m:oMath>
+              <m:r>
+                <m:rPr>
+                  <m:sty m:val="p"/>
+                </m:rPr>
+                <m:t>P</m:t>
+              </m:r>
+              <m:sSup>
+                <m:e>
+                  <m:r>
+                    <m:rPr>
+                      <m:sty m:val="p"/>
+                    </m:rPr>
+                    <m:t>b</m:t>
+                  </m:r>
+                </m:e>
+                <m:sup>
+                  <m:r>
+                    <m:rPr>
+                      <m:sty m:val="p"/>
+                    </m:rPr>
+                    <m:t>2</m:t>
+                  </m:r>
+                  <m:r>
+                    <m:rPr>
+                      <m:sty m:val="p"/>
+                    </m:rPr>
+                    <m:t>+</m:t>
+                  </m:r>
+                </m:sup>
+              </m:sSup>
+            </m:oMath>
+            <w:r>
+              <w:rPr>
+                <w:rFonts w:ascii="Times New Roman" w:hAnsi="Times New Roman" w:eastAsia="Times New Roman" w:cs="Times New Roman"/>
+              </w:rPr>
+              <w:t xml:space="preserve">、</w:t>
+            </w:r>
+            <m:oMath>
+              <m:r>
+                <m:rPr>
+                  <m:sty m:val="p"/>
+                </m:rPr>
+                <m:t>C</m:t>
+              </m:r>
+              <m:sSup>
+                <m:e>
+                  <m:r>
+                    <m:rPr>
+                      <m:sty m:val="p"/>
+                    </m:rPr>
+                    <m:t>u</m:t>
+                  </m:r>
+                </m:e>
+                <m:sup>
+                  <m:r>
+                    <m:rPr>
+                      <m:sty m:val="p"/>
+                    </m:rPr>
+                    <m:t>2</m:t>
+                  </m:r>
+                  <m:r>
+                    <m:rPr>
+                      <m:sty m:val="p"/>
+                    </m:rPr>
+                    <m:t>+</m:t>
+                  </m:r>
+                </m:sup>
+              </m:sSup>
+            </m:oMath>
+            <w:r>
+              <w:rPr>
+                <w:rFonts w:ascii="Times New Roman" w:hAnsi="Times New Roman" w:eastAsia="Times New Roman" w:cs="Times New Roman"/>
+              </w:rPr>
+              <w:t xml:space="preserve"> </w:t>
+            </w:r>
+            <w:r>
+              <w:rPr>
+                <w:rFonts w:hint="eastAsia" w:ascii="Times New Roman" w:hAnsi="Times New Roman" w:eastAsia="FangSong" w:cs="Times New Roman"/>
+              </w:rPr>
+              <w:t xml:space="preserve">生成黑色硫化物沉淀</w:t>
+            </w:r>
+          </w:p>
+        </w:tc>
+      </w:tr>
+      <w:tr>
+        <w:tc>
+          <w:tcPr/>
+          <w:p>
+            <w:pPr>
+              <w:pStyle w:val="Compact"/>
+              <w:jc w:val="center"/>
+            </w:pPr>
+            <m:oMath>
+              <m:r>
+                <m:rPr>
+                  <m:sty m:val="p"/>
+                </m:rPr>
+                <m:t>N</m:t>
+              </m:r>
+              <m:sSub>
+                <m:e>
+                  <m:r>
+                    <m:rPr>
+                      <m:sty m:val="p"/>
+                    </m:rPr>
+                    <m:t>H</m:t>
+                  </m:r>
+                </m:e>
+                <m:sub>
+                  <m:r>
+                    <m:rPr>
+                      <m:sty m:val="p"/>
+                    </m:rPr>
+                    <m:t>3</m:t>
+                  </m:r>
+                </m:sub>
+              </m:sSub>
+            </m:oMath>
+            <w:r>
+              <w:rPr>
+                <w:rFonts w:ascii="Times New Roman" w:hAnsi="Times New Roman" w:eastAsia="Times New Roman" w:cs="Times New Roman"/>
+              </w:rPr>
+              <w:t xml:space="preserve">​</w:t>
+            </w:r>
+          </w:p>
+        </w:tc>
+        <w:tc>
+          <w:tcPr/>
+          <w:p>
+            <w:pPr>
+              <w:pStyle w:val="Compact"/>
+              <w:jc w:val="center"/>
+            </w:pPr>
+            <w:r>
+              <w:rPr>
+                <w:rFonts w:hint="eastAsia" w:ascii="Times New Roman" w:hAnsi="Times New Roman" w:eastAsia="FangSong" w:cs="Times New Roman"/>
+              </w:rPr>
+              <w:t xml:space="preserve">无色</w:t>
+            </w:r>
+          </w:p>
+        </w:tc>
+        <w:tc>
+          <w:tcPr/>
+          <w:p>
+            <w:pPr>
+              <w:pStyle w:val="Compact"/>
+              <w:jc w:val="center"/>
+            </w:pPr>
+            <w:r>
+              <w:rPr>
+                <w:rFonts w:hint="eastAsia" w:ascii="Times New Roman" w:hAnsi="Times New Roman" w:eastAsia="FangSong" w:cs="Times New Roman"/>
+              </w:rPr>
+              <w:t xml:space="preserve">氨臭味</w:t>
+            </w:r>
+          </w:p>
+        </w:tc>
+        <w:tc>
+          <w:tcPr/>
+          <w:p>
+            <w:pPr>
+              <w:pStyle w:val="Compact"/>
+              <w:jc w:val="center"/>
+            </w:pPr>
+            <w:r>
+              <w:rPr>
+                <w:rFonts w:hint="eastAsia" w:ascii="Times New Roman" w:hAnsi="Times New Roman" w:eastAsia="FangSong" w:cs="Times New Roman"/>
+              </w:rPr>
+              <w:t>使湿润红色石蕊试纸变蓝</w:t>
+            </w:r>
+            <w:r>
+              <w:rPr>
+                <w:rFonts w:hint="eastAsia" w:ascii="Times New Roman" w:hAnsi="Times New Roman" w:eastAsia="Times New Roman" w:cs="Times New Roman"/>
+              </w:rPr>
+              <w:t>，</w:t>
+            </w:r>
+            <w:r>
+              <w:rPr>
+                <w:rFonts w:hint="eastAsia" w:ascii="Times New Roman" w:hAnsi="Times New Roman" w:eastAsia="FangSong" w:cs="Times New Roman"/>
+              </w:rPr>
+              <w:t>遇挥发性酸生白烟</w:t>
+            </w:r>
+          </w:p>
+        </w:tc>
+      </w:tr>
+      <w:tr>
+        <w:tc>
+          <w:tcPr/>
+          <w:p>
+            <w:pPr>
+              <w:pStyle w:val="Compact"/>
+              <w:jc w:val="center"/>
+            </w:pPr>
+            <m:oMath>
+              <m:r>
+                <m:rPr>
+                  <m:sty m:val="p"/>
+                </m:rPr>
+                <m:t>H</m:t>
+              </m:r>
+              <m:r>
+                <m:rPr>
+                  <m:sty m:val="p"/>
+                </m:rPr>
+                <m:t>C</m:t>
+              </m:r>
+              <m:r>
+                <m:rPr>
+                  <m:sty m:val="p"/>
+                </m:rPr>
+                <m:t>l</m:t>
+              </m:r>
+            </m:oMath>
+            <w:r>
+              <w:rPr>
+                <w:rFonts w:ascii="Times New Roman" w:hAnsi="Times New Roman" w:eastAsia="Times New Roman" w:cs="Times New Roman"/>
+              </w:rPr>
+              <w:t xml:space="preserve">​</w:t>
+            </w:r>
+          </w:p>
+        </w:tc>
+        <w:tc>
+          <w:tcPr/>
+          <w:p>
+            <w:pPr>
+              <w:pStyle w:val="Compact"/>
+              <w:jc w:val="center"/>
+            </w:pPr>
+            <w:r>
+              <w:rPr>
+                <w:rFonts w:hint="eastAsia" w:ascii="Times New Roman" w:hAnsi="Times New Roman" w:eastAsia="FangSong" w:cs="Times New Roman"/>
+              </w:rPr>
+              <w:t xml:space="preserve">无色</w:t>
+            </w:r>
+          </w:p>
+        </w:tc>
+        <w:tc>
+          <w:tcPr/>
+          <w:p>
+            <w:pPr>
+              <w:pStyle w:val="Compact"/>
+              <w:jc w:val="center"/>
+            </w:pPr>
+            <w:r>
+              <w:rPr>
+                <w:rFonts w:hint="eastAsia" w:ascii="Times New Roman" w:hAnsi="Times New Roman" w:eastAsia="FangSong" w:cs="Times New Roman"/>
+              </w:rPr>
+              <w:t xml:space="preserve">刺激性</w:t>
+            </w:r>
+          </w:p>
+        </w:tc>
+        <w:tc>
+          <w:tcPr/>
+          <w:p>
+            <w:pPr>
+              <w:pStyle w:val="Compact"/>
+              <w:jc w:val="center"/>
+            </w:pPr>
+            <w:r>
+              <w:rPr>
+                <w:rFonts w:hint="eastAsia" w:ascii="Times New Roman" w:hAnsi="Times New Roman" w:eastAsia="FangSong" w:cs="Times New Roman"/>
+              </w:rPr>
+              <w:t>极易溶于水</w:t>
+            </w:r>
+            <w:r>
+              <w:rPr>
+                <w:rFonts w:hint="eastAsia" w:ascii="Times New Roman" w:hAnsi="Times New Roman" w:eastAsia="Times New Roman" w:cs="Times New Roman"/>
+              </w:rPr>
+              <w:t>，</w:t>
+            </w:r>
+            <w:r>
+              <w:rPr>
+                <w:rFonts w:hint="eastAsia" w:ascii="Times New Roman" w:hAnsi="Times New Roman" w:eastAsia="FangSong" w:cs="Times New Roman"/>
+              </w:rPr>
+              <w:t>在湿润空气中产生白雾</w:t>
+            </w:r>
+          </w:p>
+        </w:tc>
+      </w:tr>
+      <w:tr>
+        <w:tc>
+          <w:tcPr/>
+          <w:p>
+            <w:pPr>
+              <w:pStyle w:val="Compact"/>
+              <w:jc w:val="center"/>
+            </w:pPr>
+            <m:oMath>
+              <m:r>
+                <m:rPr>
+                  <m:sty m:val="p"/>
+                </m:rPr>
+                <m:t>H</m:t>
+              </m:r>
+              <m:r>
+                <m:rPr>
+                  <m:sty m:val="p"/>
+                </m:rPr>
+                <m:t>C</m:t>
+              </m:r>
+              <m:r>
+                <m:rPr>
+                  <m:sty m:val="p"/>
+                </m:rPr>
+                <m:t>N</m:t>
+              </m:r>
+            </m:oMath>
+            <w:r>
+              <w:rPr>
+                <w:rFonts w:ascii="Times New Roman" w:hAnsi="Times New Roman" w:eastAsia="Times New Roman" w:cs="Times New Roman"/>
+              </w:rPr>
+              <w:t xml:space="preserve">​</w:t>
+            </w:r>
+          </w:p>
+        </w:tc>
+        <w:tc>
+          <w:tcPr/>
+          <w:p>
+            <w:pPr>
+              <w:pStyle w:val="Compact"/>
+              <w:jc w:val="center"/>
+            </w:pPr>
+            <w:r>
+              <w:rPr>
+                <w:rFonts w:hint="eastAsia" w:ascii="Times New Roman" w:hAnsi="Times New Roman" w:eastAsia="FangSong" w:cs="Times New Roman"/>
+              </w:rPr>
+              <w:t xml:space="preserve">无色</w:t>
+            </w:r>
+          </w:p>
+        </w:tc>
+        <w:tc>
+          <w:tcPr/>
+          <w:p>
+            <w:pPr>
+              <w:pStyle w:val="Compact"/>
+              <w:jc w:val="center"/>
+            </w:pPr>
+            <w:r>
+              <w:rPr>
+                <w:rFonts w:hint="eastAsia" w:ascii="Times New Roman" w:hAnsi="Times New Roman" w:eastAsia="FangSong" w:cs="Times New Roman"/>
+              </w:rPr>
+              <w:t xml:space="preserve">苦杏仁味</w:t>
+            </w:r>
+          </w:p>
+        </w:tc>
+        <w:tc>
+          <w:tcPr/>
+          <w:p>
+            <w:pPr>
+              <w:pStyle w:val="Compact"/>
+              <w:jc w:val="center"/>
+            </w:pPr>
+            <w:r>
+              <w:rPr>
+                <w:rFonts w:hint="eastAsia" w:ascii="Times New Roman" w:hAnsi="Times New Roman" w:eastAsia="FangSong" w:cs="Times New Roman"/>
+              </w:rPr>
+              <w:t>剧毒</w:t>
+            </w:r>
+            <w:r>
+              <w:rPr>
+                <w:rFonts w:hint="eastAsia" w:ascii="Times New Roman" w:hAnsi="Times New Roman" w:eastAsia="Times New Roman" w:cs="Times New Roman"/>
+              </w:rPr>
+              <w:t>，</w:t>
+            </w:r>
+            <w:r>
+              <w:rPr>
+                <w:rFonts w:hint="eastAsia" w:ascii="Times New Roman" w:hAnsi="Times New Roman" w:eastAsia="FangSong" w:cs="Times New Roman"/>
+              </w:rPr>
+              <w:t>溶于水为弱酸</w:t>
+            </w:r>
+          </w:p>
+        </w:tc>
+      </w:tr>
+      <w:tr>
+        <w:tc>
+          <w:tcPr/>
+          <w:p>
+            <w:pPr>
+              <w:pStyle w:val="Compact"/>
+              <w:jc w:val="center"/>
+            </w:pPr>
+            <m:oMath>
+              <m:r>
+                <m:rPr>
+                  <m:sty m:val="p"/>
+                </m:rPr>
+                <m:t>P</m:t>
+              </m:r>
+              <m:sSub>
+                <m:e>
+                  <m:r>
+                    <m:rPr>
+                      <m:sty m:val="p"/>
+                    </m:rPr>
+                    <m:t>H</m:t>
+                  </m:r>
+                </m:e>
+                <m:sub>
+                  <m:r>
+                    <m:rPr>
+                      <m:sty m:val="p"/>
+                    </m:rPr>
+                    <m:t>3</m:t>
+                  </m:r>
+                </m:sub>
+              </m:sSub>
+            </m:oMath>
+            <w:r>
+              <w:rPr>
+                <w:rFonts w:ascii="Times New Roman" w:hAnsi="Times New Roman" w:eastAsia="Times New Roman" w:cs="Times New Roman"/>
+              </w:rPr>
+              <w:t xml:space="preserve">​</w:t>
+            </w:r>
+          </w:p>
+        </w:tc>
+        <w:tc>
+          <w:tcPr/>
+          <w:p>
+            <w:pPr>
+              <w:pStyle w:val="Compact"/>
+              <w:jc w:val="center"/>
+            </w:pPr>
+            <w:r>
+              <w:rPr>
+                <w:rFonts w:hint="eastAsia" w:ascii="Times New Roman" w:hAnsi="Times New Roman" w:eastAsia="FangSong" w:cs="Times New Roman"/>
+              </w:rPr>
+              <w:t xml:space="preserve">无色</w:t>
+            </w:r>
+          </w:p>
+        </w:tc>
+        <w:tc>
+          <w:tcPr/>
+          <w:p>
+            <w:pPr>
+              <w:pStyle w:val="Compact"/>
+              <w:jc w:val="center"/>
+            </w:pPr>
+            <w:r>
+              <w:rPr>
+                <w:rFonts w:hint="eastAsia" w:ascii="Times New Roman" w:hAnsi="Times New Roman" w:eastAsia="FangSong" w:cs="Times New Roman"/>
+              </w:rPr>
+              <w:t xml:space="preserve">大蒜味</w:t>
+            </w:r>
+          </w:p>
+        </w:tc>
+        <w:tc>
+          <w:tcPr/>
+          <w:p>
+            <w:pPr>
+              <w:pStyle w:val="Compact"/>
+              <w:jc w:val="center"/>
+            </w:pPr>
+            <w:r>
+              <w:rPr>
+                <w:rFonts w:hint="eastAsia" w:ascii="Times New Roman" w:hAnsi="Times New Roman" w:eastAsia="FangSong" w:cs="Times New Roman"/>
+              </w:rPr>
+              <w:t>剧毒</w:t>
+            </w:r>
+            <w:r>
+              <w:rPr>
+                <w:rFonts w:hint="eastAsia" w:ascii="Times New Roman" w:hAnsi="Times New Roman" w:eastAsia="Times New Roman" w:cs="Times New Roman"/>
+              </w:rPr>
+              <w:t>，</w:t>
+            </w:r>
+            <w:r>
+              <w:rPr>
+                <w:rFonts w:hint="eastAsia" w:ascii="Times New Roman" w:hAnsi="Times New Roman" w:eastAsia="FangSong" w:cs="Times New Roman"/>
+              </w:rPr>
+              <w:t>混有</w:t>
+            </w:r>
+            <w:r>
+              <w:rPr>
+                <w:rFonts w:ascii="Times New Roman" w:hAnsi="Times New Roman" w:eastAsia="Times New Roman" w:cs="Times New Roman"/>
+              </w:rPr>
+              <w:t xml:space="preserve"> </w:t>
+            </w:r>
+            <m:oMath>
+              <m:sSub>
+                <m:e>
+                  <m:r>
+                    <m:rPr>
+                      <m:sty m:val="p"/>
+                    </m:rPr>
+                    <m:t>P</m:t>
+                  </m:r>
+                </m:e>
+                <m:sub>
+                  <m:r>
+                    <m:rPr>
+                      <m:sty m:val="p"/>
+                    </m:rPr>
+                    <m:t>2</m:t>
+                  </m:r>
+                </m:sub>
+              </m:sSub>
+              <m:sSub>
+                <m:e>
+                  <m:r>
+                    <m:rPr>
+                      <m:sty m:val="p"/>
+                    </m:rPr>
+                    <m:t>H</m:t>
+                  </m:r>
+                </m:e>
+                <m:sub>
+                  <m:r>
+                    <m:rPr>
+                      <m:sty m:val="p"/>
+                    </m:rPr>
+                    <m:t>4</m:t>
+                  </m:r>
+                </m:sub>
+              </m:sSub>
+            </m:oMath>
+            <w:r>
+              <w:rPr>
+                <w:rFonts w:ascii="Times New Roman" w:hAnsi="Times New Roman" w:eastAsia="Times New Roman" w:cs="Times New Roman"/>
+              </w:rPr>
+              <w:t xml:space="preserve"> </w:t>
+            </w:r>
+            <w:r>
+              <w:rPr>
+                <w:rFonts w:hint="eastAsia" w:ascii="Times New Roman" w:hAnsi="Times New Roman" w:eastAsia="FangSong" w:cs="Times New Roman"/>
+              </w:rPr>
+              <w:t xml:space="preserve">时在空气中极易自燃</w:t>
+            </w:r>
+          </w:p>
+        </w:tc>
+      </w:tr>
+      <w:tr>
+        <w:tc>
+          <w:tcPr/>
+          <w:p>
+            <w:pPr>
+              <w:pStyle w:val="Compact"/>
+              <w:jc w:val="center"/>
+            </w:pPr>
+            <m:oMath>
+              <m:r>
+                <m:rPr>
+                  <m:sty m:val="p"/>
+                </m:rPr>
+                <m:t>(</m:t>
+              </m:r>
+              <m:r>
+                <m:rPr>
+                  <m:sty m:val="p"/>
+                </m:rPr>
+                <m:t>C</m:t>
+              </m:r>
+              <m:r>
+                <m:rPr>
+                  <m:sty m:val="p"/>
+                </m:rPr>
+                <m:t>N</m:t>
+              </m:r>
+              <m:sSub>
+                <m:e>
+                  <m:r>
+                    <m:rPr>
+                      <m:sty m:val="p"/>
+                    </m:rPr>
+                    <m:t>)</m:t>
+                  </m:r>
+                </m:e>
+                <m:sub>
+                  <m:r>
+                    <m:t>2</m:t>
+                  </m:r>
+                </m:sub>
+              </m:sSub>
+            </m:oMath>
+            <w:r>
+              <w:rPr>
+                <w:rFonts w:ascii="Times New Roman" w:hAnsi="Times New Roman" w:eastAsia="Times New Roman" w:cs="Times New Roman"/>
+              </w:rPr>
+              <w:t xml:space="preserve">​</w:t>
+            </w:r>
+          </w:p>
+        </w:tc>
+        <w:tc>
+          <w:tcPr/>
+          <w:p>
+            <w:pPr>
+              <w:pStyle w:val="Compact"/>
+              <w:jc w:val="center"/>
+            </w:pPr>
+            <w:r>
+              <w:rPr>
+                <w:rFonts w:hint="eastAsia" w:ascii="Times New Roman" w:hAnsi="Times New Roman" w:eastAsia="FangSong" w:cs="Times New Roman"/>
+              </w:rPr>
+              <w:t xml:space="preserve">无色</w:t>
+            </w:r>
+          </w:p>
+        </w:tc>
+        <w:tc>
+          <w:tcPr/>
+          <w:p>
+            <w:pPr>
+              <w:pStyle w:val="Compact"/>
+              <w:jc w:val="center"/>
+            </w:pPr>
+            <w:r>
+              <w:rPr>
+                <w:rFonts w:hint="eastAsia" w:ascii="Times New Roman" w:hAnsi="Times New Roman" w:eastAsia="FangSong" w:cs="Times New Roman"/>
+              </w:rPr>
+              <w:t xml:space="preserve">苦杏仁味</w:t>
+            </w:r>
+          </w:p>
+        </w:tc>
+        <w:tc>
+          <w:tcPr/>
+          <w:p>
+            <w:pPr>
+              <w:pStyle w:val="Compact"/>
+              <w:jc w:val="center"/>
+            </w:pPr>
+            <w:r>
+              <w:rPr>
+                <w:rFonts w:hint="eastAsia" w:ascii="Times New Roman" w:hAnsi="Times New Roman" w:eastAsia="FangSong" w:cs="Times New Roman"/>
+              </w:rPr>
+              <w:t>拟卤素</w:t>
+            </w:r>
+            <w:r>
+              <w:rPr>
+                <w:rFonts w:hint="eastAsia" w:ascii="Times New Roman" w:hAnsi="Times New Roman" w:eastAsia="Times New Roman" w:cs="Times New Roman"/>
+              </w:rPr>
+              <w:t>，</w:t>
+            </w:r>
+            <w:r>
+              <w:rPr>
+                <w:rFonts w:hint="eastAsia" w:ascii="Times New Roman" w:hAnsi="Times New Roman" w:eastAsia="FangSong" w:cs="Times New Roman"/>
+              </w:rPr>
+              <w:t>与碱歧化</w:t>
+            </w:r>
+            <w:r>
+              <w:rPr>
+                <w:rFonts w:hint="eastAsia" w:ascii="Times New Roman" w:hAnsi="Times New Roman" w:eastAsia="Times New Roman" w:cs="Times New Roman"/>
+              </w:rPr>
+              <w:t>，</w:t>
+            </w:r>
+            <w:r>
+              <w:rPr>
+                <w:rFonts w:hint="eastAsia" w:ascii="Times New Roman" w:hAnsi="Times New Roman" w:eastAsia="FangSong" w:cs="Times New Roman"/>
+              </w:rPr>
+              <w:t>剧毒</w:t>
+            </w:r>
+          </w:p>
+        </w:tc>
+      </w:tr>
+      <w:tr>
+        <w:tc>
+          <w:tcPr/>
+          <w:p>
+            <w:pPr>
+              <w:pStyle w:val="Compact"/>
+              <w:jc w:val="center"/>
+            </w:pPr>
+            <m:oMath>
+              <m:r>
+                <m:rPr>
+                  <m:sty m:val="p"/>
+                </m:rPr>
+                <m:t>C</m:t>
+              </m:r>
+              <m:r>
+                <m:rPr>
+                  <m:sty m:val="p"/>
+                </m:rPr>
+                <m:t>O</m:t>
+              </m:r>
+            </m:oMath>
+            <w:r>
+              <w:rPr>
+                <w:rFonts w:ascii="Times New Roman" w:hAnsi="Times New Roman" w:eastAsia="Times New Roman" w:cs="Times New Roman"/>
+              </w:rPr>
+              <w:t xml:space="preserve">​</w:t>
+            </w:r>
+          </w:p>
+        </w:tc>
+        <w:tc>
+          <w:tcPr/>
+          <w:p>
+            <w:pPr>
+              <w:pStyle w:val="Compact"/>
+              <w:jc w:val="center"/>
+            </w:pPr>
+            <w:r>
+              <w:rPr>
+                <w:rFonts w:hint="eastAsia" w:ascii="Times New Roman" w:hAnsi="Times New Roman" w:eastAsia="FangSong" w:cs="Times New Roman"/>
+              </w:rPr>
+              <w:t xml:space="preserve">无色</w:t>
+            </w:r>
+          </w:p>
+        </w:tc>
+        <w:tc>
+          <w:tcPr/>
+          <w:p>
+            <w:pPr>
+              <w:pStyle w:val="Compact"/>
+              <w:jc w:val="center"/>
+            </w:pPr>
+            <w:r>
+              <w:rPr>
+                <w:rFonts w:hint="eastAsia" w:ascii="Times New Roman" w:hAnsi="Times New Roman" w:eastAsia="FangSong" w:cs="Times New Roman"/>
+              </w:rPr>
+              <w:t xml:space="preserve">无味</w:t>
+            </w:r>
+          </w:p>
+        </w:tc>
+        <w:tc>
+          <w:tcPr/>
+          <w:p>
+            <w:pPr>
+              <w:pStyle w:val="Compact"/>
+              <w:jc w:val="center"/>
+            </w:pPr>
+            <w:r>
+              <w:rPr>
+                <w:rFonts w:hint="eastAsia" w:ascii="Times New Roman" w:hAnsi="Times New Roman" w:eastAsia="FangSong" w:cs="Times New Roman"/>
+              </w:rPr>
+              <w:t>剧毒</w:t>
+            </w:r>
+            <w:r>
+              <w:rPr>
+                <w:rFonts w:hint="eastAsia" w:ascii="Times New Roman" w:hAnsi="Times New Roman" w:eastAsia="Times New Roman" w:cs="Times New Roman"/>
+              </w:rPr>
+              <w:t>，</w:t>
+            </w:r>
+            <w:r>
+              <w:rPr>
+                <w:rFonts w:hint="eastAsia" w:ascii="Times New Roman" w:hAnsi="Times New Roman" w:eastAsia="FangSong" w:cs="Times New Roman"/>
+              </w:rPr>
+              <w:t>燃烧呈蓝色火焰</w:t>
+            </w:r>
+            <w:r>
+              <w:rPr>
+                <w:rFonts w:hint="eastAsia" w:ascii="Times New Roman" w:hAnsi="Times New Roman" w:eastAsia="Times New Roman" w:cs="Times New Roman"/>
+              </w:rPr>
+              <w:t>，</w:t>
+            </w:r>
+            <w:r>
+              <w:rPr>
+                <w:rFonts w:hint="eastAsia" w:ascii="Times New Roman" w:hAnsi="Times New Roman" w:eastAsia="FangSong" w:cs="Times New Roman"/>
+              </w:rPr>
+              <w:t>能还原金属氧化物</w:t>
+            </w:r>
+          </w:p>
+        </w:tc>
+      </w:tr>
+      <w:tr>
+        <w:tc>
+          <w:tcPr/>
+          <w:p>
+            <w:pPr>
+              <w:pStyle w:val="Compact"/>
+              <w:jc w:val="center"/>
+            </w:pPr>
+            <m:oMath>
+              <m:r>
+                <m:rPr>
+                  <m:sty m:val="p"/>
+                </m:rPr>
+                <m:t>C</m:t>
+              </m:r>
+              <m:sSub>
+                <m:e>
+                  <m:r>
+                    <m:rPr>
+                      <m:sty m:val="p"/>
+                    </m:rPr>
+                    <m:t>O</m:t>
+                  </m:r>
+                </m:e>
+                <m:sub>
+                  <m:r>
+                    <m:rPr>
+                      <m:sty m:val="p"/>
+                    </m:rPr>
+                    <m:t>2</m:t>
+                  </m:r>
+                </m:sub>
+              </m:sSub>
+            </m:oMath>
+            <w:r>
+              <w:rPr>
+                <w:rFonts w:ascii="Times New Roman" w:hAnsi="Times New Roman" w:eastAsia="Times New Roman" w:cs="Times New Roman"/>
+              </w:rPr>
+              <w:t xml:space="preserve">​</w:t>
+            </w:r>
+          </w:p>
+        </w:tc>
+        <w:tc>
+          <w:tcPr/>
+          <w:p>
+            <w:pPr>
+              <w:pStyle w:val="Compact"/>
+              <w:jc w:val="center"/>
+            </w:pPr>
+            <w:r>
+              <w:rPr>
+                <w:rFonts w:hint="eastAsia" w:ascii="Times New Roman" w:hAnsi="Times New Roman" w:eastAsia="FangSong" w:cs="Times New Roman"/>
+              </w:rPr>
+              <w:t xml:space="preserve">无色</w:t>
+            </w:r>
+          </w:p>
+        </w:tc>
+        <w:tc>
+          <w:tcPr/>
+          <w:p>
+            <w:pPr>
+              <w:pStyle w:val="Compact"/>
+              <w:jc w:val="center"/>
+            </w:pPr>
+            <w:r>
+              <w:rPr>
+                <w:rFonts w:hint="eastAsia" w:ascii="Times New Roman" w:hAnsi="Times New Roman" w:eastAsia="FangSong" w:cs="Times New Roman"/>
+              </w:rPr>
+              <w:t xml:space="preserve">无味</w:t>
+            </w:r>
+          </w:p>
+        </w:tc>
+        <w:tc>
+          <w:tcPr/>
+          <w:p>
+            <w:pPr>
+              <w:pStyle w:val="Compact"/>
+              <w:jc w:val="center"/>
+            </w:pPr>
+            <w:r>
+              <w:rPr>
+                <w:rFonts w:hint="eastAsia" w:ascii="Times New Roman" w:hAnsi="Times New Roman" w:eastAsia="FangSong" w:cs="Times New Roman"/>
+              </w:rPr>
+              <w:t xml:space="preserve">使澄清石灰水变浑浊</w:t>
+            </w:r>
+          </w:p>
+        </w:tc>
+      </w:tr>
+      <w:tr>
+        <w:tc>
+          <w:tcPr/>
+          <w:p>
+            <w:pPr>
+              <w:pStyle w:val="Compact"/>
+              <w:jc w:val="center"/>
+            </w:pPr>
+            <m:oMath>
+              <m:sSub>
+                <m:e>
+                  <m:r>
+                    <m:rPr>
+                      <m:sty m:val="p"/>
+                    </m:rPr>
+                    <m:t>O</m:t>
+                  </m:r>
+                </m:e>
+                <m:sub>
+                  <m:r>
+                    <m:rPr>
+                      <m:sty m:val="p"/>
+                    </m:rPr>
+                    <m:t>3</m:t>
+                  </m:r>
+                </m:sub>
+              </m:sSub>
+            </m:oMath>
+            <w:r>
+              <w:rPr>
+                <w:rFonts w:ascii="Times New Roman" w:hAnsi="Times New Roman" w:eastAsia="Times New Roman" w:cs="Times New Roman"/>
+              </w:rPr>
+              <w:t xml:space="preserve">​</w:t>
+            </w:r>
+          </w:p>
+        </w:tc>
+        <w:tc>
+          <w:tcPr/>
+          <w:p>
+            <w:pPr>
+              <w:pStyle w:val="Compact"/>
+              <w:jc w:val="center"/>
+            </w:pPr>
+            <w:r>
+              <w:rPr>
+                <w:rFonts w:hint="eastAsia" w:ascii="Times New Roman" w:hAnsi="Times New Roman" w:eastAsia="FangSong" w:cs="Times New Roman"/>
+              </w:rPr>
+              <w:t xml:space="preserve">淡蓝色</w:t>
+            </w:r>
+          </w:p>
+        </w:tc>
+        <w:tc>
+          <w:tcPr/>
+          <w:p>
+            <w:pPr>
+              <w:pStyle w:val="Compact"/>
+              <w:jc w:val="center"/>
+            </w:pPr>
+            <w:r>
+              <w:rPr>
+                <w:rFonts w:hint="eastAsia" w:ascii="Times New Roman" w:hAnsi="Times New Roman" w:eastAsia="FangSong" w:cs="Times New Roman"/>
+              </w:rPr>
+              <w:t xml:space="preserve">鱼腥味</w:t>
+            </w:r>
+          </w:p>
+        </w:tc>
+        <w:tc>
+          <w:tcPr/>
+          <w:p>
+            <w:pPr>
+              <w:pStyle w:val="Compact"/>
+              <w:jc w:val="center"/>
+            </w:pPr>
+            <w:r>
+              <w:rPr>
+                <w:rFonts w:hint="eastAsia" w:ascii="Times New Roman" w:hAnsi="Times New Roman" w:eastAsia="FangSong" w:cs="Times New Roman"/>
+              </w:rPr>
+              <w:t>强氧化性</w:t>
+            </w:r>
+            <w:r>
+              <w:rPr>
+                <w:rFonts w:hint="eastAsia" w:ascii="Times New Roman" w:hAnsi="Times New Roman" w:eastAsia="Times New Roman" w:cs="Times New Roman"/>
+              </w:rPr>
+              <w:t>，</w:t>
+            </w:r>
+            <w:r>
+              <w:rPr>
+                <w:rFonts w:hint="eastAsia" w:ascii="Times New Roman" w:hAnsi="Times New Roman" w:eastAsia="FangSong" w:cs="Times New Roman"/>
+              </w:rPr>
+              <w:t>使碘化钾淀粉溶液变蓝</w:t>
+            </w:r>
+          </w:p>
+        </w:tc>
+      </w:tr>
+      <w:tr>
+        <w:tc>
+          <w:tcPr/>
+          <w:p>
+            <w:pPr>
+              <w:pStyle w:val="Compact"/>
+              <w:jc w:val="center"/>
+            </w:pPr>
+            <m:oMath>
+              <m:sSub>
+                <m:e>
+                  <m:r>
+                    <m:rPr>
+                      <m:sty m:val="p"/>
+                    </m:rPr>
+                    <m:t>O</m:t>
+                  </m:r>
+                </m:e>
+                <m:sub>
+                  <m:r>
+                    <m:rPr>
+                      <m:sty m:val="p"/>
+                    </m:rPr>
+                    <m:t>2</m:t>
+                  </m:r>
+                </m:sub>
+              </m:sSub>
+            </m:oMath>
+            <w:r>
+              <w:rPr>
+                <w:rFonts w:ascii="Times New Roman" w:hAnsi="Times New Roman" w:eastAsia="Times New Roman" w:cs="Times New Roman"/>
+              </w:rPr>
+              <w:t xml:space="preserve">​</w:t>
+            </w:r>
+          </w:p>
+        </w:tc>
+        <w:tc>
+          <w:tcPr/>
+          <w:p>
+            <w:pPr>
+              <w:pStyle w:val="Compact"/>
+              <w:jc w:val="center"/>
+            </w:pPr>
+            <w:r>
+              <w:rPr>
+                <w:rFonts w:hint="eastAsia" w:ascii="Times New Roman" w:hAnsi="Times New Roman" w:eastAsia="FangSong" w:cs="Times New Roman"/>
+              </w:rPr>
+              <w:t xml:space="preserve">无色</w:t>
+            </w:r>
+          </w:p>
+        </w:tc>
+        <w:tc>
+          <w:tcPr/>
+          <w:p>
+            <w:pPr>
+              <w:pStyle w:val="Compact"/>
+              <w:jc w:val="center"/>
+            </w:pPr>
+            <w:r>
+              <w:rPr>
+                <w:rFonts w:hint="eastAsia" w:ascii="Times New Roman" w:hAnsi="Times New Roman" w:eastAsia="FangSong" w:cs="Times New Roman"/>
+              </w:rPr>
+              <w:t xml:space="preserve">无味</w:t>
+            </w:r>
+          </w:p>
+        </w:tc>
+        <w:tc>
+          <w:tcPr/>
+          <w:p>
+            <w:pPr>
+              <w:pStyle w:val="Compact"/>
+              <w:jc w:val="center"/>
+            </w:pPr>
+            <w:r>
+              <w:rPr>
+                <w:rFonts w:hint="eastAsia" w:ascii="Times New Roman" w:hAnsi="Times New Roman" w:eastAsia="FangSong" w:cs="Times New Roman"/>
+              </w:rPr>
+              <w:t xml:space="preserve">使带火星的木条复燃</w:t>
+            </w:r>
+          </w:p>
+        </w:tc>
+      </w:tr>
+      <w:tr>
+        <w:tc>
+          <w:tcPr/>
+          <w:p>
+            <w:pPr>
+              <w:pStyle w:val="Compact"/>
+              <w:jc w:val="center"/>
+            </w:pPr>
+            <m:oMath>
+              <m:sSub>
+                <m:e>
+                  <m:r>
+                    <m:rPr>
+                      <m:sty m:val="p"/>
+                    </m:rPr>
+                    <m:t>H</m:t>
+                  </m:r>
+                </m:e>
+                <m:sub>
+                  <m:r>
+                    <m:rPr>
+                      <m:sty m:val="p"/>
+                    </m:rPr>
+                    <m:t>2</m:t>
+                  </m:r>
+                </m:sub>
+              </m:sSub>
+            </m:oMath>
+            <w:r>
+              <w:rPr>
+                <w:rFonts w:ascii="Times New Roman" w:hAnsi="Times New Roman" w:eastAsia="Times New Roman" w:cs="Times New Roman"/>
+              </w:rPr>
+              <w:t xml:space="preserve">​</w:t>
+            </w:r>
+          </w:p>
+        </w:tc>
+        <w:tc>
+          <w:tcPr/>
+          <w:p>
+            <w:pPr>
+              <w:pStyle w:val="Compact"/>
+              <w:jc w:val="center"/>
+            </w:pPr>
+            <w:r>
+              <w:rPr>
+                <w:rFonts w:hint="eastAsia" w:ascii="Times New Roman" w:hAnsi="Times New Roman" w:eastAsia="FangSong" w:cs="Times New Roman"/>
+              </w:rPr>
+              <w:t xml:space="preserve">无色</w:t>
+            </w:r>
+          </w:p>
+        </w:tc>
+        <w:tc>
+          <w:tcPr/>
+          <w:p>
+            <w:pPr>
+              <w:pStyle w:val="Compact"/>
+              <w:jc w:val="center"/>
+            </w:pPr>
+            <w:r>
+              <w:rPr>
+                <w:rFonts w:hint="eastAsia" w:ascii="Times New Roman" w:hAnsi="Times New Roman" w:eastAsia="FangSong" w:cs="Times New Roman"/>
+              </w:rPr>
+              <w:t xml:space="preserve">无味</w:t>
+            </w:r>
+          </w:p>
+        </w:tc>
+        <w:tc>
+          <w:tcPr/>
+          <w:p>
+            <w:pPr>
+              <w:pStyle w:val="Compact"/>
+              <w:jc w:val="center"/>
+            </w:pPr>
+            <w:r>
+              <w:rPr>
+                <w:rFonts w:hint="eastAsia" w:ascii="Times New Roman" w:hAnsi="Times New Roman" w:eastAsia="FangSong" w:cs="Times New Roman"/>
+              </w:rPr>
+              <w:t>燃烧呈淡蓝色火焰</w:t>
+            </w:r>
+            <w:r>
+              <w:rPr>
+                <w:rFonts w:hint="eastAsia" w:ascii="Times New Roman" w:hAnsi="Times New Roman" w:eastAsia="Times New Roman" w:cs="Times New Roman"/>
+              </w:rPr>
+              <w:t>，</w:t>
+            </w:r>
+            <w:r>
+              <w:rPr>
+                <w:rFonts w:hint="eastAsia" w:ascii="Times New Roman" w:hAnsi="Times New Roman" w:eastAsia="FangSong" w:cs="Times New Roman"/>
+              </w:rPr>
+              <w:t>点燃爆鸣</w:t>
+            </w:r>
+          </w:p>
+        </w:tc>
+      </w:tr>
+    </w:tbl>
     <w:p>
       <w:pPr>
         <w:spacing w:before="160" w:after="80"/>
@@ -10511,9 +12621,9 @@
         </w:pict>
       </w:r>
     </w:p>
-    <w:bookmarkEnd w:id="26"/>
-    <w:bookmarkEnd w:id="27"/>
-    <w:bookmarkStart w:id="34" w:name="价态变化法与配合物生成法"/>
+    <w:bookmarkEnd w:id="23"/>
+    <w:bookmarkEnd w:id="24"/>
+    <w:bookmarkStart w:id="31" w:name="价态变化法与配合物生成法"/>
     <w:p>
       <w:pPr>
         <w:pStyle w:val="Heading2"/>
@@ -10686,7 +12796,7 @@
         <w:t>。</w:t>
       </w:r>
     </w:p>
-    <w:bookmarkStart w:id="28" w:name="价态变化信号价态数轴-歧化"/>
+    <w:bookmarkStart w:id="25" w:name="价态变化信号价态数轴-歧化"/>
     <w:p>
       <w:pPr>
         <w:pStyle w:val="Heading3"/>
@@ -12352,8 +14462,8 @@
         <w:t xml:space="preserve">6）</w:t>
       </w:r>
     </w:p>
-    <w:bookmarkEnd w:id="28"/>
-    <w:bookmarkStart w:id="29" w:name="配合物生成信号配体诱导颜色突变"/>
+    <w:bookmarkEnd w:id="25"/>
+    <w:bookmarkStart w:id="26" w:name="配合物生成信号配体诱导颜色突变"/>
     <w:p>
       <w:pPr>
         <w:pStyle w:val="Heading3"/>
@@ -13482,8 +15592,8 @@
         <w:t xml:space="preserve">7）</w:t>
       </w:r>
     </w:p>
-    <w:bookmarkEnd w:id="29"/>
-    <w:bookmarkStart w:id="33" w:name="介质和条件决定产物"/>
+    <w:bookmarkEnd w:id="26"/>
+    <w:bookmarkStart w:id="30" w:name="介质和条件决定产物"/>
     <w:p>
       <w:pPr>
         <w:pStyle w:val="Heading3"/>
@@ -14065,146 +16175,219 @@
     </w:tbl>
     <w:p>
       <w:pPr>
-        <w:pStyle w:val="BodyText"/>
-        <w:spacing w:before="160" w:after="80"/>
+        <w:spacing w:before="120" w:after="80"/>
+      </w:pPr>
+    </w:p>
+    <w:tbl>
+      <w:tblPr>
+        <w:tblStyle w:val="Table"/>
+        <w:tblW w:type="pct" w:w="5000"/>
+        <w:tblLayout w:type="fixed"/>
+        <w:tblLook w:firstRow="1" w:lastRow="0" w:firstColumn="0" w:lastColumn="0" w:noHBand="0" w:noVBand="0" w:val="0020"/>
         <w:jc w:val="center"/>
-      </w:pPr>
-      <w:r>
-        <w:rPr>
-          <w:rFonts w:ascii="Times New Roman" w:hAnsi="Times New Roman" w:eastAsia="Times New Roman" w:cs="Times New Roman"/>
-        </w:rPr>
-        <w:drawing>
-          <wp:inline>
-            <wp:extent cx="2667000" cy="680367"/>
-            <wp:effectExtent b="0" l="0" r="0" t="0"/>
-            <wp:docPr descr="" title="" id="31" name="Picture"/>
-            <a:graphic>
-              <a:graphicData uri="http://schemas.openxmlformats.org/drawingml/2006/picture">
-                <pic:pic>
-                  <pic:nvPicPr>
-                    <pic:cNvPr descr="4a925939012766aa8af87011ce54628273d8fa55a687da41ec12611d656b5155.png" id="32" name="Picture"/>
-                    <pic:cNvPicPr>
-                      <a:picLocks noChangeArrowheads="1" noChangeAspect="1"/>
-                    </pic:cNvPicPr>
-                  </pic:nvPicPr>
-                  <pic:blipFill>
-                    <a:blip r:embed="rId30"/>
-                    <a:stretch>
-                      <a:fillRect/>
-                    </a:stretch>
-                  </pic:blipFill>
-                  <pic:spPr bwMode="auto">
-                    <a:xfrm>
-                      <a:off x="0" y="0"/>
-                      <a:ext cx="2667000" cy="680367"/>
-                    </a:xfrm>
-                    <a:prstGeom prst="rect">
-                      <a:avLst/>
-                    </a:prstGeom>
-                    <a:noFill/>
-                    <a:ln w="9525">
-                      <a:noFill/>
-                      <a:headEnd/>
-                      <a:tailEnd/>
-                    </a:ln>
-                  </pic:spPr>
-                </pic:pic>
-              </a:graphicData>
-            </a:graphic>
-          </wp:inline>
-        </w:drawing>
-      </w:r>
-      <w:r>
-        <w:rPr>
-          <w:rFonts w:ascii="Times New Roman" w:hAnsi="Times New Roman" w:eastAsia="Times New Roman" w:cs="Times New Roman"/>
-        </w:rPr>
-        <w:t xml:space="preserve"> </w:t>
-      </w:r>
-      <w:r>
-        <w:rPr>
-          <w:rFonts w:ascii="Times New Roman" w:hAnsi="Times New Roman" w:eastAsia="Times New Roman" w:cs="Times New Roman"/>
-        </w:rPr>
-        <w:t xml:space="preserve">&gt; </w:t>
-      </w:r>
-      <w:r>
-        <w:rPr>
-          <w:rFonts w:hint="eastAsia" w:ascii="Times New Roman" w:hAnsi="Times New Roman" w:eastAsia="FangSong" w:cs="Times New Roman"/>
-        </w:rPr>
-        <w:t xml:space="preserve">图</w:t>
-      </w:r>
-      <w:r>
-        <w:rPr>
-          <w:rFonts w:ascii="Times New Roman" w:hAnsi="Times New Roman" w:eastAsia="Times New Roman" w:cs="Times New Roman"/>
-        </w:rPr>
-        <w:t xml:space="preserve"> </w:t>
-      </w:r>
-      <w:r>
-        <w:rPr>
-          <w:rFonts w:hint="eastAsia" w:ascii="Times New Roman" w:hAnsi="Times New Roman" w:eastAsia="Times New Roman" w:cs="Times New Roman"/>
-        </w:rPr>
-        <w:t>8-4：</w:t>
-      </w:r>
-      <w:r>
-        <w:rPr>
-          <w:rFonts w:hint="eastAsia" w:ascii="Times New Roman" w:hAnsi="Times New Roman" w:eastAsia="FangSong" w:cs="Times New Roman"/>
-        </w:rPr>
-        <w:t>锰元素酸性介质</w:t>
-      </w:r>
-      <w:r>
-        <w:rPr>
-          <w:rFonts w:ascii="Times New Roman" w:hAnsi="Times New Roman" w:eastAsia="Times New Roman" w:cs="Times New Roman"/>
-        </w:rPr>
-        <w:t xml:space="preserve"> Latimer </w:t>
-      </w:r>
-      <w:r>
-        <w:rPr>
-          <w:rFonts w:hint="eastAsia" w:ascii="Times New Roman" w:hAnsi="Times New Roman" w:eastAsia="FangSong" w:cs="Times New Roman"/>
-        </w:rPr>
-        <w:t>电势图</w:t>
-      </w:r>
-      <w:r>
-        <w:rPr>
-          <w:rFonts w:hint="eastAsia" w:ascii="Times New Roman" w:hAnsi="Times New Roman" w:eastAsia="Times New Roman" w:cs="Times New Roman"/>
-        </w:rPr>
-        <w:t>（</w:t>
-      </w:r>
-      <w:r>
-        <w:rPr>
-          <w:rFonts w:hint="eastAsia" w:ascii="Times New Roman" w:hAnsi="Times New Roman" w:eastAsia="FangSong" w:cs="Times New Roman"/>
-        </w:rPr>
-        <w:t>歧化判据</w:t>
-      </w:r>
-      <w:r>
-        <w:rPr>
-          <w:rFonts w:hint="eastAsia" w:ascii="Times New Roman" w:hAnsi="Times New Roman" w:eastAsia="Times New Roman" w:cs="Times New Roman"/>
-        </w:rPr>
-        <w:t>：</w:t>
-      </w:r>
-      <w:r>
-        <w:rPr>
-          <w:rFonts w:hint="eastAsia" w:ascii="Times New Roman" w:hAnsi="Times New Roman" w:eastAsia="FangSong" w:cs="Times New Roman"/>
-        </w:rPr>
-        <w:t>右侧电势</w:t>
-      </w:r>
-      <w:r>
-        <w:rPr>
-          <w:rFonts w:ascii="Times New Roman" w:hAnsi="Times New Roman" w:eastAsia="Times New Roman" w:cs="Times New Roman"/>
-        </w:rPr>
-        <w:t xml:space="preserve"> &gt; </w:t>
-      </w:r>
-      <w:r>
-        <w:rPr>
-          <w:rFonts w:hint="eastAsia" w:ascii="Times New Roman" w:hAnsi="Times New Roman" w:eastAsia="FangSong" w:cs="Times New Roman"/>
-        </w:rPr>
-        <w:t>左侧电势</w:t>
-      </w:r>
-      <w:r>
-        <w:rPr>
-          <w:rFonts w:hint="eastAsia" w:ascii="Times New Roman" w:hAnsi="Times New Roman" w:eastAsia="Times New Roman" w:cs="Times New Roman"/>
-        </w:rPr>
-        <w:t>）</w:t>
-      </w:r>
-    </w:p>
+        <w:tblBorders>
+          <w:top w:val="single" w:sz="12" w:space="0" w:color="333333"/>
+          <w:bottom w:val="single" w:sz="12" w:space="0" w:color="333333"/>
+          <w:left w:val="none"/>
+          <w:right w:val="none"/>
+          <w:insideH w:val="none"/>
+          <w:insideV w:val="none"/>
+        </w:tblBorders>
+      </w:tblPr>
+      <w:tblGrid>
+        <w:gridCol w:w="7920"/>
+      </w:tblGrid>
+      <w:tr>
+        <w:trPr>
+          <w:tblHeader w:val="on"/>
+        </w:trPr>
+        <w:tc>
+          <w:tcPr>
+            <w:tcBorders>
+              <w:bottom w:val="single" w:sz="6" w:space="0" w:color="333333"/>
+            </w:tcBorders>
+          </w:tcPr>
+          <w:p>
+            <w:pPr>
+              <w:pStyle w:val="Compact"/>
+              <w:jc w:val="center"/>
+            </w:pPr>
+            <w:r>
+              <w:rPr>
+                <w:rFonts w:hint="eastAsia" w:ascii="Times New Roman" w:hAnsi="Times New Roman" w:eastAsia="SimHei" w:cs="Times New Roman"/>
+                <w:b/>
+              </w:rPr>
+              <w:t xml:space="preserve">锰元素酸性介质</w:t>
+            </w:r>
+            <w:r>
+              <w:rPr>
+                <w:rFonts w:ascii="Times New Roman" w:hAnsi="Times New Roman" w:eastAsia="Times New Roman" w:cs="Times New Roman"/>
+                <w:b/>
+              </w:rPr>
+              <w:t xml:space="preserve"> Latimer </w:t>
+            </w:r>
+            <w:r>
+              <w:rPr>
+                <w:rFonts w:hint="eastAsia" w:ascii="Times New Roman" w:hAnsi="Times New Roman" w:eastAsia="SimHei" w:cs="Times New Roman"/>
+                <w:b/>
+              </w:rPr>
+              <w:t xml:space="preserve">电势</w:t>
+            </w:r>
+          </w:p>
+        </w:tc>
+      </w:tr>
+      <w:tr>
+        <w:tc>
+          <w:tcPr/>
+          <w:p>
+            <w:pPr>
+              <w:pStyle w:val="Compact"/>
+              <w:jc w:val="center"/>
+            </w:pPr>
+            <w:r>
+              <w:rPr>
+                <w:rFonts w:ascii="Times New Roman" w:hAnsi="Times New Roman" w:eastAsia="Times New Roman" w:cs="Times New Roman"/>
+              </w:rPr>
+              <w:drawing>
+                <wp:inline>
+                  <wp:extent cx="2667000" cy="680367"/>
+                  <wp:effectExtent b="0" l="0" r="0" t="0"/>
+                  <wp:docPr descr="" title="" id="28" name="Picture"/>
+                  <a:graphic>
+                    <a:graphicData uri="http://schemas.openxmlformats.org/drawingml/2006/picture">
+                      <pic:pic>
+                        <pic:nvPicPr>
+                          <pic:cNvPr descr="4a925939012766aa8af87011ce54628273d8fa55a687da41ec12611d656b5155.png" id="29" name="Picture"/>
+                          <pic:cNvPicPr>
+                            <a:picLocks noChangeArrowheads="1" noChangeAspect="1"/>
+                          </pic:cNvPicPr>
+                        </pic:nvPicPr>
+                        <pic:blipFill>
+                          <a:blip r:embed="rId27"/>
+                          <a:stretch>
+                            <a:fillRect/>
+                          </a:stretch>
+                        </pic:blipFill>
+                        <pic:spPr bwMode="auto">
+                          <a:xfrm>
+                            <a:off x="0" y="0"/>
+                            <a:ext cx="2667000" cy="680367"/>
+                          </a:xfrm>
+                          <a:prstGeom prst="rect">
+                            <a:avLst/>
+                          </a:prstGeom>
+                          <a:noFill/>
+                          <a:ln w="9525">
+                            <a:noFill/>
+                            <a:headEnd/>
+                            <a:tailEnd/>
+                          </a:ln>
+                        </pic:spPr>
+                      </pic:pic>
+                    </a:graphicData>
+                  </a:graphic>
+                </wp:inline>
+              </w:drawing>
+            </w:r>
+          </w:p>
+        </w:tc>
+      </w:tr>
+      <w:tr>
+        <w:tc>
+          <w:tcPr/>
+          <w:p>
+            <w:pPr>
+              <w:pStyle w:val="Compact"/>
+              <w:jc w:val="center"/>
+            </w:pPr>
+            <w:r>
+              <w:rPr>
+                <w:rFonts w:ascii="Times New Roman" w:hAnsi="Times New Roman" w:eastAsia="Times New Roman" w:cs="Times New Roman"/>
+              </w:rPr>
+              <w:t xml:space="preserve">&gt; </w:t>
+            </w:r>
+            <w:r>
+              <w:rPr>
+                <w:rFonts w:hint="eastAsia" w:ascii="Times New Roman" w:hAnsi="Times New Roman" w:eastAsia="FangSong" w:cs="Times New Roman"/>
+              </w:rPr>
+              <w:t xml:space="preserve">图</w:t>
+            </w:r>
+            <w:r>
+              <w:rPr>
+                <w:rFonts w:ascii="Times New Roman" w:hAnsi="Times New Roman" w:eastAsia="Times New Roman" w:cs="Times New Roman"/>
+              </w:rPr>
+              <w:t xml:space="preserve"> </w:t>
+            </w:r>
+            <w:r>
+              <w:rPr>
+                <w:rFonts w:hint="eastAsia" w:ascii="Times New Roman" w:hAnsi="Times New Roman" w:eastAsia="Times New Roman" w:cs="Times New Roman"/>
+              </w:rPr>
+              <w:t>8-3：</w:t>
+            </w:r>
+            <w:r>
+              <w:rPr>
+                <w:rFonts w:hint="eastAsia" w:ascii="Times New Roman" w:hAnsi="Times New Roman" w:eastAsia="FangSong" w:cs="Times New Roman"/>
+              </w:rPr>
+              <w:t>锰元素酸性介质</w:t>
+            </w:r>
+            <w:r>
+              <w:rPr>
+                <w:rFonts w:ascii="Times New Roman" w:hAnsi="Times New Roman" w:eastAsia="Times New Roman" w:cs="Times New Roman"/>
+              </w:rPr>
+              <w:t xml:space="preserve"> Latimer </w:t>
+            </w:r>
+            <w:r>
+              <w:rPr>
+                <w:rFonts w:hint="eastAsia" w:ascii="Times New Roman" w:hAnsi="Times New Roman" w:eastAsia="FangSong" w:cs="Times New Roman"/>
+              </w:rPr>
+              <w:t>电势图</w:t>
+            </w:r>
+            <w:r>
+              <w:rPr>
+                <w:rFonts w:hint="eastAsia" w:ascii="Times New Roman" w:hAnsi="Times New Roman" w:eastAsia="Times New Roman" w:cs="Times New Roman"/>
+              </w:rPr>
+              <w:t>（</w:t>
+            </w:r>
+            <w:r>
+              <w:rPr>
+                <w:rFonts w:hint="eastAsia" w:ascii="Times New Roman" w:hAnsi="Times New Roman" w:eastAsia="FangSong" w:cs="Times New Roman"/>
+              </w:rPr>
+              <w:t>歧化判据</w:t>
+            </w:r>
+            <w:r>
+              <w:rPr>
+                <w:rFonts w:hint="eastAsia" w:ascii="Times New Roman" w:hAnsi="Times New Roman" w:eastAsia="Times New Roman" w:cs="Times New Roman"/>
+              </w:rPr>
+              <w:t>：</w:t>
+            </w:r>
+            <w:r>
+              <w:rPr>
+                <w:rFonts w:hint="eastAsia" w:ascii="Times New Roman" w:hAnsi="Times New Roman" w:eastAsia="FangSong" w:cs="Times New Roman"/>
+              </w:rPr>
+              <w:t>右侧电势</w:t>
+            </w:r>
+            <w:r>
+              <w:rPr>
+                <w:rFonts w:ascii="Times New Roman" w:hAnsi="Times New Roman" w:eastAsia="Times New Roman" w:cs="Times New Roman"/>
+              </w:rPr>
+              <w:t xml:space="preserve"> &gt; </w:t>
+            </w:r>
+            <w:r>
+              <w:rPr>
+                <w:rFonts w:hint="eastAsia" w:ascii="Times New Roman" w:hAnsi="Times New Roman" w:eastAsia="FangSong" w:cs="Times New Roman"/>
+              </w:rPr>
+              <w:t>左侧电势</w:t>
+            </w:r>
+            <w:r>
+              <w:rPr>
+                <w:rFonts w:hint="eastAsia" w:ascii="Times New Roman" w:hAnsi="Times New Roman" w:eastAsia="Times New Roman" w:cs="Times New Roman"/>
+              </w:rPr>
+              <w:t>）</w:t>
+            </w:r>
+          </w:p>
+        </w:tc>
+      </w:tr>
+    </w:tbl>
     <w:p>
       <w:pPr>
         <w:spacing w:before="160" w:after="80"/>
@@ -14215,9 +16398,9 @@
         </w:pict>
       </w:r>
     </w:p>
-    <w:bookmarkEnd w:id="33"/>
-    <w:bookmarkEnd w:id="34"/>
-    <w:bookmarkStart w:id="42" w:name="否定信息利用与交叉验证"/>
+    <w:bookmarkEnd w:id="30"/>
+    <w:bookmarkEnd w:id="31"/>
+    <w:bookmarkStart w:id="39" w:name="否定信息利用与交叉验证"/>
     <w:p>
       <w:pPr>
         <w:pStyle w:val="Heading2"/>
@@ -14390,7 +16573,7 @@
         <w:t>。</w:t>
       </w:r>
     </w:p>
-    <w:bookmarkStart w:id="35" w:name="不字标记法"/>
+    <w:bookmarkStart w:id="32" w:name="不字标记法"/>
     <w:p>
       <w:pPr>
         <w:pStyle w:val="Heading3"/>
@@ -14639,8 +16822,8 @@
         <w:t>。」</w:t>
       </w:r>
     </w:p>
-    <w:bookmarkEnd w:id="35"/>
-    <w:bookmarkStart w:id="36" w:name="四大否定信号排除表"/>
+    <w:bookmarkEnd w:id="32"/>
+    <w:bookmarkStart w:id="33" w:name="四大否定信号排除表"/>
     <w:p>
       <w:pPr>
         <w:pStyle w:val="Heading3"/>
@@ -15720,8 +17903,8 @@
         </w:tc>
       </w:tr>
     </w:tbl>
-    <w:bookmarkEnd w:id="36"/>
-    <w:bookmarkStart w:id="37" w:name="无色不等于无过渡金属"/>
+    <w:bookmarkEnd w:id="33"/>
+    <w:bookmarkStart w:id="34" w:name="无色不等于无过渡金属"/>
     <w:p>
       <w:pPr>
         <w:pStyle w:val="Heading3"/>
@@ -16232,8 +18415,8 @@
         <w:t>。</w:t>
       </w:r>
     </w:p>
-    <w:bookmarkEnd w:id="37"/>
-    <w:bookmarkStart w:id="41" w:name="交叉验证决策路径"/>
+    <w:bookmarkEnd w:id="34"/>
+    <w:bookmarkStart w:id="38" w:name="交叉验证决策路径"/>
     <w:p>
       <w:pPr>
         <w:pStyle w:val="Heading3"/>
@@ -16847,6 +19030,7 @@
     <w:p>
       <w:pPr>
         <w:pStyle w:val="BodyText"/>
+        <w:spacing w:after="80"/>
         <w:ind w:firstLine="420"/>
       </w:pPr>
       <w:r>
@@ -17376,174 +19560,272 @@
         <w:t>迅速对候选池打叉</w:t>
       </w:r>
     </w:p>
-    <w:p>
-      <w:pPr>
-        <w:pStyle w:val="BodyText"/>
-        <w:spacing w:before="160" w:after="80"/>
+    <w:tbl>
+      <w:tblPr>
+        <w:tblStyle w:val="Table"/>
+        <w:tblW w:type="pct" w:w="5000"/>
+        <w:tblLayout w:type="fixed"/>
+        <w:tblLook w:firstRow="1" w:lastRow="0" w:firstColumn="0" w:lastColumn="0" w:noHBand="0" w:noVBand="0" w:val="0020"/>
         <w:jc w:val="center"/>
-      </w:pPr>
-      <w:r>
-        <w:rPr>
-          <w:rFonts w:ascii="Times New Roman" w:hAnsi="Times New Roman" w:eastAsia="Times New Roman" w:cs="Times New Roman"/>
-        </w:rPr>
-        <w:drawing>
-          <wp:inline>
-            <wp:extent cx="2667000" cy="1298938"/>
-            <wp:effectExtent b="0" l="0" r="0" t="0"/>
-            <wp:docPr descr="" title="" id="39" name="Picture"/>
-            <a:graphic>
-              <a:graphicData uri="http://schemas.openxmlformats.org/drawingml/2006/picture">
-                <pic:pic>
-                  <pic:nvPicPr>
-                    <pic:cNvPr descr="d7b33da4c59650effe5b5107280eca5cb04e077417f83697d268ef8bc480fac4.png" id="40" name="Picture"/>
-                    <pic:cNvPicPr>
-                      <a:picLocks noChangeArrowheads="1" noChangeAspect="1"/>
-                    </pic:cNvPicPr>
-                  </pic:nvPicPr>
-                  <pic:blipFill>
-                    <a:blip r:embed="rId38"/>
-                    <a:stretch>
-                      <a:fillRect/>
-                    </a:stretch>
-                  </pic:blipFill>
-                  <pic:spPr bwMode="auto">
-                    <a:xfrm>
-                      <a:off x="0" y="0"/>
-                      <a:ext cx="2667000" cy="1298938"/>
-                    </a:xfrm>
-                    <a:prstGeom prst="rect">
-                      <a:avLst/>
-                    </a:prstGeom>
-                    <a:noFill/>
-                    <a:ln w="9525">
-                      <a:noFill/>
-                      <a:headEnd/>
-                      <a:tailEnd/>
-                    </a:ln>
-                  </pic:spPr>
-                </pic:pic>
-              </a:graphicData>
-            </a:graphic>
-          </wp:inline>
-        </w:drawing>
-      </w:r>
-      <w:r>
-        <w:rPr>
-          <w:rFonts w:ascii="Times New Roman" w:hAnsi="Times New Roman" w:eastAsia="Times New Roman" w:cs="Times New Roman"/>
-        </w:rPr>
-        <w:t xml:space="preserve"> </w:t>
-      </w:r>
-      <w:r>
-        <w:rPr>
-          <w:rFonts w:ascii="Times New Roman" w:hAnsi="Times New Roman" w:eastAsia="Times New Roman" w:cs="Times New Roman"/>
-        </w:rPr>
-        <w:t xml:space="preserve">&gt; </w:t>
-      </w:r>
-      <w:r>
-        <w:rPr>
-          <w:rFonts w:hint="eastAsia" w:ascii="Times New Roman" w:hAnsi="Times New Roman" w:eastAsia="FangSong" w:cs="Times New Roman"/>
-        </w:rPr>
-        <w:t xml:space="preserve">图</w:t>
-      </w:r>
-      <w:r>
-        <w:rPr>
-          <w:rFonts w:ascii="Times New Roman" w:hAnsi="Times New Roman" w:eastAsia="Times New Roman" w:cs="Times New Roman"/>
-        </w:rPr>
-        <w:t xml:space="preserve"> </w:t>
-      </w:r>
-      <w:r>
-        <w:rPr>
-          <w:rFonts w:hint="eastAsia" w:ascii="Times New Roman" w:hAnsi="Times New Roman" w:eastAsia="Times New Roman" w:cs="Times New Roman"/>
-        </w:rPr>
-        <w:t>8-5：</w:t>
-      </w:r>
-      <w:r>
-        <w:rPr>
-          <w:rFonts w:hint="eastAsia" w:ascii="Times New Roman" w:hAnsi="Times New Roman" w:eastAsia="FangSong" w:cs="Times New Roman"/>
-        </w:rPr>
-        <w:t>元素推断色彩陷阱</w:t>
-      </w:r>
-      <w:r>
-        <w:rPr>
-          <w:rFonts w:hint="eastAsia" w:ascii="Times New Roman" w:hAnsi="Times New Roman" w:eastAsia="Times New Roman" w:cs="Times New Roman"/>
-        </w:rPr>
-        <w:t>：d</w:t>
-      </w:r>
-      <w:r>
-        <w:rPr>
-          <w:rFonts w:hint="eastAsia" w:ascii="Times New Roman" w:hAnsi="Times New Roman" w:eastAsia="Times New Roman" w:cs="Times New Roman"/>
-          <w:vertAlign w:val="superscript"/>
-        </w:rPr>
-        <w:t>0</w:t>
-      </w:r>
-      <w:r>
-        <w:rPr>
-          <w:rFonts w:hint="eastAsia" w:ascii="Times New Roman" w:hAnsi="Times New Roman" w:eastAsia="Times New Roman" w:cs="Times New Roman"/>
-        </w:rPr>
-        <w:t>/d</w:t>
-      </w:r>
-      <w:r>
-        <w:rPr>
-          <w:rFonts w:hint="eastAsia" w:ascii="Times New Roman" w:hAnsi="Times New Roman" w:eastAsia="Times New Roman" w:cs="Times New Roman"/>
-          <w:vertAlign w:val="superscript"/>
-        </w:rPr>
-        <w:t>10</w:t>
-      </w:r>
-      <w:r>
-        <w:rPr>
-          <w:rFonts w:ascii="Times New Roman" w:hAnsi="Times New Roman" w:eastAsia="Times New Roman" w:cs="Times New Roman"/>
-        </w:rPr>
-        <w:t xml:space="preserve"> </w:t>
-      </w:r>
-      <w:r>
-        <w:rPr>
-          <w:rFonts w:hint="eastAsia" w:ascii="Times New Roman" w:hAnsi="Times New Roman" w:eastAsia="FangSong" w:cs="Times New Roman"/>
-        </w:rPr>
-        <w:t>离子不一定无色</w:t>
-      </w:r>
-      <w:r>
-        <w:rPr>
-          <w:rFonts w:hint="eastAsia" w:ascii="Times New Roman" w:hAnsi="Times New Roman" w:eastAsia="Times New Roman" w:cs="Times New Roman"/>
-        </w:rPr>
-        <w:t>（</w:t>
-      </w:r>
-      <w:r>
-        <w:rPr>
-          <w:rFonts w:hint="eastAsia" w:ascii="Times New Roman" w:hAnsi="Times New Roman" w:eastAsia="FangSong" w:cs="Times New Roman"/>
-        </w:rPr>
-        <w:t>警惕</w:t>
-      </w:r>
-      <w:r>
-        <w:rPr>
-          <w:rFonts w:ascii="Times New Roman" w:hAnsi="Times New Roman" w:eastAsia="Times New Roman" w:cs="Times New Roman"/>
-        </w:rPr>
-        <w:t xml:space="preserve"> LMCT </w:t>
-      </w:r>
-      <w:r>
-        <w:rPr>
-          <w:rFonts w:hint="eastAsia" w:ascii="Times New Roman" w:hAnsi="Times New Roman" w:eastAsia="FangSong" w:cs="Times New Roman"/>
-        </w:rPr>
-        <w:t>配体</w:t>
-      </w:r>
-      <w:r>
-        <w:rPr>
-          <w:rFonts w:hint="eastAsia" w:ascii="Times New Roman" w:hAnsi="Times New Roman" w:eastAsia="Times New Roman" w:cs="Times New Roman"/>
-        </w:rPr>
-        <w:t>-</w:t>
-      </w:r>
-      <w:r>
-        <w:rPr>
-          <w:rFonts w:hint="eastAsia" w:ascii="Times New Roman" w:hAnsi="Times New Roman" w:eastAsia="FangSong" w:cs="Times New Roman"/>
-        </w:rPr>
-        <w:t>金属电荷转移跃迁</w:t>
-      </w:r>
-      <w:r>
-        <w:rPr>
-          <w:rFonts w:hint="eastAsia" w:ascii="Times New Roman" w:hAnsi="Times New Roman" w:eastAsia="Times New Roman" w:cs="Times New Roman"/>
-        </w:rPr>
-        <w:t>）</w:t>
-      </w:r>
-    </w:p>
+        <w:tblBorders>
+          <w:top w:val="single" w:sz="12" w:space="0" w:color="333333"/>
+          <w:bottom w:val="single" w:sz="12" w:space="0" w:color="333333"/>
+          <w:left w:val="none"/>
+          <w:right w:val="none"/>
+          <w:insideH w:val="none"/>
+          <w:insideV w:val="none"/>
+        </w:tblBorders>
+      </w:tblPr>
+      <w:tblGrid>
+        <w:gridCol w:w="7920"/>
+      </w:tblGrid>
+      <w:tr>
+        <w:trPr>
+          <w:tblHeader w:val="on"/>
+        </w:trPr>
+        <w:tc>
+          <w:tcPr>
+            <w:tcBorders>
+              <w:bottom w:val="single" w:sz="6" w:space="0" w:color="333333"/>
+            </w:tcBorders>
+          </w:tcPr>
+          <w:p>
+            <w:pPr>
+              <w:pStyle w:val="Compact"/>
+              <w:jc w:val="center"/>
+            </w:pPr>
+            <w:r>
+              <w:rPr>
+                <w:rFonts w:hint="eastAsia" w:ascii="Times New Roman" w:hAnsi="Times New Roman" w:eastAsia="SimHei" w:cs="Times New Roman"/>
+                <w:b/>
+              </w:rPr>
+              <w:t>元素推断色彩陷阱</w:t>
+            </w:r>
+            <w:r>
+              <w:rPr>
+                <w:rFonts w:hint="eastAsia" w:ascii="Times New Roman" w:hAnsi="Times New Roman" w:eastAsia="Times New Roman" w:cs="Times New Roman"/>
+                <w:b/>
+              </w:rPr>
+              <w:t>：d</w:t>
+            </w:r>
+            <w:r>
+              <w:rPr>
+                <w:rFonts w:hint="eastAsia" w:ascii="Times New Roman" w:hAnsi="Times New Roman" w:eastAsia="Times New Roman" w:cs="Times New Roman"/>
+                <w:b/>
+                <w:vertAlign w:val="superscript"/>
+              </w:rPr>
+              <w:t>0</w:t>
+            </w:r>
+            <w:r>
+              <w:rPr>
+                <w:rFonts w:hint="eastAsia" w:ascii="Times New Roman" w:hAnsi="Times New Roman" w:eastAsia="Times New Roman" w:cs="Times New Roman"/>
+                <w:b/>
+              </w:rPr>
+              <w:t>/d</w:t>
+            </w:r>
+            <w:r>
+              <w:rPr>
+                <w:rFonts w:hint="eastAsia" w:ascii="Times New Roman" w:hAnsi="Times New Roman" w:eastAsia="Times New Roman" w:cs="Times New Roman"/>
+                <w:b/>
+                <w:vertAlign w:val="superscript"/>
+              </w:rPr>
+              <w:t>10</w:t>
+            </w:r>
+            <w:r>
+              <w:rPr>
+                <w:rFonts w:ascii="Times New Roman" w:hAnsi="Times New Roman" w:eastAsia="Times New Roman" w:cs="Times New Roman"/>
+                <w:b/>
+              </w:rPr>
+              <w:t xml:space="preserve"> </w:t>
+            </w:r>
+            <w:r>
+              <w:rPr>
+                <w:rFonts w:hint="eastAsia" w:ascii="Times New Roman" w:hAnsi="Times New Roman" w:eastAsia="SimHei" w:cs="Times New Roman"/>
+                <w:b/>
+              </w:rPr>
+              <w:t xml:space="preserve">离子</w:t>
+            </w:r>
+          </w:p>
+        </w:tc>
+      </w:tr>
+      <w:tr>
+        <w:tc>
+          <w:tcPr/>
+          <w:p>
+            <w:pPr>
+              <w:pStyle w:val="Compact"/>
+              <w:jc w:val="center"/>
+            </w:pPr>
+            <w:r>
+              <w:rPr>
+                <w:rFonts w:ascii="Times New Roman" w:hAnsi="Times New Roman" w:eastAsia="Times New Roman" w:cs="Times New Roman"/>
+              </w:rPr>
+              <w:drawing>
+                <wp:inline>
+                  <wp:extent cx="2667000" cy="1298938"/>
+                  <wp:effectExtent b="0" l="0" r="0" t="0"/>
+                  <wp:docPr descr="" title="" id="36" name="Picture"/>
+                  <a:graphic>
+                    <a:graphicData uri="http://schemas.openxmlformats.org/drawingml/2006/picture">
+                      <pic:pic>
+                        <pic:nvPicPr>
+                          <pic:cNvPr descr="d7b33da4c59650effe5b5107280eca5cb04e077417f83697d268ef8bc480fac4.png" id="37" name="Picture"/>
+                          <pic:cNvPicPr>
+                            <a:picLocks noChangeArrowheads="1" noChangeAspect="1"/>
+                          </pic:cNvPicPr>
+                        </pic:nvPicPr>
+                        <pic:blipFill>
+                          <a:blip r:embed="rId35"/>
+                          <a:stretch>
+                            <a:fillRect/>
+                          </a:stretch>
+                        </pic:blipFill>
+                        <pic:spPr bwMode="auto">
+                          <a:xfrm>
+                            <a:off x="0" y="0"/>
+                            <a:ext cx="2667000" cy="1298938"/>
+                          </a:xfrm>
+                          <a:prstGeom prst="rect">
+                            <a:avLst/>
+                          </a:prstGeom>
+                          <a:noFill/>
+                          <a:ln w="9525">
+                            <a:noFill/>
+                            <a:headEnd/>
+                            <a:tailEnd/>
+                          </a:ln>
+                        </pic:spPr>
+                      </pic:pic>
+                    </a:graphicData>
+                  </a:graphic>
+                </wp:inline>
+              </w:drawing>
+            </w:r>
+          </w:p>
+        </w:tc>
+      </w:tr>
+      <w:tr>
+        <w:tc>
+          <w:tcPr/>
+          <w:p>
+            <w:pPr>
+              <w:pStyle w:val="Compact"/>
+              <w:jc w:val="center"/>
+            </w:pPr>
+            <w:r>
+              <w:rPr>
+                <w:rFonts w:ascii="Times New Roman" w:hAnsi="Times New Roman" w:eastAsia="Times New Roman" w:cs="Times New Roman"/>
+              </w:rPr>
+              <w:t xml:space="preserve">&gt; </w:t>
+            </w:r>
+            <w:r>
+              <w:rPr>
+                <w:rFonts w:hint="eastAsia" w:ascii="Times New Roman" w:hAnsi="Times New Roman" w:eastAsia="FangSong" w:cs="Times New Roman"/>
+              </w:rPr>
+              <w:t xml:space="preserve">图</w:t>
+            </w:r>
+            <w:r>
+              <w:rPr>
+                <w:rFonts w:ascii="Times New Roman" w:hAnsi="Times New Roman" w:eastAsia="Times New Roman" w:cs="Times New Roman"/>
+              </w:rPr>
+              <w:t xml:space="preserve"> </w:t>
+            </w:r>
+            <w:r>
+              <w:rPr>
+                <w:rFonts w:hint="eastAsia" w:ascii="Times New Roman" w:hAnsi="Times New Roman" w:eastAsia="Times New Roman" w:cs="Times New Roman"/>
+              </w:rPr>
+              <w:t>8-4：</w:t>
+            </w:r>
+            <w:r>
+              <w:rPr>
+                <w:rFonts w:hint="eastAsia" w:ascii="Times New Roman" w:hAnsi="Times New Roman" w:eastAsia="FangSong" w:cs="Times New Roman"/>
+              </w:rPr>
+              <w:t>元素推断色彩陷阱</w:t>
+            </w:r>
+            <w:r>
+              <w:rPr>
+                <w:rFonts w:hint="eastAsia" w:ascii="Times New Roman" w:hAnsi="Times New Roman" w:eastAsia="Times New Roman" w:cs="Times New Roman"/>
+              </w:rPr>
+              <w:t>：d</w:t>
+            </w:r>
+            <w:r>
+              <w:rPr>
+                <w:rFonts w:hint="eastAsia" w:ascii="Times New Roman" w:hAnsi="Times New Roman" w:eastAsia="Times New Roman" w:cs="Times New Roman"/>
+                <w:vertAlign w:val="superscript"/>
+              </w:rPr>
+              <w:t>0</w:t>
+            </w:r>
+            <w:r>
+              <w:rPr>
+                <w:rFonts w:hint="eastAsia" w:ascii="Times New Roman" w:hAnsi="Times New Roman" w:eastAsia="Times New Roman" w:cs="Times New Roman"/>
+              </w:rPr>
+              <w:t>/d</w:t>
+            </w:r>
+            <w:r>
+              <w:rPr>
+                <w:rFonts w:hint="eastAsia" w:ascii="Times New Roman" w:hAnsi="Times New Roman" w:eastAsia="Times New Roman" w:cs="Times New Roman"/>
+                <w:vertAlign w:val="superscript"/>
+              </w:rPr>
+              <w:t>10</w:t>
+            </w:r>
+            <w:r>
+              <w:rPr>
+                <w:rFonts w:ascii="Times New Roman" w:hAnsi="Times New Roman" w:eastAsia="Times New Roman" w:cs="Times New Roman"/>
+              </w:rPr>
+              <w:t xml:space="preserve"> </w:t>
+            </w:r>
+            <w:r>
+              <w:rPr>
+                <w:rFonts w:hint="eastAsia" w:ascii="Times New Roman" w:hAnsi="Times New Roman" w:eastAsia="FangSong" w:cs="Times New Roman"/>
+              </w:rPr>
+              <w:t>离子不一定无色</w:t>
+            </w:r>
+            <w:r>
+              <w:rPr>
+                <w:rFonts w:hint="eastAsia" w:ascii="Times New Roman" w:hAnsi="Times New Roman" w:eastAsia="Times New Roman" w:cs="Times New Roman"/>
+              </w:rPr>
+              <w:t>（</w:t>
+            </w:r>
+            <w:r>
+              <w:rPr>
+                <w:rFonts w:hint="eastAsia" w:ascii="Times New Roman" w:hAnsi="Times New Roman" w:eastAsia="FangSong" w:cs="Times New Roman"/>
+              </w:rPr>
+              <w:t>警惕</w:t>
+            </w:r>
+            <w:r>
+              <w:rPr>
+                <w:rFonts w:ascii="Times New Roman" w:hAnsi="Times New Roman" w:eastAsia="Times New Roman" w:cs="Times New Roman"/>
+              </w:rPr>
+              <w:t xml:space="preserve"> LMCT </w:t>
+            </w:r>
+            <w:r>
+              <w:rPr>
+                <w:rFonts w:hint="eastAsia" w:ascii="Times New Roman" w:hAnsi="Times New Roman" w:eastAsia="FangSong" w:cs="Times New Roman"/>
+              </w:rPr>
+              <w:t>配体</w:t>
+            </w:r>
+            <w:r>
+              <w:rPr>
+                <w:rFonts w:hint="eastAsia" w:ascii="Times New Roman" w:hAnsi="Times New Roman" w:eastAsia="Times New Roman" w:cs="Times New Roman"/>
+              </w:rPr>
+              <w:t>-</w:t>
+            </w:r>
+            <w:r>
+              <w:rPr>
+                <w:rFonts w:hint="eastAsia" w:ascii="Times New Roman" w:hAnsi="Times New Roman" w:eastAsia="FangSong" w:cs="Times New Roman"/>
+              </w:rPr>
+              <w:t>金属电荷转移跃迁</w:t>
+            </w:r>
+            <w:r>
+              <w:rPr>
+                <w:rFonts w:hint="eastAsia" w:ascii="Times New Roman" w:hAnsi="Times New Roman" w:eastAsia="Times New Roman" w:cs="Times New Roman"/>
+              </w:rPr>
+              <w:t>）</w:t>
+            </w:r>
+          </w:p>
+        </w:tc>
+      </w:tr>
+    </w:tbl>
     <w:p>
       <w:pPr>
         <w:spacing w:before="160" w:after="80"/>
@@ -17554,9 +19836,9 @@
         </w:pict>
       </w:r>
     </w:p>
-    <w:bookmarkEnd w:id="41"/>
-    <w:bookmarkEnd w:id="42"/>
-    <w:bookmarkStart w:id="47" w:name="五步推断法与进阶工具"/>
+    <w:bookmarkEnd w:id="38"/>
+    <w:bookmarkEnd w:id="39"/>
+    <w:bookmarkStart w:id="44" w:name="五步推断法与进阶工具"/>
     <w:p>
       <w:pPr>
         <w:pStyle w:val="Heading2"/>
@@ -17807,7 +20089,7 @@
         <w:t>。</w:t>
       </w:r>
     </w:p>
-    <w:bookmarkStart w:id="43" w:name="五步推断法进阶框架"/>
+    <w:bookmarkStart w:id="40" w:name="五步推断法进阶框架"/>
     <w:p>
       <w:pPr>
         <w:pStyle w:val="Heading3"/>
@@ -19000,8 +21282,8 @@
         <w:t>）。</w:t>
       </w:r>
     </w:p>
-    <w:bookmarkEnd w:id="43"/>
-    <w:bookmarkStart w:id="44" w:name="广义复盐法整体打包"/>
+    <w:bookmarkEnd w:id="40"/>
+    <w:bookmarkStart w:id="41" w:name="广义复盐法整体打包"/>
     <w:p>
       <w:pPr>
         <w:pStyle w:val="Heading3"/>
@@ -19690,8 +21972,8 @@
         <w:t xml:space="preserve">9）</w:t>
       </w:r>
     </w:p>
-    <w:bookmarkEnd w:id="44"/>
-    <w:bookmarkStart w:id="45" w:name="六大命题模式"/>
+    <w:bookmarkEnd w:id="41"/>
+    <w:bookmarkStart w:id="42" w:name="六大命题模式"/>
     <w:p>
       <w:pPr>
         <w:pStyle w:val="Heading3"/>
@@ -20385,8 +22667,8 @@
         <w:t>。</w:t>
       </w:r>
     </w:p>
-    <w:bookmarkEnd w:id="45"/>
-    <w:bookmarkStart w:id="46" w:name="化学史推断三步翻译法"/>
+    <w:bookmarkEnd w:id="42"/>
+    <w:bookmarkStart w:id="43" w:name="化学史推断三步翻译法"/>
     <w:p>
       <w:pPr>
         <w:pStyle w:val="Heading3"/>
@@ -21719,9 +24001,9 @@
         </w:pict>
       </w:r>
     </w:p>
-    <w:bookmarkEnd w:id="46"/>
-    <w:bookmarkEnd w:id="47"/>
-    <w:bookmarkStart w:id="52" w:name="真题实战与过程分"/>
+    <w:bookmarkEnd w:id="43"/>
+    <w:bookmarkEnd w:id="44"/>
+    <w:bookmarkStart w:id="49" w:name="真题实战与过程分"/>
     <w:p>
       <w:pPr>
         <w:pStyle w:val="Heading2"/>
@@ -21904,7 +24186,7 @@
         <w:t xml:space="preserve">。</w:t>
       </w:r>
     </w:p>
-    <w:bookmarkStart w:id="48" w:name="真题链映射按认知台阶递进"/>
+    <w:bookmarkStart w:id="45" w:name="真题链映射按认知台阶递进"/>
     <w:p>
       <w:pPr>
         <w:pStyle w:val="Heading3"/>
@@ -22738,8 +25020,8 @@
         </w:tc>
       </w:tr>
     </w:tbl>
-    <w:bookmarkEnd w:id="48"/>
-    <w:bookmarkStart w:id="49" w:name="排除法标准模板真题-无机-元素推断-卤素-001"/>
+    <w:bookmarkEnd w:id="45"/>
+    <w:bookmarkStart w:id="46" w:name="排除法标准模板真题-无机-元素推断-卤素-001"/>
     <w:p>
       <w:pPr>
         <w:pStyle w:val="Heading3"/>
@@ -24120,8 +26402,8 @@
         <w:t>。</w:t>
       </w:r>
     </w:p>
-    <w:bookmarkEnd w:id="49"/>
-    <w:bookmarkStart w:id="50" w:name="国初真题实战"/>
+    <w:bookmarkEnd w:id="46"/>
+    <w:bookmarkStart w:id="47" w:name="国初真题实战"/>
     <w:p>
       <w:pPr>
         <w:pStyle w:val="Heading3"/>
@@ -25059,8 +27341,8 @@
         <w:t>。</w:t>
       </w:r>
     </w:p>
-    <w:bookmarkEnd w:id="50"/>
-    <w:bookmarkStart w:id="51" w:name="过程分自查清单10-条"/>
+    <w:bookmarkEnd w:id="47"/>
+    <w:bookmarkStart w:id="48" w:name="过程分自查清单10-条"/>
     <w:p>
       <w:pPr>
         <w:pStyle w:val="Heading3"/>
@@ -25889,9 +28171,9 @@
         </w:pict>
       </w:r>
     </w:p>
-    <w:bookmarkEnd w:id="51"/>
-    <w:bookmarkEnd w:id="52"/>
-    <w:bookmarkStart w:id="53" w:name="课后习题"/>
+    <w:bookmarkEnd w:id="48"/>
+    <w:bookmarkEnd w:id="49"/>
+    <w:bookmarkStart w:id="50" w:name="课后习题"/>
     <w:p>
       <w:pPr>
         <w:pStyle w:val="Heading2"/>
@@ -32604,7 +34886,7 @@
         <w:pStyle w:val="BodyText"/>
       </w:pPr>
     </w:p>
-    <w:bookmarkEnd w:id="53"/>
+    <w:bookmarkEnd w:id="50"/>
     <w:sectPr>
       <w:footerReference w:type="default" r:id="rId9"/>
       <w:footnotePr>

--- a/06-学生侧材料/讲义/学生专用版/5-无机化学/元素推断综合训练-超级充实版（学生专用版）.docx
+++ b/06-学生侧材料/讲义/学生专用版/5-无机化学/元素推断综合训练-超级充实版（学生专用版）.docx
@@ -68,12 +68,12 @@
         </w:rPr>
         <w:t>元素推断</w:t>
       </w:r>
-      <w:r>
-        <w:rPr>
-          <w:rFonts w:ascii="Times New Roman" w:hAnsi="Times New Roman" w:eastAsia="Times New Roman" w:cs="Times New Roman"/>
-        </w:rPr>
-        <w:t xml:space="preserve"> </w:t>
-      </w:r>
+    </w:p>
+    <w:p>
+      <w:pPr>
+        <w:pStyle w:val="BodyText"/>
+        <w:ind w:firstLine="420"/>
+      </w:pPr>
       <w:r>
         <w:rPr>
           <w:rFonts w:hint="eastAsia" w:ascii="Times New Roman" w:hAnsi="Times New Roman" w:eastAsia="FangSong" w:cs="Times New Roman"/>
@@ -1984,12 +1984,12 @@
         </w:rPr>
         <w:t>。</w:t>
       </w:r>
-      <w:r>
-        <w:rPr>
-          <w:rFonts w:ascii="Times New Roman" w:hAnsi="Times New Roman" w:eastAsia="Times New Roman" w:cs="Times New Roman"/>
-        </w:rPr>
-        <w:t xml:space="preserve"> </w:t>
-      </w:r>
+    </w:p>
+    <w:p>
+      <w:pPr>
+        <w:pStyle w:val="BodyText"/>
+        <w:ind w:firstLine="420"/>
+      </w:pPr>
       <w:r>
         <w:rPr>
           <w:rFonts w:hint="eastAsia" w:ascii="Times New Roman" w:hAnsi="Times New Roman" w:eastAsia="FangSong" w:cs="Times New Roman"/>
@@ -2156,6 +2156,82 @@
       <w:r>
         <w:rPr>
           <w:rFonts w:hint="eastAsia" w:ascii="Times New Roman" w:hAnsi="Times New Roman" w:eastAsia="Times New Roman" w:cs="Times New Roman"/>
+        </w:rPr>
+        <w:t>。</w:t>
+      </w:r>
+    </w:p>
+    <w:p>
+      <w:pPr>
+        <w:pStyle w:val="BodyText"/>
+        <w:ind w:firstLine="420"/>
+      </w:pPr>
+      <w:r>
+        <w:rPr>
+          <w:rFonts w:hint="eastAsia" w:ascii="Times New Roman" w:hAnsi="Times New Roman" w:eastAsia="FangSong" w:cs="Times New Roman"/>
+          <w:b/>
+          <w:bCs/>
+        </w:rPr>
+        <w:t>值得注意</w:t>
+      </w:r>
+      <w:r>
+        <w:rPr>
+          <w:rFonts w:hint="eastAsia" w:ascii="Times New Roman" w:hAnsi="Times New Roman" w:eastAsia="Times New Roman" w:cs="Times New Roman"/>
+          <w:b/>
+          <w:bCs/>
+        </w:rPr>
+        <w:t>（</w:t>
+      </w:r>
+      <w:r>
+        <w:rPr>
+          <w:rFonts w:hint="eastAsia" w:ascii="Times New Roman" w:hAnsi="Times New Roman" w:eastAsia="FangSong" w:cs="Times New Roman"/>
+          <w:b/>
+          <w:bCs/>
+        </w:rPr>
+        <w:t>推断即排除</w:t>
+      </w:r>
+      <w:r>
+        <w:rPr>
+          <w:rFonts w:hint="eastAsia" w:ascii="Times New Roman" w:hAnsi="Times New Roman" w:eastAsia="Times New Roman" w:cs="Times New Roman"/>
+          <w:b/>
+          <w:bCs/>
+        </w:rPr>
+        <w:t>）</w:t>
+      </w:r>
+      <w:r>
+        <w:rPr>
+          <w:rFonts w:hint="eastAsia" w:ascii="Times New Roman" w:hAnsi="Times New Roman" w:eastAsia="Times New Roman" w:cs="Times New Roman"/>
+        </w:rPr>
+        <w:t xml:space="preserve">：</w:t>
+      </w:r>
+      <w:r>
+        <w:rPr>
+          <w:rFonts w:hint="eastAsia" w:ascii="Times New Roman" w:hAnsi="Times New Roman" w:eastAsia="FangSong" w:cs="Times New Roman"/>
+          <w:b/>
+          <w:bCs/>
+        </w:rPr>
+        <w:t>推断题不是记忆题</w:t>
+      </w:r>
+      <w:r>
+        <w:rPr>
+          <w:rFonts w:hint="eastAsia" w:ascii="Times New Roman" w:hAnsi="Times New Roman" w:eastAsia="Times New Roman" w:cs="Times New Roman"/>
+          <w:b/>
+          <w:bCs/>
+        </w:rPr>
+        <w:t>，</w:t>
+      </w:r>
+      <w:r>
+        <w:rPr>
+          <w:rFonts w:hint="eastAsia" w:ascii="Times New Roman" w:hAnsi="Times New Roman" w:eastAsia="FangSong" w:cs="Times New Roman"/>
+          <w:b/>
+          <w:bCs/>
+        </w:rPr>
+        <w:t>而是排除题</w:t>
+      </w:r>
+      <w:r>
+        <w:rPr>
+          <w:rFonts w:hint="eastAsia" w:ascii="Times New Roman" w:hAnsi="Times New Roman" w:eastAsia="Times New Roman" w:cs="Times New Roman"/>
+          <w:b/>
+          <w:bCs/>
         </w:rPr>
         <w:t>。</w:t>
       </w:r>
@@ -2166,82 +2242,6 @@
         <w:spacing w:after="80"/>
         <w:ind w:firstLine="420"/>
       </w:pPr>
-      <w:r>
-        <w:rPr>
-          <w:rFonts w:hint="eastAsia" w:ascii="Times New Roman" w:hAnsi="Times New Roman" w:eastAsia="FangSong" w:cs="Times New Roman"/>
-          <w:b/>
-          <w:bCs/>
-        </w:rPr>
-        <w:t>值得注意</w:t>
-      </w:r>
-      <w:r>
-        <w:rPr>
-          <w:rFonts w:hint="eastAsia" w:ascii="Times New Roman" w:hAnsi="Times New Roman" w:eastAsia="Times New Roman" w:cs="Times New Roman"/>
-          <w:b/>
-          <w:bCs/>
-        </w:rPr>
-        <w:t>（</w:t>
-      </w:r>
-      <w:r>
-        <w:rPr>
-          <w:rFonts w:hint="eastAsia" w:ascii="Times New Roman" w:hAnsi="Times New Roman" w:eastAsia="FangSong" w:cs="Times New Roman"/>
-          <w:b/>
-          <w:bCs/>
-        </w:rPr>
-        <w:t>推断即排除</w:t>
-      </w:r>
-      <w:r>
-        <w:rPr>
-          <w:rFonts w:hint="eastAsia" w:ascii="Times New Roman" w:hAnsi="Times New Roman" w:eastAsia="Times New Roman" w:cs="Times New Roman"/>
-          <w:b/>
-          <w:bCs/>
-        </w:rPr>
-        <w:t>）</w:t>
-      </w:r>
-      <w:r>
-        <w:rPr>
-          <w:rFonts w:hint="eastAsia" w:ascii="Times New Roman" w:hAnsi="Times New Roman" w:eastAsia="Times New Roman" w:cs="Times New Roman"/>
-        </w:rPr>
-        <w:t xml:space="preserve">：</w:t>
-      </w:r>
-      <w:r>
-        <w:rPr>
-          <w:rFonts w:hint="eastAsia" w:ascii="Times New Roman" w:hAnsi="Times New Roman" w:eastAsia="FangSong" w:cs="Times New Roman"/>
-          <w:b/>
-          <w:bCs/>
-        </w:rPr>
-        <w:t>推断题不是记忆题</w:t>
-      </w:r>
-      <w:r>
-        <w:rPr>
-          <w:rFonts w:hint="eastAsia" w:ascii="Times New Roman" w:hAnsi="Times New Roman" w:eastAsia="Times New Roman" w:cs="Times New Roman"/>
-          <w:b/>
-          <w:bCs/>
-        </w:rPr>
-        <w:t>，</w:t>
-      </w:r>
-      <w:r>
-        <w:rPr>
-          <w:rFonts w:hint="eastAsia" w:ascii="Times New Roman" w:hAnsi="Times New Roman" w:eastAsia="FangSong" w:cs="Times New Roman"/>
-          <w:b/>
-          <w:bCs/>
-        </w:rPr>
-        <w:t>而是排除题</w:t>
-      </w:r>
-      <w:r>
-        <w:rPr>
-          <w:rFonts w:hint="eastAsia" w:ascii="Times New Roman" w:hAnsi="Times New Roman" w:eastAsia="Times New Roman" w:cs="Times New Roman"/>
-          <w:b/>
-          <w:bCs/>
-        </w:rPr>
-        <w:t>。</w:t>
-      </w:r>
-      <w:r>
-        <w:rPr>
-          <w:rFonts w:ascii="Times New Roman" w:hAnsi="Times New Roman" w:eastAsia="Times New Roman" w:cs="Times New Roman"/>
-        </w:rPr>
-        <w:t xml:space="preserve"> </w:t>
-      </w:r>
       <w:r>
         <w:rPr>
           <w:rFonts w:hint="eastAsia" w:ascii="Times New Roman" w:hAnsi="Times New Roman" w:eastAsia="FangSong" w:cs="Times New Roman"/>
@@ -2679,12 +2679,12 @@
         </w:rPr>
         <w:t>过渡金属通性</w:t>
       </w:r>
-      <w:r>
-        <w:rPr>
-          <w:rFonts w:ascii="Times New Roman" w:hAnsi="Times New Roman" w:eastAsia="Times New Roman" w:cs="Times New Roman"/>
-        </w:rPr>
-        <w:t xml:space="preserve"> </w:t>
-      </w:r>
+    </w:p>
+    <w:p>
+      <w:pPr>
+        <w:pStyle w:val="BodyText"/>
+        <w:ind w:firstLine="420"/>
+      </w:pPr>
       <w:r>
         <w:rPr>
           <w:rFonts w:hint="eastAsia" w:ascii="Times New Roman" w:hAnsi="Times New Roman" w:eastAsia="FangSong" w:cs="Times New Roman"/>
@@ -6755,12 +6755,12 @@
         </w:rPr>
         <w:t xml:space="preserve">难溶物</w:t>
       </w:r>
-      <w:r>
-        <w:rPr>
-          <w:rFonts w:ascii="Times New Roman" w:hAnsi="Times New Roman" w:eastAsia="Times New Roman" w:cs="Times New Roman"/>
-        </w:rPr>
-        <w:t xml:space="preserve"> </w:t>
-      </w:r>
+    </w:p>
+    <w:p>
+      <w:pPr>
+        <w:pStyle w:val="BodyText"/>
+        <w:ind w:firstLine="420"/>
+      </w:pPr>
       <w:r>
         <w:rPr>
           <w:rFonts w:hint="eastAsia" w:ascii="Times New Roman" w:hAnsi="Times New Roman" w:eastAsia="FangSong" w:cs="Times New Roman"/>
@@ -12679,12 +12679,12 @@
         </w:rPr>
         <w:t xml:space="preserve">配合物</w:t>
       </w:r>
-      <w:r>
-        <w:rPr>
-          <w:rFonts w:ascii="Times New Roman" w:hAnsi="Times New Roman" w:eastAsia="Times New Roman" w:cs="Times New Roman"/>
-        </w:rPr>
-        <w:t xml:space="preserve"> </w:t>
-      </w:r>
+    </w:p>
+    <w:p>
+      <w:pPr>
+        <w:pStyle w:val="BodyText"/>
+        <w:ind w:firstLine="420"/>
+      </w:pPr>
       <w:r>
         <w:rPr>
           <w:rFonts w:hint="eastAsia" w:ascii="Times New Roman" w:hAnsi="Times New Roman" w:eastAsia="FangSong" w:cs="Times New Roman"/>
@@ -16444,12 +16444,12 @@
         </w:rPr>
         <w:t>元素推断</w:t>
       </w:r>
-      <w:r>
-        <w:rPr>
-          <w:rFonts w:ascii="Times New Roman" w:hAnsi="Times New Roman" w:eastAsia="Times New Roman" w:cs="Times New Roman"/>
-        </w:rPr>
-        <w:t xml:space="preserve"> </w:t>
-      </w:r>
+    </w:p>
+    <w:p>
+      <w:pPr>
+        <w:pStyle w:val="BodyText"/>
+        <w:ind w:firstLine="420"/>
+      </w:pPr>
       <w:r>
         <w:rPr>
           <w:rFonts w:hint="eastAsia" w:ascii="Times New Roman" w:hAnsi="Times New Roman" w:eastAsia="FangSong" w:cs="Times New Roman"/>
@@ -19930,12 +19930,12 @@
         </w:rPr>
         <w:t>推断技术</w:t>
       </w:r>
-      <w:r>
-        <w:rPr>
-          <w:rFonts w:ascii="Times New Roman" w:hAnsi="Times New Roman" w:eastAsia="Times New Roman" w:cs="Times New Roman"/>
-        </w:rPr>
-        <w:t xml:space="preserve"> </w:t>
-      </w:r>
+    </w:p>
+    <w:p>
+      <w:pPr>
+        <w:pStyle w:val="BodyText"/>
+        <w:ind w:firstLine="420"/>
+      </w:pPr>
       <w:r>
         <w:rPr>
           <w:rFonts w:hint="eastAsia" w:ascii="Times New Roman" w:hAnsi="Times New Roman" w:eastAsia="FangSong" w:cs="Times New Roman"/>
@@ -24089,12 +24089,12 @@
         </w:rPr>
         <w:t>-001</w:t>
       </w:r>
-      <w:r>
-        <w:rPr>
-          <w:rFonts w:ascii="Times New Roman" w:hAnsi="Times New Roman" w:eastAsia="Times New Roman" w:cs="Times New Roman"/>
-        </w:rPr>
-        <w:t xml:space="preserve"> </w:t>
-      </w:r>
+    </w:p>
+    <w:p>
+      <w:pPr>
+        <w:pStyle w:val="BodyText"/>
+        <w:ind w:firstLine="420"/>
+      </w:pPr>
       <w:r>
         <w:rPr>
           <w:rFonts w:hint="eastAsia" w:ascii="Times New Roman" w:hAnsi="Times New Roman" w:eastAsia="FangSong" w:cs="Times New Roman"/>
@@ -34482,12 +34482,12 @@
         </w:rPr>
         <w:t xml:space="preserve">）</w:t>
       </w:r>
-      <w:r>
-        <w:rPr>
-          <w:rFonts w:ascii="Times New Roman" w:hAnsi="Times New Roman" w:eastAsia="Times New Roman" w:cs="Times New Roman"/>
-        </w:rPr>
-        <w:t xml:space="preserve"> </w:t>
-      </w:r>
+    </w:p>
+    <w:p>
+      <w:pPr>
+        <w:pStyle w:val="BodyText"/>
+        <w:ind w:firstLine="420"/>
+      </w:pPr>
       <w:r>
         <w:rPr>
           <w:rFonts w:ascii="Times New Roman" w:hAnsi="Times New Roman" w:eastAsia="Times New Roman" w:cs="Times New Roman"/>
@@ -34512,12 +34512,12 @@
         </w:rPr>
         <w:t xml:space="preserve"> &lt; Y &lt; W</w:t>
       </w:r>
-      <w:r>
-        <w:rPr>
-          <w:rFonts w:ascii="Times New Roman" w:hAnsi="Times New Roman" w:eastAsia="Times New Roman" w:cs="Times New Roman"/>
-        </w:rPr>
-        <w:t xml:space="preserve"> </w:t>
-      </w:r>
+    </w:p>
+    <w:p>
+      <w:pPr>
+        <w:pStyle w:val="BodyText"/>
+        <w:ind w:firstLine="420"/>
+      </w:pPr>
       <w:r>
         <w:rPr>
           <w:rFonts w:ascii="Times New Roman" w:hAnsi="Times New Roman" w:eastAsia="Times New Roman" w:cs="Times New Roman"/>
@@ -34542,12 +34542,12 @@
         </w:rPr>
         <w:t xml:space="preserve"> &gt; r(Y) &gt; r(Z)</w:t>
       </w:r>
-      <w:r>
-        <w:rPr>
-          <w:rFonts w:ascii="Times New Roman" w:hAnsi="Times New Roman" w:eastAsia="Times New Roman" w:cs="Times New Roman"/>
-        </w:rPr>
-        <w:t xml:space="preserve"> </w:t>
-      </w:r>
+    </w:p>
+    <w:p>
+      <w:pPr>
+        <w:pStyle w:val="BodyText"/>
+        <w:ind w:firstLine="420"/>
+      </w:pPr>
       <w:r>
         <w:rPr>
           <w:rFonts w:ascii="Times New Roman" w:hAnsi="Times New Roman" w:eastAsia="Times New Roman" w:cs="Times New Roman"/>
@@ -34560,12 +34560,12 @@
         </w:rPr>
         <w:t xml:space="preserve">四种元素均能与氢元素形成含非极性键的二元化合物</w:t>
       </w:r>
-      <w:r>
-        <w:rPr>
-          <w:rFonts w:ascii="Times New Roman" w:hAnsi="Times New Roman" w:eastAsia="Times New Roman" w:cs="Times New Roman"/>
-        </w:rPr>
-        <w:t xml:space="preserve"> </w:t>
-      </w:r>
+    </w:p>
+    <w:p>
+      <w:pPr>
+        <w:pStyle w:val="BodyText"/>
+        <w:ind w:firstLine="420"/>
+      </w:pPr>
       <w:r>
         <w:rPr>
           <w:rFonts w:ascii="Times New Roman" w:hAnsi="Times New Roman" w:eastAsia="Times New Roman" w:cs="Times New Roman"/>
@@ -34783,12 +34783,11 @@
         </w:rPr>
         <w:t xml:space="preserve">）</w:t>
       </w:r>
-      <w:r>
-        <w:rPr>
-          <w:rFonts w:ascii="Times New Roman" w:hAnsi="Times New Roman" w:eastAsia="Times New Roman" w:cs="Times New Roman"/>
-        </w:rPr>
-        <w:t xml:space="preserve"> </w:t>
-      </w:r>
+    </w:p>
+    <w:p>
+      <w:pPr>
+        <w:pStyle w:val="BodyText"/>
+      </w:pPr>
       <w:r>
         <w:rPr>
           <w:rFonts w:ascii="Times New Roman" w:hAnsi="Times New Roman" w:eastAsia="Times New Roman" w:cs="Times New Roman"/>

--- a/06-学生侧材料/讲义/学生专用版/5-无机化学/元素推断综合训练-超级充实版（学生专用版）.docx
+++ b/06-学生侧材料/讲义/学生专用版/5-无机化学/元素推断综合训练-超级充实版（学生专用版）.docx
@@ -16250,14 +16250,14 @@
               </w:rPr>
               <w:drawing>
                 <wp:inline>
-                  <wp:extent cx="2667000" cy="680367"/>
+                  <wp:extent cx="2667000" cy="553528"/>
                   <wp:effectExtent b="0" l="0" r="0" t="0"/>
                   <wp:docPr descr="" title="" id="28" name="Picture"/>
                   <a:graphic>
                     <a:graphicData uri="http://schemas.openxmlformats.org/drawingml/2006/picture">
                       <pic:pic>
                         <pic:nvPicPr>
-                          <pic:cNvPr descr="4a925939012766aa8af87011ce54628273d8fa55a687da41ec12611d656b5155.png" id="29" name="Picture"/>
+                          <pic:cNvPr descr="ab939e770450f9c9c95d8bc32332a24f73333d8ca517c90e4c4eb43574f4440e.jpg" id="29" name="Picture"/>
                           <pic:cNvPicPr>
                             <a:picLocks noChangeArrowheads="1" noChangeAspect="1"/>
                           </pic:cNvPicPr>
@@ -16271,7 +16271,7 @@
                         <pic:spPr bwMode="auto">
                           <a:xfrm>
                             <a:off x="0" y="0"/>
-                            <a:ext cx="2667000" cy="680367"/>
+                            <a:ext cx="2667000" cy="553528"/>
                           </a:xfrm>
                           <a:prstGeom prst="rect">
                             <a:avLst/>

--- a/06-学生侧材料/讲义/学生专用版/5-无机化学/元素推断综合训练-超级充实版（学生专用版）.docx
+++ b/06-学生侧材料/讲义/学生专用版/5-无机化学/元素推断综合训练-超级充实版（学生专用版）.docx
@@ -2840,10 +2840,10 @@
         </w:tblBorders>
       </w:tblPr>
       <w:tblGrid>
-        <w:gridCol w:w="1863"/>
-        <w:gridCol w:w="1863"/>
-        <w:gridCol w:w="2329"/>
-        <w:gridCol w:w="1863"/>
+        <w:gridCol w:w="1188"/>
+        <w:gridCol w:w="3036"/>
+        <w:gridCol w:w="1188"/>
+        <w:gridCol w:w="2508"/>
       </w:tblGrid>
       <w:tr>
         <w:trPr>

--- a/06-学生侧材料/讲义/学生专用版/5-无机化学/元素推断综合训练-超级充实版（学生专用版）.docx
+++ b/06-学生侧材料/讲义/学生专用版/5-无机化学/元素推断综合训练-超级充实版（学生专用版）.docx
@@ -4346,19 +4346,7 @@
               <w:rPr>
                 <w:rFonts w:hint="eastAsia" w:ascii="Times New Roman" w:hAnsi="Times New Roman" w:eastAsia="FangSong" w:cs="Times New Roman"/>
               </w:rPr>
-              <w:t>白色固体</w:t>
-            </w:r>
-            <w:r>
-              <w:rPr>
-                <w:rFonts w:hint="eastAsia" w:ascii="Times New Roman" w:hAnsi="Times New Roman" w:eastAsia="Times New Roman" w:cs="Times New Roman"/>
-              </w:rPr>
-              <w:t>/</w:t>
-            </w:r>
-            <w:r>
-              <w:rPr>
-                <w:rFonts w:hint="eastAsia" w:ascii="Times New Roman" w:hAnsi="Times New Roman" w:eastAsia="FangSong" w:cs="Times New Roman"/>
-              </w:rPr>
-              <w:t>沉淀</w:t>
+              <w:t xml:space="preserve">白色固体</w:t>
             </w:r>
           </w:p>
         </w:tc>
@@ -4513,7 +4501,7 @@
               <w:rPr>
                 <w:rFonts w:hint="eastAsia" w:ascii="Times New Roman" w:hAnsi="Times New Roman" w:eastAsia="FangSong" w:cs="Times New Roman"/>
               </w:rPr>
-              <w:t>加酸</w:t>
+              <w:t>沉淀加酸</w:t>
             </w:r>
             <w:r>
               <w:rPr>
